--- a/01-电源电路/03-整流滤波电路/电容滤波电路/电容滤波电路.docx
+++ b/01-电源电路/03-整流滤波电路/电容滤波电路/电容滤波电路.docx
@@ -2209,6 +2209,20 @@
     </w:p>
     <w:bookmarkEnd w:id="26"/>
     <w:bookmarkEnd w:id="27"/>
+    <w:p>
+      <w:pPr>
+        <w:spacing w:before="360"/>
+        <w:jc w:val="center"/>
+      </w:pPr>
+      <w:r>
+        <w:rPr>
+          <w:rFonts w:ascii="Times New Roman" w:hAnsi="Times New Roman"/>
+          <w:color w:val="555555"/>
+          <w:sz w:val="21"/>
+        </w:rPr>
+        <w:t>材料收集者：杜文杰</w:t>
+      </w:r>
+    </w:p>
     <w:sectPr>
       <w:headerReference r:id="rId9" w:type="default"/>
       <w:footerReference r:id="rId10" w:type="default"/>

--- a/01-电源电路/03-整流滤波电路/电容滤波电路/电容滤波电路.docx
+++ b/01-电源电路/03-整流滤波电路/电容滤波电路/电容滤波电路.docx
@@ -1,6 +1,6 @@
 
 <file path=word/document.xml><?xml version="1.0" encoding="utf-8"?>
-<w:document xmlns:w="http://schemas.openxmlformats.org/wordprocessingml/2006/main" xmlns:m="http://schemas.openxmlformats.org/officeDocument/2006/math" xmlns:r="http://schemas.openxmlformats.org/officeDocument/2006/relationships" xmlns:o="urn:schemas-microsoft-com:office:office" xmlns:v="urn:schemas-microsoft-com:vml" xmlns:w10="urn:schemas-microsoft-com:office:word" xmlns:a="http://schemas.openxmlformats.org/drawingml/2006/main" xmlns:pic="http://schemas.openxmlformats.org/drawingml/2006/picture" xmlns:wp="http://schemas.openxmlformats.org/drawingml/2006/wordprocessingDrawing">
+<w:document xmlns:m="http://schemas.openxmlformats.org/officeDocument/2006/math" xmlns:r="http://schemas.openxmlformats.org/officeDocument/2006/relationships" xmlns:w="http://schemas.openxmlformats.org/wordprocessingml/2006/main" xmlns:o="urn:schemas-microsoft-com:office:office" xmlns:v="urn:schemas-microsoft-com:vml" xmlns:w10="urn:schemas-microsoft-com:office:word" xmlns:a="http://schemas.openxmlformats.org/drawingml/2006/main" xmlns:pic="http://schemas.openxmlformats.org/drawingml/2006/picture" xmlns:wp="http://schemas.openxmlformats.org/drawingml/2006/wordprocessingDrawing">
   <w:body>
     <w:bookmarkStart w:id="27" w:name="电容滤波电路"/>
     <w:p>
@@ -9,7 +9,7 @@
       </w:pPr>
       <w:r>
         <w:rPr>
-          <w:rFonts w:hint="eastAsia"/>
+          <w:rFonts w:hint="eastAsia" w:eastAsia="黑体"/>
         </w:rPr>
         <w:t xml:space="preserve">电容滤波电路</w:t>
       </w:r>
@@ -21,7 +21,7 @@
       </w:pPr>
       <w:r>
         <w:rPr>
-          <w:rFonts w:hint="eastAsia"/>
+          <w:rFonts w:hint="eastAsia" w:eastAsia="黑体"/>
         </w:rPr>
         <w:t xml:space="preserve">拓扑描述</w:t>
       </w:r>
@@ -32,11 +32,14 @@
       </w:pPr>
       <w:r>
         <w:rPr>
-          <w:rFonts w:hint="eastAsia"/>
+          <w:rFonts w:hint="eastAsia" w:eastAsia="黑体"/>
         </w:rPr>
         <w:t xml:space="preserve">由整流器输出与负载电阻</w:t>
       </w:r>
       <w:r>
+        <w:rPr>
+          <w:rFonts w:eastAsia="黑体"/>
+        </w:rPr>
         <w:t xml:space="preserve"> </w:t>
       </w:r>
       <m:oMath>
@@ -54,35 +57,44 @@
         </m:sSub>
       </m:oMath>
       <w:r>
+        <w:rPr>
+          <w:rFonts w:eastAsia="黑体"/>
+        </w:rPr>
         <w:t xml:space="preserve"> </w:t>
       </w:r>
       <w:r>
         <w:rPr>
-          <w:rFonts w:hint="eastAsia"/>
+          <w:rFonts w:hint="eastAsia" w:eastAsia="黑体"/>
         </w:rPr>
         <w:t xml:space="preserve">之间并联的滤波电容</w:t>
       </w:r>
       <w:r>
+        <w:rPr>
+          <w:rFonts w:eastAsia="黑体"/>
+        </w:rPr>
         <w:t xml:space="preserve"> C </w:t>
       </w:r>
       <w:r>
         <w:rPr>
-          <w:rFonts w:hint="eastAsia"/>
+          <w:rFonts w:hint="eastAsia" w:eastAsia="黑体"/>
         </w:rPr>
         <w:t xml:space="preserve">组成的一阶无源滤波器。电路共有</w:t>
       </w:r>
       <w:r>
+        <w:rPr>
+          <w:rFonts w:eastAsia="黑体"/>
+        </w:rPr>
         <w:t xml:space="preserve"> 3 </w:t>
       </w:r>
       <w:r>
         <w:rPr>
-          <w:rFonts w:hint="eastAsia"/>
+          <w:rFonts w:hint="eastAsia" w:eastAsia="黑体"/>
         </w:rPr>
         <w:t xml:space="preserve">个关键节点：</w:t>
       </w:r>
       <w:r>
         <w:rPr>
-          <w:rFonts w:hint="eastAsia"/>
+          <w:rFonts w:hint="eastAsia" w:eastAsia="黑体"/>
           <w:b/>
           <w:bCs/>
         </w:rPr>
@@ -90,6 +102,7 @@
       </w:r>
       <w:r>
         <w:rPr>
+          <w:rFonts w:eastAsia="黑体"/>
           <w:b/>
           <w:bCs/>
         </w:rPr>
@@ -97,7 +110,7 @@
       </w:r>
       <w:r>
         <w:rPr>
-          <w:rFonts w:hint="eastAsia"/>
+          <w:rFonts w:hint="eastAsia" w:eastAsia="黑体"/>
           <w:b/>
           <w:bCs/>
         </w:rPr>
@@ -105,16 +118,19 @@
       </w:r>
       <w:r>
         <w:rPr>
-          <w:rFonts w:hint="eastAsia"/>
+          <w:rFonts w:hint="eastAsia" w:eastAsia="黑体"/>
         </w:rPr>
         <w:t xml:space="preserve">（整流器正输出、C</w:t>
       </w:r>
       <w:r>
+        <w:rPr>
+          <w:rFonts w:eastAsia="黑体"/>
+        </w:rPr>
         <w:t xml:space="preserve"> </w:t>
       </w:r>
       <w:r>
         <w:rPr>
-          <w:rFonts w:hint="eastAsia"/>
+          <w:rFonts w:hint="eastAsia" w:eastAsia="黑体"/>
         </w:rPr>
         <w:t xml:space="preserve">一端、</w:t>
       </w:r>
@@ -133,17 +149,20 @@
         </m:sSub>
       </m:oMath>
       <w:r>
+        <w:rPr>
+          <w:rFonts w:eastAsia="黑体"/>
+        </w:rPr>
         <w:t xml:space="preserve"> </w:t>
       </w:r>
       <w:r>
         <w:rPr>
-          <w:rFonts w:hint="eastAsia"/>
+          <w:rFonts w:hint="eastAsia" w:eastAsia="黑体"/>
         </w:rPr>
         <w:t xml:space="preserve">一端相连）；</w:t>
       </w:r>
       <w:r>
         <w:rPr>
-          <w:rFonts w:hint="eastAsia"/>
+          <w:rFonts w:hint="eastAsia" w:eastAsia="黑体"/>
           <w:b/>
           <w:bCs/>
         </w:rPr>
@@ -151,6 +170,7 @@
       </w:r>
       <w:r>
         <w:rPr>
+          <w:rFonts w:eastAsia="黑体"/>
           <w:b/>
           <w:bCs/>
         </w:rPr>
@@ -158,7 +178,7 @@
       </w:r>
       <w:r>
         <w:rPr>
-          <w:rFonts w:hint="eastAsia"/>
+          <w:rFonts w:hint="eastAsia" w:eastAsia="黑体"/>
           <w:b/>
           <w:bCs/>
         </w:rPr>
@@ -166,16 +186,19 @@
       </w:r>
       <w:r>
         <w:rPr>
-          <w:rFonts w:hint="eastAsia"/>
+          <w:rFonts w:hint="eastAsia" w:eastAsia="黑体"/>
         </w:rPr>
         <w:t xml:space="preserve">（整流器负输出、C</w:t>
       </w:r>
       <w:r>
+        <w:rPr>
+          <w:rFonts w:eastAsia="黑体"/>
+        </w:rPr>
         <w:t xml:space="preserve"> </w:t>
       </w:r>
       <w:r>
         <w:rPr>
-          <w:rFonts w:hint="eastAsia"/>
+          <w:rFonts w:hint="eastAsia" w:eastAsia="黑体"/>
         </w:rPr>
         <w:t xml:space="preserve">另一端、</w:t>
       </w:r>
@@ -194,15 +217,21 @@
         </m:sSub>
       </m:oMath>
       <w:r>
+        <w:rPr>
+          <w:rFonts w:eastAsia="黑体"/>
+        </w:rPr>
         <w:t xml:space="preserve"> </w:t>
       </w:r>
       <w:r>
         <w:rPr>
-          <w:rFonts w:hint="eastAsia"/>
+          <w:rFonts w:hint="eastAsia" w:eastAsia="黑体"/>
         </w:rPr>
         <w:t xml:space="preserve">另一端相连）；输出</w:t>
       </w:r>
       <w:r>
+        <w:rPr>
+          <w:rFonts w:eastAsia="黑体"/>
+        </w:rPr>
         <w:t xml:space="preserve"> </w:t>
       </w:r>
       <m:oMath>
@@ -226,15 +255,21 @@
         </m:sSub>
       </m:oMath>
       <w:r>
+        <w:rPr>
+          <w:rFonts w:eastAsia="黑体"/>
+        </w:rPr>
         <w:t xml:space="preserve"> </w:t>
       </w:r>
       <w:r>
         <w:rPr>
-          <w:rFonts w:hint="eastAsia"/>
+          <w:rFonts w:hint="eastAsia" w:eastAsia="黑体"/>
         </w:rPr>
         <w:t xml:space="preserve">即</w:t>
       </w:r>
       <w:r>
+        <w:rPr>
+          <w:rFonts w:eastAsia="黑体"/>
+        </w:rPr>
         <w:t xml:space="preserve"> </w:t>
       </w:r>
       <m:oMath>
@@ -252,11 +287,14 @@
         </m:sSub>
       </m:oMath>
       <w:r>
+        <w:rPr>
+          <w:rFonts w:eastAsia="黑体"/>
+        </w:rPr>
         <w:t xml:space="preserve"> </w:t>
       </w:r>
       <w:r>
         <w:rPr>
-          <w:rFonts w:hint="eastAsia"/>
+          <w:rFonts w:hint="eastAsia" w:eastAsia="黑体"/>
         </w:rPr>
         <w:t xml:space="preserve">两端（节点①与节点②之间）。</w:t>
       </w:r>
@@ -265,23 +303,27 @@
       <w:pPr/>
       <w:r>
         <w:rPr>
-          <w:rFonts w:hint="eastAsia"/>
+          <w:rFonts w:hint="eastAsia" w:eastAsia="黑体"/>
         </w:rPr>
         <w:t xml:space="preserve">各元件管脚连接：</w:t>
       </w:r>
       <w:r>
         <w:rPr>
+          <w:rFonts w:eastAsia="黑体"/>
           <w:b/>
           <w:bCs/>
         </w:rPr>
         <w:t xml:space="preserve">C</w:t>
       </w:r>
       <w:r>
+        <w:rPr>
+          <w:rFonts w:eastAsia="黑体"/>
+        </w:rPr>
         <w:t xml:space="preserve"> </w:t>
       </w:r>
       <w:r>
         <w:rPr>
-          <w:rFonts w:hint="eastAsia"/>
+          <w:rFonts w:hint="eastAsia" w:eastAsia="黑体"/>
         </w:rPr>
         <w:t xml:space="preserve">一端接整流输出节点、另一端接地节点；</w:t>
       </w:r>
@@ -300,17 +342,20 @@
         </m:sSub>
       </m:oMath>
       <w:r>
+        <w:rPr>
+          <w:rFonts w:eastAsia="黑体"/>
+        </w:rPr>
         <w:t xml:space="preserve"> </w:t>
       </w:r>
       <w:r>
         <w:rPr>
-          <w:rFonts w:hint="eastAsia"/>
+          <w:rFonts w:hint="eastAsia" w:eastAsia="黑体"/>
         </w:rPr>
         <w:t xml:space="preserve">一端接整流输出节点、另一端接地节点；</w:t>
       </w:r>
       <w:r>
         <w:rPr>
-          <w:rFonts w:hint="eastAsia"/>
+          <w:rFonts w:hint="eastAsia" w:eastAsia="黑体"/>
           <w:b/>
           <w:bCs/>
         </w:rPr>
@@ -318,29 +363,38 @@
       </w:r>
       <w:r>
         <w:rPr>
-          <w:rFonts w:hint="eastAsia"/>
+          <w:rFonts w:hint="eastAsia" w:eastAsia="黑体"/>
         </w:rPr>
         <w:t xml:space="preserve">正输出端接整流输出节点、负输出端接地节点。整流后的脉动电压在高于电容电压时经整流器给</w:t>
       </w:r>
       <w:r>
+        <w:rPr>
+          <w:rFonts w:eastAsia="黑体"/>
+        </w:rPr>
         <w:t xml:space="preserve"> C </w:t>
       </w:r>
       <w:r>
         <w:rPr>
-          <w:rFonts w:hint="eastAsia"/>
+          <w:rFonts w:hint="eastAsia" w:eastAsia="黑体"/>
         </w:rPr>
         <w:t xml:space="preserve">充电到接近峰值，低于时由</w:t>
       </w:r>
       <w:r>
+        <w:rPr>
+          <w:rFonts w:eastAsia="黑体"/>
+        </w:rPr>
         <w:t xml:space="preserve"> C </w:t>
       </w:r>
       <w:r>
         <w:rPr>
-          <w:rFonts w:hint="eastAsia"/>
+          <w:rFonts w:hint="eastAsia" w:eastAsia="黑体"/>
         </w:rPr>
         <w:t xml:space="preserve">经</w:t>
       </w:r>
       <w:r>
+        <w:rPr>
+          <w:rFonts w:eastAsia="黑体"/>
+        </w:rPr>
         <w:t xml:space="preserve"> </w:t>
       </w:r>
       <m:oMath>
@@ -358,11 +412,14 @@
         </m:sSub>
       </m:oMath>
       <w:r>
+        <w:rPr>
+          <w:rFonts w:eastAsia="黑体"/>
+        </w:rPr>
         <w:t xml:space="preserve"> </w:t>
       </w:r>
       <w:r>
         <w:rPr>
-          <w:rFonts w:hint="eastAsia"/>
+          <w:rFonts w:hint="eastAsia" w:eastAsia="黑体"/>
         </w:rPr>
         <w:t xml:space="preserve">缓慢放电，从而把脉动电压”填平”。</w:t>
       </w:r>
@@ -371,7 +428,7 @@
       <w:pPr/>
       <w:r>
         <w:rPr>
-          <w:rFonts w:hint="eastAsia"/>
+          <w:rFonts w:hint="eastAsia" w:eastAsia="黑体"/>
         </w:rPr>
         <w:t xml:space="preserve">由此构成”电容与负载并联、跨接在整流输出两端”的一阶电容滤波组态，利用电容充放电平滑脉动电压，输出为较稳定的直流，是最常用、最简单的整流电源滤波方式。</w:t>
       </w:r>
@@ -384,7 +441,7 @@
       </w:pPr>
       <w:r>
         <w:rPr>
-          <w:rFonts w:hint="eastAsia"/>
+          <w:rFonts w:hint="eastAsia" w:eastAsia="黑体"/>
         </w:rPr>
         <w:t xml:space="preserve">工作原理</w:t>
       </w:r>
@@ -395,7 +452,7 @@
       </w:pPr>
       <w:r>
         <w:rPr>
-          <w:rFonts w:hint="eastAsia"/>
+          <w:rFonts w:hint="eastAsia" w:eastAsia="黑体"/>
         </w:rPr>
         <w:t xml:space="preserve">整流输出电压高于电容电压时，二极管导通、电容充电至接近峰值；电压下降时电容经负载缓慢放电，维持输出电压。电容在峰值附近充电、其余时间放电，从而把脉动电压”填平”，减小纹波。</w:t>
       </w:r>
@@ -408,7 +465,7 @@
       </w:pPr>
       <w:r>
         <w:rPr>
-          <w:rFonts w:hint="eastAsia"/>
+          <w:rFonts w:hint="eastAsia" w:eastAsia="黑体"/>
         </w:rPr>
         <w:t xml:space="preserve">关键计算公式</w:t>
       </w:r>
@@ -422,7 +479,7 @@
       </w:pPr>
       <w:r>
         <w:rPr>
-          <w:rFonts w:hint="eastAsia"/>
+          <w:rFonts w:hint="eastAsia" w:eastAsia="黑体"/>
         </w:rPr>
         <w:t xml:space="preserve">输出直流（平均值，近似）：</w:t>
       </w:r>
@@ -527,7 +584,7 @@
       </w:pPr>
       <w:r>
         <w:rPr>
-          <w:rFonts w:hint="eastAsia"/>
+          <w:rFonts w:hint="eastAsia" w:eastAsia="黑体"/>
         </w:rPr>
         <w:t xml:space="preserve">纹波电压（近似）：</w:t>
       </w:r>
@@ -623,7 +680,7 @@
       </w:pPr>
       <w:r>
         <w:rPr>
-          <w:rFonts w:hint="eastAsia"/>
+          <w:rFonts w:hint="eastAsia" w:eastAsia="黑体"/>
         </w:rPr>
         <w:t xml:space="preserve">输出纹波峰-峰值：</w:t>
       </w:r>
@@ -707,11 +764,14 @@
       </w:pPr>
       <w:r>
         <w:rPr>
-          <w:rFonts w:hint="eastAsia"/>
+          <w:rFonts w:hint="eastAsia" w:eastAsia="黑体"/>
         </w:rPr>
         <w:t xml:space="preserve">式中</w:t>
       </w:r>
       <w:r>
+        <w:rPr>
+          <w:rFonts w:eastAsia="黑体"/>
+        </w:rPr>
         <w:t xml:space="preserve"> </w:t>
       </w:r>
       <m:oMath>
@@ -729,15 +789,21 @@
         </m:sSub>
       </m:oMath>
       <w:r>
+        <w:rPr>
+          <w:rFonts w:eastAsia="黑体"/>
+        </w:rPr>
         <w:t xml:space="preserve"> </w:t>
       </w:r>
       <w:r>
         <w:rPr>
-          <w:rFonts w:hint="eastAsia"/>
+          <w:rFonts w:hint="eastAsia" w:eastAsia="黑体"/>
         </w:rPr>
         <w:t xml:space="preserve">为纹波频率（全波整流取</w:t>
       </w:r>
       <w:r>
+        <w:rPr>
+          <w:rFonts w:eastAsia="黑体"/>
+        </w:rPr>
         <w:t xml:space="preserve"> </w:t>
       </w:r>
       <m:oMath>
@@ -750,11 +816,14 @@
       </m:oMath>
       <w:r>
         <w:rPr>
-          <w:rFonts w:hint="eastAsia"/>
+          <w:rFonts w:hint="eastAsia" w:eastAsia="黑体"/>
         </w:rPr>
         <w:t xml:space="preserve">，半波整流取</w:t>
       </w:r>
       <w:r>
+        <w:rPr>
+          <w:rFonts w:eastAsia="黑体"/>
+        </w:rPr>
         <w:t xml:space="preserve"> </w:t>
       </w:r>
       <m:oMath>
@@ -764,13 +833,13 @@
       </m:oMath>
       <w:r>
         <w:rPr>
-          <w:rFonts w:hint="eastAsia"/>
+          <w:rFonts w:hint="eastAsia" w:eastAsia="黑体"/>
         </w:rPr>
         <w:t xml:space="preserve">）。峰-峰值计算：</w:t>
       </w:r>
       <w:r>
         <w:rPr>
-          <w:rFonts w:hint="eastAsia"/>
+          <w:rFonts w:hint="eastAsia" w:eastAsia="黑体"/>
           <w:b/>
           <w:bCs/>
         </w:rPr>
@@ -778,11 +847,14 @@
       </w:r>
       <w:r>
         <w:rPr>
-          <w:rFonts w:hint="eastAsia"/>
+          <w:rFonts w:hint="eastAsia" w:eastAsia="黑体"/>
         </w:rPr>
         <w:t xml:space="preserve">用</w:t>
       </w:r>
       <w:r>
+        <w:rPr>
+          <w:rFonts w:eastAsia="黑体"/>
+        </w:rPr>
         <w:t xml:space="preserve"> </w:t>
       </w:r>
       <m:oMath>
@@ -846,13 +918,13 @@
       </m:oMath>
       <w:r>
         <w:rPr>
-          <w:rFonts w:hint="eastAsia"/>
+          <w:rFonts w:hint="eastAsia" w:eastAsia="黑体"/>
         </w:rPr>
         <w:t xml:space="preserve">，</w:t>
       </w:r>
       <w:r>
         <w:rPr>
-          <w:rFonts w:hint="eastAsia"/>
+          <w:rFonts w:hint="eastAsia" w:eastAsia="黑体"/>
           <w:b/>
           <w:bCs/>
         </w:rPr>
@@ -860,11 +932,14 @@
       </w:r>
       <w:r>
         <w:rPr>
-          <w:rFonts w:hint="eastAsia"/>
+          <w:rFonts w:hint="eastAsia" w:eastAsia="黑体"/>
         </w:rPr>
         <w:t xml:space="preserve">用</w:t>
       </w:r>
       <w:r>
+        <w:rPr>
+          <w:rFonts w:eastAsia="黑体"/>
+        </w:rPr>
         <w:t xml:space="preserve"> </w:t>
       </w:r>
       <m:oMath>
@@ -930,6 +1005,9 @@
         </m:f>
       </m:oMath>
       <w:r>
+        <w:rPr>
+          <w:rFonts w:eastAsia="黑体"/>
+        </w:rPr>
         <w:t xml:space="preserve">。</w:t>
       </w:r>
     </w:p>
@@ -943,7 +1021,7 @@
       </w:pPr>
       <w:r>
         <w:rPr>
-          <w:rFonts w:hint="eastAsia"/>
+          <w:rFonts w:hint="eastAsia" w:eastAsia="黑体"/>
         </w:rPr>
         <w:t xml:space="preserve">时间常数：</w:t>
       </w:r>
@@ -1017,7 +1095,7 @@
             </w:pPr>
             <w:r>
               <w:rPr>
-                <w:rFonts w:hint="eastAsia"/>
+                <w:rFonts w:hint="eastAsia" w:eastAsia="黑体"/>
               </w:rPr>
               <w:t xml:space="preserve">符号</w:t>
             </w:r>
@@ -1031,7 +1109,7 @@
             </w:pPr>
             <w:r>
               <w:rPr>
-                <w:rFonts w:hint="eastAsia"/>
+                <w:rFonts w:hint="eastAsia" w:eastAsia="黑体"/>
               </w:rPr>
               <w:t xml:space="preserve">含义</w:t>
             </w:r>
@@ -1045,7 +1123,7 @@
             </w:pPr>
             <w:r>
               <w:rPr>
-                <w:rFonts w:hint="eastAsia"/>
+                <w:rFonts w:hint="eastAsia" w:eastAsia="黑体"/>
               </w:rPr>
               <w:t xml:space="preserve">单位</w:t>
             </w:r>
@@ -1074,6 +1152,9 @@
               </m:sSub>
             </m:oMath>
             <w:r>
+              <w:rPr>
+                <w:rFonts w:eastAsia="黑体"/>
+              </w:rPr>
               <w:t xml:space="preserve">​</w:t>
             </w:r>
           </w:p>
@@ -1086,7 +1167,7 @@
             </w:pPr>
             <w:r>
               <w:rPr>
-                <w:rFonts w:hint="eastAsia"/>
+                <w:rFonts w:hint="eastAsia" w:eastAsia="黑体"/>
               </w:rPr>
               <w:t xml:space="preserve">整流输出峰值电压</w:t>
             </w:r>
@@ -1099,6 +1180,9 @@
               <w:pStyle w:val="Compact"/>
             </w:pPr>
             <w:r>
+              <w:rPr>
+                <w:rFonts w:eastAsia="黑体"/>
+              </w:rPr>
               <w:t xml:space="preserve">V</w:t>
             </w:r>
           </w:p>
@@ -1129,6 +1213,9 @@
               </m:sSub>
             </m:oMath>
             <w:r>
+              <w:rPr>
+                <w:rFonts w:eastAsia="黑体"/>
+              </w:rPr>
               <w:t xml:space="preserve">​</w:t>
             </w:r>
           </w:p>
@@ -1141,7 +1228,7 @@
             </w:pPr>
             <w:r>
               <w:rPr>
-                <w:rFonts w:hint="eastAsia"/>
+                <w:rFonts w:hint="eastAsia" w:eastAsia="黑体"/>
               </w:rPr>
               <w:t xml:space="preserve">输出直流电压</w:t>
             </w:r>
@@ -1154,6 +1241,9 @@
               <w:pStyle w:val="Compact"/>
             </w:pPr>
             <w:r>
+              <w:rPr>
+                <w:rFonts w:eastAsia="黑体"/>
+              </w:rPr>
               <w:t xml:space="preserve">V</w:t>
             </w:r>
           </w:p>
@@ -1196,6 +1286,9 @@
               </m:sSub>
             </m:oMath>
             <w:r>
+              <w:rPr>
+                <w:rFonts w:eastAsia="黑体"/>
+              </w:rPr>
               <w:t xml:space="preserve">​</w:t>
             </w:r>
           </w:p>
@@ -1208,7 +1301,7 @@
             </w:pPr>
             <w:r>
               <w:rPr>
-                <w:rFonts w:hint="eastAsia"/>
+                <w:rFonts w:hint="eastAsia" w:eastAsia="黑体"/>
               </w:rPr>
               <w:t xml:space="preserve">纹波电压</w:t>
             </w:r>
@@ -1221,6 +1314,9 @@
               <w:pStyle w:val="Compact"/>
             </w:pPr>
             <w:r>
+              <w:rPr>
+                <w:rFonts w:eastAsia="黑体"/>
+              </w:rPr>
               <w:t xml:space="preserve">V</w:t>
             </w:r>
           </w:p>
@@ -1248,6 +1344,9 @@
               </m:sSub>
             </m:oMath>
             <w:r>
+              <w:rPr>
+                <w:rFonts w:eastAsia="黑体"/>
+              </w:rPr>
               <w:t xml:space="preserve">​</w:t>
             </w:r>
           </w:p>
@@ -1260,7 +1359,7 @@
             </w:pPr>
             <w:r>
               <w:rPr>
-                <w:rFonts w:hint="eastAsia"/>
+                <w:rFonts w:hint="eastAsia" w:eastAsia="黑体"/>
               </w:rPr>
               <w:t xml:space="preserve">输出电流</w:t>
             </w:r>
@@ -1273,6 +1372,9 @@
               <w:pStyle w:val="Compact"/>
             </w:pPr>
             <w:r>
+              <w:rPr>
+                <w:rFonts w:eastAsia="黑体"/>
+              </w:rPr>
               <w:t xml:space="preserve">A</w:t>
             </w:r>
           </w:p>
@@ -1300,6 +1402,9 @@
               </m:sSub>
             </m:oMath>
             <w:r>
+              <w:rPr>
+                <w:rFonts w:eastAsia="黑体"/>
+              </w:rPr>
               <w:t xml:space="preserve">​</w:t>
             </w:r>
           </w:p>
@@ -1312,11 +1417,14 @@
             </w:pPr>
             <w:r>
               <w:rPr>
-                <w:rFonts w:hint="eastAsia"/>
+                <w:rFonts w:hint="eastAsia" w:eastAsia="黑体"/>
               </w:rPr>
               <w:t xml:space="preserve">纹波频率（全波为</w:t>
             </w:r>
             <w:r>
+              <w:rPr>
+                <w:rFonts w:eastAsia="黑体"/>
+              </w:rPr>
               <w:t xml:space="preserve"> </w:t>
             </w:r>
             <m:oMath>
@@ -1329,11 +1437,14 @@
             </m:oMath>
             <w:r>
               <w:rPr>
-                <w:rFonts w:hint="eastAsia"/>
+                <w:rFonts w:hint="eastAsia" w:eastAsia="黑体"/>
               </w:rPr>
               <w:t xml:space="preserve">，半波为</w:t>
             </w:r>
             <w:r>
+              <w:rPr>
+                <w:rFonts w:eastAsia="黑体"/>
+              </w:rPr>
               <w:t xml:space="preserve"> </w:t>
             </w:r>
             <m:oMath>
@@ -1343,7 +1454,7 @@
             </m:oMath>
             <w:r>
               <w:rPr>
-                <w:rFonts w:hint="eastAsia"/>
+                <w:rFonts w:hint="eastAsia" w:eastAsia="黑体"/>
               </w:rPr>
               <w:t xml:space="preserve">）</w:t>
             </w:r>
@@ -1356,6 +1467,9 @@
               <w:pStyle w:val="Compact"/>
             </w:pPr>
             <w:r>
+              <w:rPr>
+                <w:rFonts w:eastAsia="黑体"/>
+              </w:rPr>
               <w:t xml:space="preserve">Hz</w:t>
             </w:r>
           </w:p>
@@ -1374,6 +1488,9 @@
               </m:r>
             </m:oMath>
             <w:r>
+              <w:rPr>
+                <w:rFonts w:eastAsia="黑体"/>
+              </w:rPr>
               <w:t xml:space="preserve">​</w:t>
             </w:r>
           </w:p>
@@ -1386,7 +1503,7 @@
             </w:pPr>
             <w:r>
               <w:rPr>
-                <w:rFonts w:hint="eastAsia"/>
+                <w:rFonts w:hint="eastAsia" w:eastAsia="黑体"/>
               </w:rPr>
               <w:t xml:space="preserve">滤波电容</w:t>
             </w:r>
@@ -1399,6 +1516,9 @@
               <w:pStyle w:val="Compact"/>
             </w:pPr>
             <w:r>
+              <w:rPr>
+                <w:rFonts w:eastAsia="黑体"/>
+              </w:rPr>
               <w:t xml:space="preserve">F</w:t>
             </w:r>
           </w:p>
@@ -1413,7 +1533,7 @@
       </w:pPr>
       <w:r>
         <w:rPr>
-          <w:rFonts w:hint="eastAsia"/>
+          <w:rFonts w:hint="eastAsia" w:eastAsia="黑体"/>
         </w:rPr>
         <w:t xml:space="preserve">元件调整影响</w:t>
       </w:r>
@@ -1433,6 +1553,7 @@
       </m:oMath>
       <w:r>
         <w:rPr>
+          <w:rFonts w:eastAsia="黑体"/>
           <w:b/>
           <w:bCs/>
         </w:rPr>
@@ -1440,21 +1561,27 @@
       </w:r>
       <w:r>
         <w:rPr>
-          <w:rFonts w:hint="eastAsia"/>
+          <w:rFonts w:hint="eastAsia" w:eastAsia="黑体"/>
           <w:b/>
           <w:bCs/>
         </w:rPr>
         <w:t xml:space="preserve">增大</w:t>
       </w:r>
       <w:r>
+        <w:rPr>
+          <w:rFonts w:eastAsia="黑体"/>
+        </w:rPr>
         <w:t xml:space="preserve"> </w:t>
       </w:r>
       <w:r>
+        <w:rPr>
+          <w:rFonts w:eastAsia="黑体"/>
+        </w:rPr>
         <w:t xml:space="preserve">→ </w:t>
       </w:r>
       <w:r>
         <w:rPr>
-          <w:rFonts w:hint="eastAsia"/>
+          <w:rFonts w:hint="eastAsia" w:eastAsia="黑体"/>
         </w:rPr>
         <w:t xml:space="preserve">纹波减小、放电更平缓，但冲击电流与开机压降时间增大。</w:t>
       </w:r>
@@ -1483,6 +1610,7 @@
       </m:oMath>
       <w:r>
         <w:rPr>
+          <w:rFonts w:eastAsia="黑体"/>
           <w:b/>
           <w:bCs/>
         </w:rPr>
@@ -1490,21 +1618,27 @@
       </w:r>
       <w:r>
         <w:rPr>
-          <w:rFonts w:hint="eastAsia"/>
+          <w:rFonts w:hint="eastAsia" w:eastAsia="黑体"/>
           <w:b/>
           <w:bCs/>
         </w:rPr>
         <w:t xml:space="preserve">增大（负载加重）</w:t>
       </w:r>
       <w:r>
+        <w:rPr>
+          <w:rFonts w:eastAsia="黑体"/>
+        </w:rPr>
         <w:t xml:space="preserve"> </w:t>
       </w:r>
       <w:r>
+        <w:rPr>
+          <w:rFonts w:eastAsia="黑体"/>
+        </w:rPr>
         <w:t xml:space="preserve">→ </w:t>
       </w:r>
       <w:r>
         <w:rPr>
-          <w:rFonts w:hint="eastAsia"/>
+          <w:rFonts w:hint="eastAsia" w:eastAsia="黑体"/>
         </w:rPr>
         <w:t xml:space="preserve">纹波增大、平均电压下降，带载特性变差。</w:t>
       </w:r>
@@ -1533,6 +1667,7 @@
       </m:oMath>
       <w:r>
         <w:rPr>
+          <w:rFonts w:eastAsia="黑体"/>
           <w:b/>
           <w:bCs/>
         </w:rPr>
@@ -1540,21 +1675,27 @@
       </w:r>
       <w:r>
         <w:rPr>
-          <w:rFonts w:hint="eastAsia"/>
+          <w:rFonts w:hint="eastAsia" w:eastAsia="黑体"/>
           <w:b/>
           <w:bCs/>
         </w:rPr>
         <w:t xml:space="preserve">增大（负载变轻）</w:t>
       </w:r>
       <w:r>
+        <w:rPr>
+          <w:rFonts w:eastAsia="黑体"/>
+        </w:rPr>
         <w:t xml:space="preserve"> </w:t>
       </w:r>
       <w:r>
+        <w:rPr>
+          <w:rFonts w:eastAsia="黑体"/>
+        </w:rPr>
         <w:t xml:space="preserve">→ </w:t>
       </w:r>
       <w:r>
         <w:rPr>
-          <w:rFonts w:hint="eastAsia"/>
+          <w:rFonts w:hint="eastAsia" w:eastAsia="黑体"/>
         </w:rPr>
         <w:t xml:space="preserve">纹波减小、输出电压更接近峰值。</w:t>
       </w:r>
@@ -1569,7 +1710,7 @@
       </w:pPr>
       <w:r>
         <w:rPr>
-          <w:rFonts w:hint="eastAsia"/>
+          <w:rFonts w:hint="eastAsia" w:eastAsia="黑体"/>
         </w:rPr>
         <w:t xml:space="preserve">全波比半波纹波频率高一倍，同样电容下纹波更小。</w:t>
       </w:r>
@@ -1582,7 +1723,7 @@
       </w:pPr>
       <w:r>
         <w:rPr>
-          <w:rFonts w:hint="eastAsia"/>
+          <w:rFonts w:hint="eastAsia" w:eastAsia="黑体"/>
         </w:rPr>
         <w:t xml:space="preserve">典型参数示例</w:t>
       </w:r>
@@ -1597,11 +1738,14 @@
       </w:pPr>
       <w:r>
         <w:rPr>
-          <w:rFonts w:hint="eastAsia"/>
+          <w:rFonts w:hint="eastAsia" w:eastAsia="黑体"/>
         </w:rPr>
         <w:t xml:space="preserve">取</w:t>
       </w:r>
       <w:r>
+        <w:rPr>
+          <w:rFonts w:eastAsia="黑体"/>
+        </w:rPr>
         <w:t xml:space="preserve"> </w:t>
       </w:r>
       <m:oMath>
@@ -1638,6 +1782,9 @@
         </m:r>
       </m:oMath>
       <w:r>
+        <w:rPr>
+          <w:rFonts w:eastAsia="黑体"/>
+        </w:rPr>
         <w:t xml:space="preserve">、</w:t>
       </w:r>
       <m:oMath>
@@ -1674,6 +1821,9 @@
         </m:r>
       </m:oMath>
       <w:r>
+        <w:rPr>
+          <w:rFonts w:eastAsia="黑体"/>
+        </w:rPr>
         <w:t xml:space="preserve">、</w:t>
       </w:r>
       <m:oMath>
@@ -1710,6 +1860,9 @@
         </m:r>
       </m:oMath>
       <w:r>
+        <w:rPr>
+          <w:rFonts w:eastAsia="黑体"/>
+        </w:rPr>
         <w:t xml:space="preserve">、</w:t>
       </w:r>
       <m:oMath>
@@ -1741,7 +1894,7 @@
       </m:oMath>
       <w:r>
         <w:rPr>
-          <w:rFonts w:hint="eastAsia"/>
+          <w:rFonts w:hint="eastAsia" w:eastAsia="黑体"/>
         </w:rPr>
         <w:t xml:space="preserve">：</w:t>
       </w:r>
@@ -1848,6 +2001,9 @@
         </m:r>
       </m:oMath>
       <w:r>
+        <w:rPr>
+          <w:rFonts w:eastAsia="黑体"/>
+        </w:rPr>
         <w:t xml:space="preserve">。</w:t>
       </w:r>
     </w:p>
@@ -1861,11 +2017,14 @@
       </w:pPr>
       <w:r>
         <w:rPr>
-          <w:rFonts w:hint="eastAsia"/>
+          <w:rFonts w:hint="eastAsia" w:eastAsia="黑体"/>
         </w:rPr>
         <w:t xml:space="preserve">若把</w:t>
       </w:r>
       <w:r>
+        <w:rPr>
+          <w:rFonts w:eastAsia="黑体"/>
+        </w:rPr>
         <w:t xml:space="preserve"> </w:t>
       </w:r>
       <m:oMath>
@@ -1874,15 +2033,21 @@
         </m:r>
       </m:oMath>
       <w:r>
+        <w:rPr>
+          <w:rFonts w:eastAsia="黑体"/>
+        </w:rPr>
         <w:t xml:space="preserve"> </w:t>
       </w:r>
       <w:r>
         <w:rPr>
-          <w:rFonts w:hint="eastAsia"/>
+          <w:rFonts w:hint="eastAsia" w:eastAsia="黑体"/>
         </w:rPr>
         <w:t xml:space="preserve">增大到</w:t>
       </w:r>
       <w:r>
+        <w:rPr>
+          <w:rFonts w:eastAsia="黑体"/>
+        </w:rPr>
         <w:t xml:space="preserve"> </w:t>
       </w:r>
       <m:oMath>
@@ -1905,7 +2070,7 @@
       </m:oMath>
       <w:r>
         <w:rPr>
-          <w:rFonts w:hint="eastAsia"/>
+          <w:rFonts w:hint="eastAsia" w:eastAsia="黑体"/>
         </w:rPr>
         <w:t xml:space="preserve">：</w:t>
       </w:r>
@@ -2021,6 +2186,9 @@
         </m:r>
       </m:oMath>
       <w:r>
+        <w:rPr>
+          <w:rFonts w:eastAsia="黑体"/>
+        </w:rPr>
         <w:t xml:space="preserve">。</w:t>
       </w:r>
     </w:p>
@@ -2032,7 +2200,7 @@
       </w:pPr>
       <w:r>
         <w:rPr>
-          <w:rFonts w:hint="eastAsia"/>
+          <w:rFonts w:hint="eastAsia" w:eastAsia="黑体"/>
         </w:rPr>
         <w:t xml:space="preserve">常见器件型号</w:t>
       </w:r>
@@ -2047,16 +2215,19 @@
       </w:pPr>
       <w:r>
         <w:rPr>
-          <w:rFonts w:hint="eastAsia"/>
+          <w:rFonts w:hint="eastAsia" w:eastAsia="黑体"/>
         </w:rPr>
         <w:t xml:space="preserve">电容：电解电容（大容量）、X7R</w:t>
       </w:r>
       <w:r>
+        <w:rPr>
+          <w:rFonts w:eastAsia="黑体"/>
+        </w:rPr>
         <w:t xml:space="preserve"> </w:t>
       </w:r>
       <w:r>
         <w:rPr>
-          <w:rFonts w:hint="eastAsia"/>
+          <w:rFonts w:hint="eastAsia" w:eastAsia="黑体"/>
         </w:rPr>
         <w:t xml:space="preserve">陶瓷（高频旁路）。</w:t>
       </w:r>
@@ -2071,7 +2242,7 @@
       </w:pPr>
       <w:r>
         <w:rPr>
-          <w:rFonts w:hint="eastAsia"/>
+          <w:rFonts w:hint="eastAsia" w:eastAsia="黑体"/>
         </w:rPr>
         <w:t xml:space="preserve">常用：按需选型。</w:t>
       </w:r>
@@ -2084,7 +2255,7 @@
       </w:pPr>
       <w:r>
         <w:rPr>
-          <w:rFonts w:hint="eastAsia"/>
+          <w:rFonts w:hint="eastAsia" w:eastAsia="黑体"/>
         </w:rPr>
         <w:t xml:space="preserve">注意事项</w:t>
       </w:r>
@@ -2099,16 +2270,19 @@
       </w:pPr>
       <w:r>
         <w:rPr>
-          <w:rFonts w:hint="eastAsia"/>
+          <w:rFonts w:hint="eastAsia" w:eastAsia="黑体"/>
         </w:rPr>
         <w:t xml:space="preserve">电容耐压须</w:t>
       </w:r>
       <w:r>
+        <w:rPr>
+          <w:rFonts w:eastAsia="黑体"/>
+        </w:rPr>
         <w:t xml:space="preserve"> ≥ </w:t>
       </w:r>
       <w:r>
         <w:rPr>
-          <w:rFonts w:hint="eastAsia"/>
+          <w:rFonts w:hint="eastAsia" w:eastAsia="黑体"/>
         </w:rPr>
         <w:t xml:space="preserve">无负载时的峰值电压并留裕量。</w:t>
       </w:r>
@@ -2123,7 +2297,7 @@
       </w:pPr>
       <w:r>
         <w:rPr>
-          <w:rFonts w:hint="eastAsia"/>
+          <w:rFonts w:hint="eastAsia" w:eastAsia="黑体"/>
         </w:rPr>
         <w:t xml:space="preserve">开机时机电容充电电流很大，需考虑整流二极管冲击电流。</w:t>
       </w:r>
@@ -2138,16 +2312,19 @@
       </w:pPr>
       <w:r>
         <w:rPr>
-          <w:rFonts w:hint="eastAsia"/>
+          <w:rFonts w:hint="eastAsia" w:eastAsia="黑体"/>
         </w:rPr>
         <w:t xml:space="preserve">大电容</w:t>
       </w:r>
       <w:r>
+        <w:rPr>
+          <w:rFonts w:eastAsia="黑体"/>
+        </w:rPr>
         <w:t xml:space="preserve"> ESR </w:t>
       </w:r>
       <w:r>
         <w:rPr>
-          <w:rFonts w:hint="eastAsia"/>
+          <w:rFonts w:hint="eastAsia" w:eastAsia="黑体"/>
         </w:rPr>
         <w:t xml:space="preserve">影响高频纹波，可并联小陶瓷电容改善。</w:t>
       </w:r>
@@ -2162,7 +2339,7 @@
       </w:pPr>
       <w:r>
         <w:rPr>
-          <w:rFonts w:hint="eastAsia"/>
+          <w:rFonts w:hint="eastAsia" w:eastAsia="黑体"/>
         </w:rPr>
         <w:t xml:space="preserve">电容过大导致开机压降时间变长、浪涌电流大。</w:t>
       </w:r>
@@ -2175,7 +2352,7 @@
       </w:pPr>
       <w:r>
         <w:rPr>
-          <w:rFonts w:hint="eastAsia"/>
+          <w:rFonts w:hint="eastAsia" w:eastAsia="黑体"/>
         </w:rPr>
         <w:t xml:space="preserve">参考资料</w:t>
       </w:r>
@@ -2189,6 +2366,9 @@
         </w:numPr>
       </w:pPr>
       <w:r>
+        <w:rPr>
+          <w:rFonts w:eastAsia="黑体"/>
+        </w:rPr>
         <w:t xml:space="preserve">Wikipedia: Capacitor-input filter / Ripple (electrical)。</w:t>
       </w:r>
     </w:p>
@@ -2202,7 +2382,7 @@
       </w:pPr>
       <w:r>
         <w:rPr>
-          <w:rFonts w:hint="eastAsia"/>
+          <w:rFonts w:hint="eastAsia" w:eastAsia="黑体"/>
         </w:rPr>
         <w:t xml:space="preserve">《模拟电子技术基础》（童诗白、华成英）。</w:t>
       </w:r>
@@ -2216,11 +2396,11 @@
       </w:pPr>
       <w:r>
         <w:rPr>
-          <w:rFonts w:ascii="Times New Roman" w:hAnsi="Times New Roman"/>
+          <w:rFonts w:ascii="Times New Roman" w:hAnsi="Times New Roman" w:eastAsia="黑体"/>
           <w:color w:val="555555"/>
           <w:sz w:val="21"/>
         </w:rPr>
-        <w:t>材料收集者：杜文杰</w:t>
+        <w:t>材料收集者：杜文杰，WX手机：19519196569，QQ:3478827729</w:t>
       </w:r>
     </w:p>
     <w:sectPr>
@@ -2240,7 +2420,7 @@
 </file>
 
 <file path=word/footer1.xml><?xml version="1.0" encoding="utf-8"?>
-<w:ftr xmlns:m="http://schemas.openxmlformats.org/officeDocument/2006/math" xmlns:mc="http://schemas.openxmlformats.org/markup-compatibility/2006" xmlns:mo="http://schemas.microsoft.com/office/mac/office/2008/main" xmlns:mv="urn:schemas-microsoft-com:mac:vml" xmlns:o="urn:schemas-microsoft-com:office:office" xmlns:r="http://schemas.openxmlformats.org/officeDocument/2006/relationships" xmlns:v="urn:schemas-microsoft-com:vml" xmlns:w10="urn:schemas-microsoft-com:office:word" xmlns:w14="http://schemas.microsoft.com/office/word/2010/wordml" xmlns:w="http://schemas.openxmlformats.org/wordprocessingml/2006/main" xmlns:wne="http://schemas.microsoft.com/office/word/2006/wordml" xmlns:wp14="http://schemas.microsoft.com/office/word/2010/wordprocessingDrawing" xmlns:wp="http://schemas.openxmlformats.org/drawingml/2006/wordprocessingDrawing" xmlns:wpc="http://schemas.microsoft.com/office/word/2010/wordprocessingCanvas" xmlns:wpg="http://schemas.microsoft.com/office/word/2010/wordprocessingGroup" xmlns:wpi="http://schemas.microsoft.com/office/word/2010/wordprocessingInk" xmlns:wps="http://schemas.microsoft.com/office/word/2010/wordprocessingShape" mc:Ignorable="w14 wp14">
+<w:ftr xmlns:mc="http://schemas.openxmlformats.org/markup-compatibility/2006" xmlns:w="http://schemas.openxmlformats.org/wordprocessingml/2006/main" xmlns:m="http://schemas.openxmlformats.org/officeDocument/2006/math" xmlns:mo="http://schemas.microsoft.com/office/mac/office/2008/main" xmlns:mv="urn:schemas-microsoft-com:mac:vml" xmlns:o="urn:schemas-microsoft-com:office:office" xmlns:r="http://schemas.openxmlformats.org/officeDocument/2006/relationships" xmlns:v="urn:schemas-microsoft-com:vml" xmlns:w10="urn:schemas-microsoft-com:office:word" xmlns:w14="http://schemas.microsoft.com/office/word/2010/wordml" xmlns:wne="http://schemas.microsoft.com/office/word/2006/wordml" xmlns:wp14="http://schemas.microsoft.com/office/word/2010/wordprocessingDrawing" xmlns:wp="http://schemas.openxmlformats.org/drawingml/2006/wordprocessingDrawing" xmlns:wpc="http://schemas.microsoft.com/office/word/2010/wordprocessingCanvas" xmlns:wpg="http://schemas.microsoft.com/office/word/2010/wordprocessingGroup" xmlns:wpi="http://schemas.microsoft.com/office/word/2010/wordprocessingInk" xmlns:wps="http://schemas.microsoft.com/office/word/2010/wordprocessingShape" mc:Ignorable="w14 wp14">
   <w:p>
     <w:pPr>
       <w:pStyle w:val="Footer"/>
@@ -2248,12 +2428,14 @@
     </w:pPr>
     <w:r>
       <w:rPr>
+        <w:rFonts w:eastAsia="黑体"/>
         <w:sz w:val="18"/>
       </w:rPr>
       <w:t xml:space="preserve">第 </w:t>
     </w:r>
     <w:r>
       <w:rPr>
+        <w:rFonts w:eastAsia="黑体"/>
         <w:sz w:val="18"/>
       </w:rPr>
       <w:fldChar w:fldCharType="begin"/>
@@ -2262,6 +2444,7 @@
     </w:r>
     <w:r>
       <w:rPr>
+        <w:rFonts w:eastAsia="黑体"/>
         <w:sz w:val="18"/>
       </w:rPr>
       <w:t xml:space="preserve"> 页</w:t>
@@ -2275,6 +2458,9 @@
   <w:footnote w:type="continuationSeparator" w:id="0">
     <w:p>
       <w:r>
+        <w:rPr>
+          <w:rFonts w:eastAsia="黑体"/>
+        </w:rPr>
         <w:continuationSeparator/>
       </w:r>
     </w:p>
@@ -2282,6 +2468,9 @@
   <w:footnote w:type="separator" w:id="-1">
     <w:p>
       <w:r>
+        <w:rPr>
+          <w:rFonts w:eastAsia="黑体"/>
+        </w:rPr>
         <w:separator/>
       </w:r>
     </w:p>
@@ -2290,7 +2479,7 @@
 </file>
 
 <file path=word/header1.xml><?xml version="1.0" encoding="utf-8"?>
-<w:hdr xmlns:m="http://schemas.openxmlformats.org/officeDocument/2006/math" xmlns:mc="http://schemas.openxmlformats.org/markup-compatibility/2006" xmlns:mo="http://schemas.microsoft.com/office/mac/office/2008/main" xmlns:mv="urn:schemas-microsoft-com:mac:vml" xmlns:o="urn:schemas-microsoft-com:office:office" xmlns:r="http://schemas.openxmlformats.org/officeDocument/2006/relationships" xmlns:v="urn:schemas-microsoft-com:vml" xmlns:w10="urn:schemas-microsoft-com:office:word" xmlns:w14="http://schemas.microsoft.com/office/word/2010/wordml" xmlns:w="http://schemas.openxmlformats.org/wordprocessingml/2006/main" xmlns:wne="http://schemas.microsoft.com/office/word/2006/wordml" xmlns:wp14="http://schemas.microsoft.com/office/word/2010/wordprocessingDrawing" xmlns:wp="http://schemas.openxmlformats.org/drawingml/2006/wordprocessingDrawing" xmlns:wpc="http://schemas.microsoft.com/office/word/2010/wordprocessingCanvas" xmlns:wpg="http://schemas.microsoft.com/office/word/2010/wordprocessingGroup" xmlns:wpi="http://schemas.microsoft.com/office/word/2010/wordprocessingInk" xmlns:wps="http://schemas.microsoft.com/office/word/2010/wordprocessingShape" mc:Ignorable="w14 wp14">
+<w:hdr xmlns:mc="http://schemas.openxmlformats.org/markup-compatibility/2006" xmlns:w="http://schemas.openxmlformats.org/wordprocessingml/2006/main" xmlns:m="http://schemas.openxmlformats.org/officeDocument/2006/math" xmlns:mo="http://schemas.microsoft.com/office/mac/office/2008/main" xmlns:mv="urn:schemas-microsoft-com:mac:vml" xmlns:o="urn:schemas-microsoft-com:office:office" xmlns:r="http://schemas.openxmlformats.org/officeDocument/2006/relationships" xmlns:v="urn:schemas-microsoft-com:vml" xmlns:w10="urn:schemas-microsoft-com:office:word" xmlns:w14="http://schemas.microsoft.com/office/word/2010/wordml" xmlns:wne="http://schemas.microsoft.com/office/word/2006/wordml" xmlns:wp14="http://schemas.microsoft.com/office/word/2010/wordprocessingDrawing" xmlns:wp="http://schemas.openxmlformats.org/drawingml/2006/wordprocessingDrawing" xmlns:wpc="http://schemas.microsoft.com/office/word/2010/wordprocessingCanvas" xmlns:wpg="http://schemas.microsoft.com/office/word/2010/wordprocessingGroup" xmlns:wpi="http://schemas.microsoft.com/office/word/2010/wordprocessingInk" xmlns:wps="http://schemas.microsoft.com/office/word/2010/wordprocessingShape" mc:Ignorable="w14 wp14">
   <w:p>
     <w:pPr>
       <w:pStyle w:val="Header"/>
@@ -2298,7 +2487,7 @@
     </w:pPr>
     <w:r>
       <w:rPr>
-        <w:rFonts w:ascii="Times New Roman" w:hAnsi="Times New Roman"/>
+        <w:rFonts w:ascii="Times New Roman" w:hAnsi="Times New Roman" w:eastAsia="黑体"/>
         <w:sz w:val="18"/>
         <w:rFonts w:eastAsia="黑体"/>
         <w:rFonts w:eastAsia="黑体"/>
@@ -2310,7 +2499,7 @@
 </file>
 
 <file path=word/numbering.xml><?xml version="1.0" encoding="utf-8"?>
-<w:numbering xmlns:m="http://schemas.openxmlformats.org/officeDocument/2006/math" xmlns:mc="http://schemas.openxmlformats.org/markup-compatibility/2006" xmlns:mo="http://schemas.microsoft.com/office/mac/office/2008/main" xmlns:mv="urn:schemas-microsoft-com:mac:vml" xmlns:o="urn:schemas-microsoft-com:office:office" xmlns:r="http://schemas.openxmlformats.org/officeDocument/2006/relationships" xmlns:v="urn:schemas-microsoft-com:vml" xmlns:w="http://schemas.openxmlformats.org/wordprocessingml/2006/main" xmlns:w10="urn:schemas-microsoft-com:office:word" xmlns:w14="http://schemas.microsoft.com/office/word/2010/wordml" xmlns:wne="http://schemas.microsoft.com/office/word/2006/wordml" xmlns:wp="http://schemas.openxmlformats.org/drawingml/2006/wordprocessingDrawing" xmlns:wp14="http://schemas.microsoft.com/office/word/2010/wordprocessingDrawing" xmlns:wpc="http://schemas.microsoft.com/office/word/2010/wordprocessingCanvas" xmlns:wpg="http://schemas.microsoft.com/office/word/2010/wordprocessingGroup" xmlns:wpi="http://schemas.microsoft.com/office/word/2010/wordprocessingInk" xmlns:wps="http://schemas.microsoft.com/office/word/2010/wordprocessingShape" mc:Ignorable="w14 wp14">
+<w:numbering xmlns:mc="http://schemas.openxmlformats.org/markup-compatibility/2006" xmlns:w="http://schemas.openxmlformats.org/wordprocessingml/2006/main" xmlns:m="http://schemas.openxmlformats.org/officeDocument/2006/math" xmlns:mo="http://schemas.microsoft.com/office/mac/office/2008/main" xmlns:mv="urn:schemas-microsoft-com:mac:vml" xmlns:o="urn:schemas-microsoft-com:office:office" xmlns:r="http://schemas.openxmlformats.org/officeDocument/2006/relationships" xmlns:v="urn:schemas-microsoft-com:vml" xmlns:w10="urn:schemas-microsoft-com:office:word" xmlns:w14="http://schemas.microsoft.com/office/word/2010/wordml" xmlns:wne="http://schemas.microsoft.com/office/word/2006/wordml" xmlns:wp="http://schemas.openxmlformats.org/drawingml/2006/wordprocessingDrawing" xmlns:wp14="http://schemas.microsoft.com/office/word/2010/wordprocessingDrawing" xmlns:wpc="http://schemas.microsoft.com/office/word/2010/wordprocessingCanvas" xmlns:wpg="http://schemas.microsoft.com/office/word/2010/wordprocessingGroup" xmlns:wpi="http://schemas.microsoft.com/office/word/2010/wordprocessingInk" xmlns:wps="http://schemas.microsoft.com/office/word/2010/wordprocessingShape" mc:Ignorable="w14 wp14">
   <w:abstractNum w:abstractNumId="0">
     <w:nsid w:val="FFFFFF7C"/>
     <w:multiLevelType w:val="singleLevel"/>
@@ -2397,7 +2586,7 @@
         <w:ind w:hanging="360" w:left="1440"/>
       </w:pPr>
       <w:rPr>
-        <w:rFonts w:ascii="Symbol" w:hAnsi="Symbol" w:hint="default"/>
+        <w:rFonts w:ascii="Symbol" w:hAnsi="Symbol" w:hint="default" w:eastAsia="黑体"/>
       </w:rPr>
     </w:lvl>
   </w:abstractNum>
@@ -2418,7 +2607,7 @@
         <w:ind w:hanging="360" w:left="1080"/>
       </w:pPr>
       <w:rPr>
-        <w:rFonts w:ascii="Symbol" w:hAnsi="Symbol" w:hint="default"/>
+        <w:rFonts w:ascii="Symbol" w:hAnsi="Symbol" w:hint="default" w:eastAsia="黑体"/>
       </w:rPr>
     </w:lvl>
   </w:abstractNum>
@@ -2439,7 +2628,7 @@
         <w:ind w:hanging="360" w:left="720"/>
       </w:pPr>
       <w:rPr>
-        <w:rFonts w:ascii="Symbol" w:hAnsi="Symbol" w:hint="default"/>
+        <w:rFonts w:ascii="Symbol" w:hAnsi="Symbol" w:hint="default" w:eastAsia="黑体"/>
       </w:rPr>
     </w:lvl>
   </w:abstractNum>
@@ -2478,7 +2667,7 @@
         <w:ind w:hanging="360" w:left="360"/>
       </w:pPr>
       <w:rPr>
-        <w:rFonts w:ascii="Symbol" w:hAnsi="Symbol" w:hint="default"/>
+        <w:rFonts w:ascii="Symbol" w:hAnsi="Symbol" w:hint="default" w:eastAsia="黑体"/>
       </w:rPr>
     </w:lvl>
   </w:abstractNum>
@@ -2569,7 +2758,7 @@
         <w:ind w:left="720" w:hanging="360"/>
       </w:pPr>
       <w:rPr>
-        <w:rFonts w:ascii="Symbol" w:hAnsi="Symbol" w:cs="Symbol" w:hint="default"/>
+        <w:rFonts w:ascii="Symbol" w:hAnsi="Symbol" w:cs="Symbol" w:hint="default" w:eastAsia="黑体"/>
       </w:rPr>
     </w:lvl>
     <w:lvl w:ilvl="1">
@@ -2580,7 +2769,7 @@
         <w:ind w:left="1440" w:hanging="360"/>
       </w:pPr>
       <w:rPr>
-        <w:rFonts w:ascii="Courier New" w:hAnsi="Courier New" w:cs="Courier New" w:hint="default"/>
+        <w:rFonts w:ascii="Courier New" w:hAnsi="Courier New" w:cs="Courier New" w:hint="default" w:eastAsia="黑体"/>
       </w:rPr>
     </w:lvl>
     <w:lvl w:ilvl="2">
@@ -2591,7 +2780,7 @@
         <w:ind w:left="2160" w:hanging="360"/>
       </w:pPr>
       <w:rPr>
-        <w:rFonts w:ascii="Wingdings" w:hAnsi="Wingdings" w:cs="Wingdings" w:hint="default"/>
+        <w:rFonts w:ascii="Wingdings" w:hAnsi="Wingdings" w:cs="Wingdings" w:hint="default" w:eastAsia="黑体"/>
       </w:rPr>
     </w:lvl>
     <w:lvl w:ilvl="3">
@@ -2602,7 +2791,7 @@
         <w:ind w:left="2880" w:hanging="360"/>
       </w:pPr>
       <w:rPr>
-        <w:rFonts w:ascii="Symbol" w:hAnsi="Symbol" w:cs="Symbol" w:hint="default"/>
+        <w:rFonts w:ascii="Symbol" w:hAnsi="Symbol" w:cs="Symbol" w:hint="default" w:eastAsia="黑体"/>
       </w:rPr>
     </w:lvl>
     <w:lvl w:ilvl="4">
@@ -2613,7 +2802,7 @@
         <w:ind w:left="3600" w:hanging="360"/>
       </w:pPr>
       <w:rPr>
-        <w:rFonts w:ascii="Courier New" w:hAnsi="Courier New" w:cs="Courier New" w:hint="default"/>
+        <w:rFonts w:ascii="Courier New" w:hAnsi="Courier New" w:cs="Courier New" w:hint="default" w:eastAsia="黑体"/>
       </w:rPr>
     </w:lvl>
     <w:lvl w:ilvl="5">
@@ -2624,7 +2813,7 @@
         <w:ind w:left="4320" w:hanging="360"/>
       </w:pPr>
       <w:rPr>
-        <w:rFonts w:ascii="Wingdings" w:hAnsi="Wingdings" w:cs="Wingdings" w:hint="default"/>
+        <w:rFonts w:ascii="Wingdings" w:hAnsi="Wingdings" w:cs="Wingdings" w:hint="default" w:eastAsia="黑体"/>
       </w:rPr>
     </w:lvl>
     <w:lvl w:ilvl="6">
@@ -2635,7 +2824,7 @@
         <w:ind w:left="5040" w:hanging="360"/>
       </w:pPr>
       <w:rPr>
-        <w:rFonts w:ascii="Symbol" w:hAnsi="Symbol" w:cs="Symbol" w:hint="default"/>
+        <w:rFonts w:ascii="Symbol" w:hAnsi="Symbol" w:cs="Symbol" w:hint="default" w:eastAsia="黑体"/>
       </w:rPr>
     </w:lvl>
     <w:lvl w:ilvl="7">
@@ -2646,7 +2835,7 @@
         <w:ind w:left="5760" w:hanging="360"/>
       </w:pPr>
       <w:rPr>
-        <w:rFonts w:ascii="Courier New" w:hAnsi="Courier New" w:cs="Courier New" w:hint="default"/>
+        <w:rFonts w:ascii="Courier New" w:hAnsi="Courier New" w:cs="Courier New" w:hint="default" w:eastAsia="黑体"/>
       </w:rPr>
     </w:lvl>
     <w:lvl w:ilvl="8">
@@ -2657,7 +2846,7 @@
         <w:ind w:left="6480" w:hanging="360"/>
       </w:pPr>
       <w:rPr>
-        <w:rFonts w:ascii="Wingdings" w:hAnsi="Wingdings" w:cs="Wingdings" w:hint="default"/>
+        <w:rFonts w:ascii="Wingdings" w:hAnsi="Wingdings" w:cs="Wingdings" w:hint="default" w:eastAsia="黑体"/>
       </w:rPr>
     </w:lvl>
   </w:abstractNum>
@@ -2716,11 +2905,11 @@
 </file>
 
 <file path=word/styles.xml><?xml version="1.0" encoding="utf-8"?>
-<w:styles xmlns:mc="http://schemas.openxmlformats.org/markup-compatibility/2006" xmlns:r="http://schemas.openxmlformats.org/officeDocument/2006/relationships" xmlns:w="http://schemas.openxmlformats.org/wordprocessingml/2006/main" xmlns:w14="http://schemas.microsoft.com/office/word/2010/wordml" mc:Ignorable="w14">
+<w:styles xmlns:mc="http://schemas.openxmlformats.org/markup-compatibility/2006" xmlns:w="http://schemas.openxmlformats.org/wordprocessingml/2006/main" xmlns:r="http://schemas.openxmlformats.org/officeDocument/2006/relationships" xmlns:w14="http://schemas.microsoft.com/office/word/2010/wordml" mc:Ignorable="w14">
   <w:docDefaults>
     <w:rPrDefault>
       <w:rPr>
-        <w:rFonts w:asciiTheme="minorHAnsi" w:cstheme="minorBidi" w:eastAsiaTheme="minorEastAsia" w:hAnsiTheme="minorHAnsi"/>
+        <w:rFonts w:asciiTheme="minorHAnsi" w:cstheme="minorBidi" w:hAnsiTheme="minorHAnsi" w:eastAsia="黑体"/>
         <w:sz w:val="22"/>
         <w:szCs w:val="22"/>
         <w:lang w:bidi="ar-SA" w:eastAsia="en-US" w:val="en-US"/>
@@ -2942,7 +3131,7 @@
       <w:outlineLvl w:val="0"/>
     </w:pPr>
     <w:rPr>
-      <w:rFonts w:ascii="Times New Roman" w:asciiTheme="majorHAnsi" w:cstheme="majorBidi" w:eastAsia="黑体" w:eastAsiaTheme="majorEastAsia" w:hAnsi="Times New Roman" w:hAnsiTheme="majorHAnsi"/>
+      <w:rFonts w:ascii="Times New Roman" w:asciiTheme="majorHAnsi" w:cstheme="majorBidi" w:eastAsia="黑体" w:hAnsi="Times New Roman" w:hAnsiTheme="majorHAnsi"/>
       <w:b/>
       <w:bCs/>
       <w:color w:val="1F3864"/>
@@ -2966,7 +3155,7 @@
       <w:outlineLvl w:val="1"/>
     </w:pPr>
     <w:rPr>
-      <w:rFonts w:ascii="Times New Roman" w:asciiTheme="majorHAnsi" w:cstheme="majorBidi" w:eastAsia="黑体" w:eastAsiaTheme="majorEastAsia" w:hAnsi="Times New Roman" w:hAnsiTheme="majorHAnsi"/>
+      <w:rFonts w:ascii="Times New Roman" w:asciiTheme="majorHAnsi" w:cstheme="majorBidi" w:eastAsia="黑体" w:hAnsi="Times New Roman" w:hAnsiTheme="majorHAnsi"/>
       <w:b/>
       <w:bCs/>
       <w:color w:val="2E4E7E"/>
@@ -2990,7 +3179,7 @@
       <w:outlineLvl w:val="2"/>
     </w:pPr>
     <w:rPr>
-      <w:rFonts w:ascii="Times New Roman" w:asciiTheme="majorHAnsi" w:cstheme="majorBidi" w:eastAsia="黑体" w:eastAsiaTheme="majorEastAsia" w:hAnsi="Times New Roman" w:hAnsiTheme="majorHAnsi"/>
+      <w:rFonts w:ascii="Times New Roman" w:asciiTheme="majorHAnsi" w:cstheme="majorBidi" w:eastAsia="黑体" w:hAnsi="Times New Roman" w:hAnsiTheme="majorHAnsi"/>
       <w:b/>
       <w:bCs/>
       <w:color w:val="2E4E7E"/>
@@ -3014,7 +3203,7 @@
       <w:outlineLvl w:val="3"/>
     </w:pPr>
     <w:rPr>
-      <w:rFonts w:ascii="Times New Roman" w:asciiTheme="majorHAnsi" w:cstheme="majorBidi" w:eastAsia="黑体" w:eastAsiaTheme="majorEastAsia" w:hAnsi="Times New Roman" w:hAnsiTheme="majorHAnsi"/>
+      <w:rFonts w:ascii="Times New Roman" w:asciiTheme="majorHAnsi" w:cstheme="majorBidi" w:eastAsia="黑体" w:hAnsi="Times New Roman" w:hAnsiTheme="majorHAnsi"/>
       <w:b/>
       <w:bCs/>
       <w:i/>
@@ -3040,7 +3229,7 @@
       <w:outlineLvl w:val="4"/>
     </w:pPr>
     <w:rPr>
-      <w:rFonts w:ascii="Times New Roman" w:asciiTheme="majorHAnsi" w:cstheme="majorBidi" w:eastAsia="黑体" w:eastAsiaTheme="majorEastAsia" w:hAnsi="Times New Roman" w:hAnsiTheme="majorHAnsi"/>
+      <w:rFonts w:ascii="Times New Roman" w:asciiTheme="majorHAnsi" w:cstheme="majorBidi" w:eastAsia="黑体" w:hAnsi="Times New Roman" w:hAnsiTheme="majorHAnsi"/>
       <w:b/>
       <w:color w:val="333333"/>
       <w:sz w:val="22"/>
@@ -3063,7 +3252,7 @@
       <w:outlineLvl w:val="5"/>
     </w:pPr>
     <w:rPr>
-      <w:rFonts w:asciiTheme="majorHAnsi" w:cstheme="majorBidi" w:eastAsiaTheme="majorEastAsia" w:hAnsiTheme="majorHAnsi"/>
+      <w:rFonts w:asciiTheme="majorHAnsi" w:cstheme="majorBidi" w:hAnsiTheme="majorHAnsi" w:eastAsia="黑体"/>
       <w:i/>
       <w:iCs/>
       <w:color w:themeColor="accent1" w:themeShade="7F" w:val="243F60"/>
@@ -3086,7 +3275,7 @@
       <w:outlineLvl w:val="6"/>
     </w:pPr>
     <w:rPr>
-      <w:rFonts w:asciiTheme="majorHAnsi" w:cstheme="majorBidi" w:eastAsiaTheme="majorEastAsia" w:hAnsiTheme="majorHAnsi"/>
+      <w:rFonts w:asciiTheme="majorHAnsi" w:cstheme="majorBidi" w:hAnsiTheme="majorHAnsi" w:eastAsia="黑体"/>
       <w:i/>
       <w:iCs/>
       <w:color w:themeColor="text1" w:themeTint="BF" w:val="404040"/>
@@ -3109,7 +3298,7 @@
       <w:outlineLvl w:val="7"/>
     </w:pPr>
     <w:rPr>
-      <w:rFonts w:asciiTheme="majorHAnsi" w:cstheme="majorBidi" w:eastAsiaTheme="majorEastAsia" w:hAnsiTheme="majorHAnsi"/>
+      <w:rFonts w:asciiTheme="majorHAnsi" w:cstheme="majorBidi" w:hAnsiTheme="majorHAnsi" w:eastAsia="黑体"/>
       <w:color w:themeColor="accent1" w:val="4F81BD"/>
       <w:sz w:val="20"/>
       <w:szCs w:val="20"/>
@@ -3132,7 +3321,7 @@
       <w:outlineLvl w:val="8"/>
     </w:pPr>
     <w:rPr>
-      <w:rFonts w:asciiTheme="majorHAnsi" w:cstheme="majorBidi" w:eastAsiaTheme="majorEastAsia" w:hAnsiTheme="majorHAnsi"/>
+      <w:rFonts w:asciiTheme="majorHAnsi" w:cstheme="majorBidi" w:hAnsiTheme="majorHAnsi" w:eastAsia="黑体"/>
       <w:i/>
       <w:iCs/>
       <w:color w:themeColor="text1" w:themeTint="BF" w:val="404040"/>
@@ -3183,7 +3372,7 @@
     <w:uiPriority w:val="9"/>
     <w:rsid w:val="00FC693F"/>
     <w:rPr>
-      <w:rFonts w:asciiTheme="majorHAnsi" w:cstheme="majorBidi" w:eastAsiaTheme="majorEastAsia" w:hAnsiTheme="majorHAnsi"/>
+      <w:rFonts w:asciiTheme="majorHAnsi" w:cstheme="majorBidi" w:hAnsiTheme="majorHAnsi" w:eastAsia="黑体"/>
       <w:b/>
       <w:bCs/>
       <w:color w:themeColor="accent1" w:themeShade="BF" w:val="365F91"/>
@@ -3198,7 +3387,7 @@
     <w:uiPriority w:val="9"/>
     <w:rsid w:val="00FC693F"/>
     <w:rPr>
-      <w:rFonts w:asciiTheme="majorHAnsi" w:cstheme="majorBidi" w:eastAsiaTheme="majorEastAsia" w:hAnsiTheme="majorHAnsi"/>
+      <w:rFonts w:asciiTheme="majorHAnsi" w:cstheme="majorBidi" w:hAnsiTheme="majorHAnsi" w:eastAsia="黑体"/>
       <w:b/>
       <w:bCs/>
       <w:color w:themeColor="accent1" w:val="4F81BD"/>
@@ -3213,7 +3402,7 @@
     <w:uiPriority w:val="9"/>
     <w:rsid w:val="00FC693F"/>
     <w:rPr>
-      <w:rFonts w:asciiTheme="majorHAnsi" w:cstheme="majorBidi" w:eastAsiaTheme="majorEastAsia" w:hAnsiTheme="majorHAnsi"/>
+      <w:rFonts w:asciiTheme="majorHAnsi" w:cstheme="majorBidi" w:hAnsiTheme="majorHAnsi" w:eastAsia="黑体"/>
       <w:b/>
       <w:bCs/>
       <w:color w:themeColor="accent1" w:val="4F81BD"/>
@@ -3236,7 +3425,7 @@
       <w:contextualSpacing/>
     </w:pPr>
     <w:rPr>
-      <w:rFonts w:ascii="Times New Roman" w:asciiTheme="majorHAnsi" w:cstheme="majorBidi" w:eastAsia="黑体" w:eastAsiaTheme="majorEastAsia" w:hAnsi="Times New Roman" w:hAnsiTheme="majorHAnsi"/>
+      <w:rFonts w:ascii="Times New Roman" w:asciiTheme="majorHAnsi" w:cstheme="majorBidi" w:eastAsia="黑体" w:hAnsi="Times New Roman" w:hAnsiTheme="majorHAnsi"/>
       <w:b/>
       <w:color w:val="1F3864"/>
       <w:spacing w:val="5"/>
@@ -3252,7 +3441,7 @@
     <w:uiPriority w:val="10"/>
     <w:rsid w:val="00FC693F"/>
     <w:rPr>
-      <w:rFonts w:asciiTheme="majorHAnsi" w:cstheme="majorBidi" w:eastAsiaTheme="majorEastAsia" w:hAnsiTheme="majorHAnsi"/>
+      <w:rFonts w:asciiTheme="majorHAnsi" w:cstheme="majorBidi" w:hAnsiTheme="majorHAnsi" w:eastAsia="黑体"/>
       <w:color w:themeColor="text2" w:themeShade="BF" w:val="17365D"/>
       <w:spacing w:val="5"/>
       <w:kern w:val="28"/>
@@ -3274,7 +3463,7 @@
       </w:numPr>
     </w:pPr>
     <w:rPr>
-      <w:rFonts w:asciiTheme="majorHAnsi" w:cstheme="majorBidi" w:eastAsiaTheme="majorEastAsia" w:hAnsiTheme="majorHAnsi"/>
+      <w:rFonts w:asciiTheme="majorHAnsi" w:cstheme="majorBidi" w:hAnsiTheme="majorHAnsi" w:eastAsia="黑体"/>
       <w:i/>
       <w:iCs/>
       <w:color w:themeColor="accent1" w:val="4F81BD"/>
@@ -3290,7 +3479,7 @@
     <w:uiPriority w:val="11"/>
     <w:rsid w:val="00FC693F"/>
     <w:rPr>
-      <w:rFonts w:asciiTheme="majorHAnsi" w:cstheme="majorBidi" w:eastAsiaTheme="majorEastAsia" w:hAnsiTheme="majorHAnsi"/>
+      <w:rFonts w:asciiTheme="majorHAnsi" w:cstheme="majorBidi" w:hAnsiTheme="majorHAnsi" w:eastAsia="黑体"/>
       <w:i/>
       <w:iCs/>
       <w:color w:themeColor="accent1" w:val="4F81BD"/>
@@ -3357,6 +3546,7 @@
       <w:spacing w:after="120"/>
     </w:pPr>
     <w:rPr>
+      <w:rFonts w:eastAsia="黑体"/>
       <w:sz w:val="16"/>
       <w:szCs w:val="16"/>
     </w:rPr>
@@ -3368,6 +3558,7 @@
     <w:uiPriority w:val="99"/>
     <w:rsid w:val="00AA1D8D"/>
     <w:rPr>
+      <w:rFonts w:eastAsia="黑体"/>
       <w:sz w:val="16"/>
       <w:szCs w:val="16"/>
     </w:rPr>
@@ -3537,7 +3728,7 @@
       </w:tabs>
     </w:pPr>
     <w:rPr>
-      <w:rFonts w:ascii="Courier" w:hAnsi="Courier"/>
+      <w:rFonts w:ascii="Courier" w:hAnsi="Courier" w:eastAsia="黑体"/>
       <w:sz w:val="20"/>
       <w:szCs w:val="20"/>
     </w:rPr>
@@ -3549,7 +3740,7 @@
     <w:uiPriority w:val="99"/>
     <w:rsid w:val="0029639D"/>
     <w:rPr>
-      <w:rFonts w:ascii="Courier" w:hAnsi="Courier"/>
+      <w:rFonts w:ascii="Courier" w:hAnsi="Courier" w:eastAsia="黑体"/>
       <w:sz w:val="20"/>
       <w:szCs w:val="20"/>
     </w:rPr>
@@ -3585,6 +3776,7 @@
     <w:uiPriority w:val="29"/>
     <w:rsid w:val="00FC693F"/>
     <w:rPr>
+      <w:rFonts w:eastAsia="黑体"/>
       <w:i/>
       <w:iCs/>
       <w:color w:themeColor="text1" w:val="000000"/>
@@ -3598,7 +3790,7 @@
     <w:semiHidden/>
     <w:rsid w:val="00FC693F"/>
     <w:rPr>
-      <w:rFonts w:asciiTheme="majorHAnsi" w:cstheme="majorBidi" w:eastAsiaTheme="majorEastAsia" w:hAnsiTheme="majorHAnsi"/>
+      <w:rFonts w:asciiTheme="majorHAnsi" w:cstheme="majorBidi" w:hAnsiTheme="majorHAnsi" w:eastAsia="黑体"/>
       <w:b/>
       <w:bCs/>
       <w:i/>
@@ -3614,7 +3806,7 @@
     <w:semiHidden/>
     <w:rsid w:val="00FC693F"/>
     <w:rPr>
-      <w:rFonts w:asciiTheme="majorHAnsi" w:cstheme="majorBidi" w:eastAsiaTheme="majorEastAsia" w:hAnsiTheme="majorHAnsi"/>
+      <w:rFonts w:asciiTheme="majorHAnsi" w:cstheme="majorBidi" w:hAnsiTheme="majorHAnsi" w:eastAsia="黑体"/>
       <w:color w:themeColor="accent1" w:themeShade="7F" w:val="243F60"/>
     </w:rPr>
   </w:style>
@@ -3626,7 +3818,7 @@
     <w:semiHidden/>
     <w:rsid w:val="00FC693F"/>
     <w:rPr>
-      <w:rFonts w:asciiTheme="majorHAnsi" w:cstheme="majorBidi" w:eastAsiaTheme="majorEastAsia" w:hAnsiTheme="majorHAnsi"/>
+      <w:rFonts w:asciiTheme="majorHAnsi" w:cstheme="majorBidi" w:hAnsiTheme="majorHAnsi" w:eastAsia="黑体"/>
       <w:i/>
       <w:iCs/>
       <w:color w:themeColor="accent1" w:themeShade="7F" w:val="243F60"/>
@@ -3640,7 +3832,7 @@
     <w:semiHidden/>
     <w:rsid w:val="00FC693F"/>
     <w:rPr>
-      <w:rFonts w:asciiTheme="majorHAnsi" w:cstheme="majorBidi" w:eastAsiaTheme="majorEastAsia" w:hAnsiTheme="majorHAnsi"/>
+      <w:rFonts w:asciiTheme="majorHAnsi" w:cstheme="majorBidi" w:hAnsiTheme="majorHAnsi" w:eastAsia="黑体"/>
       <w:i/>
       <w:iCs/>
       <w:color w:themeColor="text1" w:themeTint="BF" w:val="404040"/>
@@ -3654,7 +3846,7 @@
     <w:semiHidden/>
     <w:rsid w:val="00FC693F"/>
     <w:rPr>
-      <w:rFonts w:asciiTheme="majorHAnsi" w:cstheme="majorBidi" w:eastAsiaTheme="majorEastAsia" w:hAnsiTheme="majorHAnsi"/>
+      <w:rFonts w:asciiTheme="majorHAnsi" w:cstheme="majorBidi" w:hAnsiTheme="majorHAnsi" w:eastAsia="黑体"/>
       <w:color w:themeColor="accent1" w:val="4F81BD"/>
       <w:sz w:val="20"/>
       <w:szCs w:val="20"/>
@@ -3668,7 +3860,7 @@
     <w:semiHidden/>
     <w:rsid w:val="00FC693F"/>
     <w:rPr>
-      <w:rFonts w:asciiTheme="majorHAnsi" w:cstheme="majorBidi" w:eastAsiaTheme="majorEastAsia" w:hAnsiTheme="majorHAnsi"/>
+      <w:rFonts w:asciiTheme="majorHAnsi" w:cstheme="majorBidi" w:hAnsiTheme="majorHAnsi" w:eastAsia="黑体"/>
       <w:i/>
       <w:iCs/>
       <w:color w:themeColor="text1" w:themeTint="BF" w:val="404040"/>
@@ -3689,6 +3881,7 @@
       <w:spacing w:line="240" w:lineRule="auto"/>
     </w:pPr>
     <w:rPr>
+      <w:rFonts w:eastAsia="黑体"/>
       <w:b/>
       <w:bCs/>
       <w:color w:themeColor="accent1" w:val="4F81BD"/>
@@ -3703,6 +3896,7 @@
     <w:qFormat/>
     <w:rsid w:val="00FC693F"/>
     <w:rPr>
+      <w:rFonts w:eastAsia="黑体"/>
       <w:b/>
       <w:bCs/>
     </w:rPr>
@@ -3714,6 +3908,7 @@
     <w:qFormat/>
     <w:rsid w:val="00FC693F"/>
     <w:rPr>
+      <w:rFonts w:eastAsia="黑体"/>
       <w:i/>
       <w:iCs/>
     </w:rPr>
@@ -3734,6 +3929,7 @@
       <w:ind w:left="936" w:right="936"/>
     </w:pPr>
     <w:rPr>
+      <w:rFonts w:eastAsia="黑体"/>
       <w:b/>
       <w:bCs/>
       <w:i/>
@@ -3748,6 +3944,7 @@
     <w:uiPriority w:val="30"/>
     <w:rsid w:val="00FC693F"/>
     <w:rPr>
+      <w:rFonts w:eastAsia="黑体"/>
       <w:b/>
       <w:bCs/>
       <w:i/>
@@ -3762,6 +3959,7 @@
     <w:qFormat/>
     <w:rsid w:val="00FC693F"/>
     <w:rPr>
+      <w:rFonts w:eastAsia="黑体"/>
       <w:i/>
       <w:iCs/>
       <w:color w:themeColor="text1" w:themeTint="7F" w:val="808080"/>
@@ -3774,6 +3972,7 @@
     <w:qFormat/>
     <w:rsid w:val="00FC693F"/>
     <w:rPr>
+      <w:rFonts w:eastAsia="黑体"/>
       <w:b/>
       <w:bCs/>
       <w:i/>
@@ -3788,6 +3987,7 @@
     <w:qFormat/>
     <w:rsid w:val="00FC693F"/>
     <w:rPr>
+      <w:rFonts w:eastAsia="黑体"/>
       <w:smallCaps/>
       <w:color w:themeColor="accent2" w:val="C0504D"/>
       <w:u w:val="single"/>
@@ -3800,6 +4000,7 @@
     <w:qFormat/>
     <w:rsid w:val="00FC693F"/>
     <w:rPr>
+      <w:rFonts w:eastAsia="黑体"/>
       <w:b/>
       <w:bCs/>
       <w:smallCaps/>
@@ -3815,6 +4016,7 @@
     <w:qFormat/>
     <w:rsid w:val="00FC693F"/>
     <w:rPr>
+      <w:rFonts w:eastAsia="黑体"/>
       <w:b/>
       <w:bCs/>
       <w:smallCaps/>
@@ -3869,6 +4071,7 @@
       <w:spacing w:after="0" w:line="240" w:lineRule="auto"/>
     </w:pPr>
     <w:rPr>
+      <w:rFonts w:eastAsia="黑体"/>
       <w:color w:themeColor="text1" w:themeShade="BF" w:val="000000"/>
     </w:rPr>
     <w:tblPr>
@@ -3891,6 +4094,7 @@
         <w:spacing w:after="0" w:before="0" w:line="240" w:lineRule="auto"/>
       </w:pPr>
       <w:rPr>
+        <w:rFonts w:eastAsia="黑体"/>
         <w:b/>
         <w:bCs/>
       </w:rPr>
@@ -3911,6 +4115,7 @@
         <w:spacing w:after="0" w:before="0" w:line="240" w:lineRule="auto"/>
       </w:pPr>
       <w:rPr>
+        <w:rFonts w:eastAsia="黑体"/>
         <w:b/>
         <w:bCs/>
       </w:rPr>
@@ -3928,12 +4133,14 @@
     </w:tblStylePr>
     <w:tblStylePr w:type="firstCol">
       <w:rPr>
+        <w:rFonts w:eastAsia="黑体"/>
         <w:b/>
         <w:bCs/>
       </w:rPr>
     </w:tblStylePr>
     <w:tblStylePr w:type="lastCol">
       <w:rPr>
+        <w:rFonts w:eastAsia="黑体"/>
         <w:b/>
         <w:bCs/>
       </w:rPr>
@@ -3972,6 +4179,7 @@
       <w:spacing w:after="0" w:line="240" w:lineRule="auto"/>
     </w:pPr>
     <w:rPr>
+      <w:rFonts w:eastAsia="黑体"/>
       <w:color w:themeColor="accent1" w:themeShade="BF" w:val="365F91"/>
     </w:rPr>
     <w:tblPr>
@@ -3994,6 +4202,7 @@
         <w:spacing w:after="0" w:before="0" w:line="240" w:lineRule="auto"/>
       </w:pPr>
       <w:rPr>
+        <w:rFonts w:eastAsia="黑体"/>
         <w:b/>
         <w:bCs/>
       </w:rPr>
@@ -4014,6 +4223,7 @@
         <w:spacing w:after="0" w:before="0" w:line="240" w:lineRule="auto"/>
       </w:pPr>
       <w:rPr>
+        <w:rFonts w:eastAsia="黑体"/>
         <w:b/>
         <w:bCs/>
       </w:rPr>
@@ -4031,12 +4241,14 @@
     </w:tblStylePr>
     <w:tblStylePr w:type="firstCol">
       <w:rPr>
+        <w:rFonts w:eastAsia="黑体"/>
         <w:b/>
         <w:bCs/>
       </w:rPr>
     </w:tblStylePr>
     <w:tblStylePr w:type="lastCol">
       <w:rPr>
+        <w:rFonts w:eastAsia="黑体"/>
         <w:b/>
         <w:bCs/>
       </w:rPr>
@@ -4075,6 +4287,7 @@
       <w:spacing w:after="0" w:line="240" w:lineRule="auto"/>
     </w:pPr>
     <w:rPr>
+      <w:rFonts w:eastAsia="黑体"/>
       <w:color w:themeColor="accent2" w:themeShade="BF" w:val="943634"/>
     </w:rPr>
     <w:tblPr>
@@ -4097,6 +4310,7 @@
         <w:spacing w:after="0" w:before="0" w:line="240" w:lineRule="auto"/>
       </w:pPr>
       <w:rPr>
+        <w:rFonts w:eastAsia="黑体"/>
         <w:b/>
         <w:bCs/>
       </w:rPr>
@@ -4117,6 +4331,7 @@
         <w:spacing w:after="0" w:before="0" w:line="240" w:lineRule="auto"/>
       </w:pPr>
       <w:rPr>
+        <w:rFonts w:eastAsia="黑体"/>
         <w:b/>
         <w:bCs/>
       </w:rPr>
@@ -4134,12 +4349,14 @@
     </w:tblStylePr>
     <w:tblStylePr w:type="firstCol">
       <w:rPr>
+        <w:rFonts w:eastAsia="黑体"/>
         <w:b/>
         <w:bCs/>
       </w:rPr>
     </w:tblStylePr>
     <w:tblStylePr w:type="lastCol">
       <w:rPr>
+        <w:rFonts w:eastAsia="黑体"/>
         <w:b/>
         <w:bCs/>
       </w:rPr>
@@ -4178,6 +4395,7 @@
       <w:spacing w:after="0" w:line="240" w:lineRule="auto"/>
     </w:pPr>
     <w:rPr>
+      <w:rFonts w:eastAsia="黑体"/>
       <w:color w:themeColor="accent3" w:themeShade="BF" w:val="76923C"/>
     </w:rPr>
     <w:tblPr>
@@ -4200,6 +4418,7 @@
         <w:spacing w:after="0" w:before="0" w:line="240" w:lineRule="auto"/>
       </w:pPr>
       <w:rPr>
+        <w:rFonts w:eastAsia="黑体"/>
         <w:b/>
         <w:bCs/>
       </w:rPr>
@@ -4220,6 +4439,7 @@
         <w:spacing w:after="0" w:before="0" w:line="240" w:lineRule="auto"/>
       </w:pPr>
       <w:rPr>
+        <w:rFonts w:eastAsia="黑体"/>
         <w:b/>
         <w:bCs/>
       </w:rPr>
@@ -4237,12 +4457,14 @@
     </w:tblStylePr>
     <w:tblStylePr w:type="firstCol">
       <w:rPr>
+        <w:rFonts w:eastAsia="黑体"/>
         <w:b/>
         <w:bCs/>
       </w:rPr>
     </w:tblStylePr>
     <w:tblStylePr w:type="lastCol">
       <w:rPr>
+        <w:rFonts w:eastAsia="黑体"/>
         <w:b/>
         <w:bCs/>
       </w:rPr>
@@ -4281,6 +4503,7 @@
       <w:spacing w:after="0" w:line="240" w:lineRule="auto"/>
     </w:pPr>
     <w:rPr>
+      <w:rFonts w:eastAsia="黑体"/>
       <w:color w:themeColor="accent4" w:themeShade="BF" w:val="5F497A"/>
     </w:rPr>
     <w:tblPr>
@@ -4303,6 +4526,7 @@
         <w:spacing w:after="0" w:before="0" w:line="240" w:lineRule="auto"/>
       </w:pPr>
       <w:rPr>
+        <w:rFonts w:eastAsia="黑体"/>
         <w:b/>
         <w:bCs/>
       </w:rPr>
@@ -4323,6 +4547,7 @@
         <w:spacing w:after="0" w:before="0" w:line="240" w:lineRule="auto"/>
       </w:pPr>
       <w:rPr>
+        <w:rFonts w:eastAsia="黑体"/>
         <w:b/>
         <w:bCs/>
       </w:rPr>
@@ -4340,12 +4565,14 @@
     </w:tblStylePr>
     <w:tblStylePr w:type="firstCol">
       <w:rPr>
+        <w:rFonts w:eastAsia="黑体"/>
         <w:b/>
         <w:bCs/>
       </w:rPr>
     </w:tblStylePr>
     <w:tblStylePr w:type="lastCol">
       <w:rPr>
+        <w:rFonts w:eastAsia="黑体"/>
         <w:b/>
         <w:bCs/>
       </w:rPr>
@@ -4384,6 +4611,7 @@
       <w:spacing w:after="0" w:line="240" w:lineRule="auto"/>
     </w:pPr>
     <w:rPr>
+      <w:rFonts w:eastAsia="黑体"/>
       <w:color w:themeColor="accent5" w:themeShade="BF" w:val="31849B"/>
     </w:rPr>
     <w:tblPr>
@@ -4406,6 +4634,7 @@
         <w:spacing w:after="0" w:before="0" w:line="240" w:lineRule="auto"/>
       </w:pPr>
       <w:rPr>
+        <w:rFonts w:eastAsia="黑体"/>
         <w:b/>
         <w:bCs/>
       </w:rPr>
@@ -4426,6 +4655,7 @@
         <w:spacing w:after="0" w:before="0" w:line="240" w:lineRule="auto"/>
       </w:pPr>
       <w:rPr>
+        <w:rFonts w:eastAsia="黑体"/>
         <w:b/>
         <w:bCs/>
       </w:rPr>
@@ -4443,12 +4673,14 @@
     </w:tblStylePr>
     <w:tblStylePr w:type="firstCol">
       <w:rPr>
+        <w:rFonts w:eastAsia="黑体"/>
         <w:b/>
         <w:bCs/>
       </w:rPr>
     </w:tblStylePr>
     <w:tblStylePr w:type="lastCol">
       <w:rPr>
+        <w:rFonts w:eastAsia="黑体"/>
         <w:b/>
         <w:bCs/>
       </w:rPr>
@@ -4487,6 +4719,7 @@
       <w:spacing w:after="0" w:line="240" w:lineRule="auto"/>
     </w:pPr>
     <w:rPr>
+      <w:rFonts w:eastAsia="黑体"/>
       <w:color w:themeColor="accent6" w:themeShade="BF" w:val="E36C0A"/>
     </w:rPr>
     <w:tblPr>
@@ -4509,6 +4742,7 @@
         <w:spacing w:after="0" w:before="0" w:line="240" w:lineRule="auto"/>
       </w:pPr>
       <w:rPr>
+        <w:rFonts w:eastAsia="黑体"/>
         <w:b/>
         <w:bCs/>
       </w:rPr>
@@ -4529,6 +4763,7 @@
         <w:spacing w:after="0" w:before="0" w:line="240" w:lineRule="auto"/>
       </w:pPr>
       <w:rPr>
+        <w:rFonts w:eastAsia="黑体"/>
         <w:b/>
         <w:bCs/>
       </w:rPr>
@@ -4546,12 +4781,14 @@
     </w:tblStylePr>
     <w:tblStylePr w:type="firstCol">
       <w:rPr>
+        <w:rFonts w:eastAsia="黑体"/>
         <w:b/>
         <w:bCs/>
       </w:rPr>
     </w:tblStylePr>
     <w:tblStylePr w:type="lastCol">
       <w:rPr>
+        <w:rFonts w:eastAsia="黑体"/>
         <w:b/>
         <w:bCs/>
       </w:rPr>
@@ -4611,6 +4848,7 @@
         <w:spacing w:after="0" w:before="0" w:line="240" w:lineRule="auto"/>
       </w:pPr>
       <w:rPr>
+        <w:rFonts w:eastAsia="黑体"/>
         <w:b/>
         <w:bCs/>
         <w:color w:themeColor="background1" w:val="FFFFFF"/>
@@ -4625,6 +4863,7 @@
         <w:spacing w:after="0" w:before="0" w:line="240" w:lineRule="auto"/>
       </w:pPr>
       <w:rPr>
+        <w:rFonts w:eastAsia="黑体"/>
         <w:b/>
         <w:bCs/>
       </w:rPr>
@@ -4640,12 +4879,14 @@
     </w:tblStylePr>
     <w:tblStylePr w:type="firstCol">
       <w:rPr>
+        <w:rFonts w:eastAsia="黑体"/>
         <w:b/>
         <w:bCs/>
       </w:rPr>
     </w:tblStylePr>
     <w:tblStylePr w:type="lastCol">
       <w:rPr>
+        <w:rFonts w:eastAsia="黑体"/>
         <w:b/>
         <w:bCs/>
       </w:rPr>
@@ -4703,6 +4944,7 @@
         <w:spacing w:after="0" w:before="0" w:line="240" w:lineRule="auto"/>
       </w:pPr>
       <w:rPr>
+        <w:rFonts w:eastAsia="黑体"/>
         <w:b/>
         <w:bCs/>
         <w:color w:themeColor="background1" w:val="FFFFFF"/>
@@ -4717,6 +4959,7 @@
         <w:spacing w:after="0" w:before="0" w:line="240" w:lineRule="auto"/>
       </w:pPr>
       <w:rPr>
+        <w:rFonts w:eastAsia="黑体"/>
         <w:b/>
         <w:bCs/>
       </w:rPr>
@@ -4732,12 +4975,14 @@
     </w:tblStylePr>
     <w:tblStylePr w:type="firstCol">
       <w:rPr>
+        <w:rFonts w:eastAsia="黑体"/>
         <w:b/>
         <w:bCs/>
       </w:rPr>
     </w:tblStylePr>
     <w:tblStylePr w:type="lastCol">
       <w:rPr>
+        <w:rFonts w:eastAsia="黑体"/>
         <w:b/>
         <w:bCs/>
       </w:rPr>
@@ -4795,6 +5040,7 @@
         <w:spacing w:after="0" w:before="0" w:line="240" w:lineRule="auto"/>
       </w:pPr>
       <w:rPr>
+        <w:rFonts w:eastAsia="黑体"/>
         <w:b/>
         <w:bCs/>
         <w:color w:themeColor="background1" w:val="FFFFFF"/>
@@ -4809,6 +5055,7 @@
         <w:spacing w:after="0" w:before="0" w:line="240" w:lineRule="auto"/>
       </w:pPr>
       <w:rPr>
+        <w:rFonts w:eastAsia="黑体"/>
         <w:b/>
         <w:bCs/>
       </w:rPr>
@@ -4824,12 +5071,14 @@
     </w:tblStylePr>
     <w:tblStylePr w:type="firstCol">
       <w:rPr>
+        <w:rFonts w:eastAsia="黑体"/>
         <w:b/>
         <w:bCs/>
       </w:rPr>
     </w:tblStylePr>
     <w:tblStylePr w:type="lastCol">
       <w:rPr>
+        <w:rFonts w:eastAsia="黑体"/>
         <w:b/>
         <w:bCs/>
       </w:rPr>
@@ -4887,6 +5136,7 @@
         <w:spacing w:after="0" w:before="0" w:line="240" w:lineRule="auto"/>
       </w:pPr>
       <w:rPr>
+        <w:rFonts w:eastAsia="黑体"/>
         <w:b/>
         <w:bCs/>
         <w:color w:themeColor="background1" w:val="FFFFFF"/>
@@ -4901,6 +5151,7 @@
         <w:spacing w:after="0" w:before="0" w:line="240" w:lineRule="auto"/>
       </w:pPr>
       <w:rPr>
+        <w:rFonts w:eastAsia="黑体"/>
         <w:b/>
         <w:bCs/>
       </w:rPr>
@@ -4916,12 +5167,14 @@
     </w:tblStylePr>
     <w:tblStylePr w:type="firstCol">
       <w:rPr>
+        <w:rFonts w:eastAsia="黑体"/>
         <w:b/>
         <w:bCs/>
       </w:rPr>
     </w:tblStylePr>
     <w:tblStylePr w:type="lastCol">
       <w:rPr>
+        <w:rFonts w:eastAsia="黑体"/>
         <w:b/>
         <w:bCs/>
       </w:rPr>
@@ -4979,6 +5232,7 @@
         <w:spacing w:after="0" w:before="0" w:line="240" w:lineRule="auto"/>
       </w:pPr>
       <w:rPr>
+        <w:rFonts w:eastAsia="黑体"/>
         <w:b/>
         <w:bCs/>
         <w:color w:themeColor="background1" w:val="FFFFFF"/>
@@ -4993,6 +5247,7 @@
         <w:spacing w:after="0" w:before="0" w:line="240" w:lineRule="auto"/>
       </w:pPr>
       <w:rPr>
+        <w:rFonts w:eastAsia="黑体"/>
         <w:b/>
         <w:bCs/>
       </w:rPr>
@@ -5008,12 +5263,14 @@
     </w:tblStylePr>
     <w:tblStylePr w:type="firstCol">
       <w:rPr>
+        <w:rFonts w:eastAsia="黑体"/>
         <w:b/>
         <w:bCs/>
       </w:rPr>
     </w:tblStylePr>
     <w:tblStylePr w:type="lastCol">
       <w:rPr>
+        <w:rFonts w:eastAsia="黑体"/>
         <w:b/>
         <w:bCs/>
       </w:rPr>
@@ -5071,6 +5328,7 @@
         <w:spacing w:after="0" w:before="0" w:line="240" w:lineRule="auto"/>
       </w:pPr>
       <w:rPr>
+        <w:rFonts w:eastAsia="黑体"/>
         <w:b/>
         <w:bCs/>
         <w:color w:themeColor="background1" w:val="FFFFFF"/>
@@ -5085,6 +5343,7 @@
         <w:spacing w:after="0" w:before="0" w:line="240" w:lineRule="auto"/>
       </w:pPr>
       <w:rPr>
+        <w:rFonts w:eastAsia="黑体"/>
         <w:b/>
         <w:bCs/>
       </w:rPr>
@@ -5100,12 +5359,14 @@
     </w:tblStylePr>
     <w:tblStylePr w:type="firstCol">
       <w:rPr>
+        <w:rFonts w:eastAsia="黑体"/>
         <w:b/>
         <w:bCs/>
       </w:rPr>
     </w:tblStylePr>
     <w:tblStylePr w:type="lastCol">
       <w:rPr>
+        <w:rFonts w:eastAsia="黑体"/>
         <w:b/>
         <w:bCs/>
       </w:rPr>
@@ -5163,6 +5424,7 @@
         <w:spacing w:after="0" w:before="0" w:line="240" w:lineRule="auto"/>
       </w:pPr>
       <w:rPr>
+        <w:rFonts w:eastAsia="黑体"/>
         <w:b/>
         <w:bCs/>
         <w:color w:themeColor="background1" w:val="FFFFFF"/>
@@ -5177,6 +5439,7 @@
         <w:spacing w:after="0" w:before="0" w:line="240" w:lineRule="auto"/>
       </w:pPr>
       <w:rPr>
+        <w:rFonts w:eastAsia="黑体"/>
         <w:b/>
         <w:bCs/>
       </w:rPr>
@@ -5192,12 +5455,14 @@
     </w:tblStylePr>
     <w:tblStylePr w:type="firstCol">
       <w:rPr>
+        <w:rFonts w:eastAsia="黑体"/>
         <w:b/>
         <w:bCs/>
       </w:rPr>
     </w:tblStylePr>
     <w:tblStylePr w:type="lastCol">
       <w:rPr>
+        <w:rFonts w:eastAsia="黑体"/>
         <w:b/>
         <w:bCs/>
       </w:rPr>
@@ -5257,7 +5522,7 @@
         <w:spacing w:after="0" w:before="0" w:line="240" w:lineRule="auto"/>
       </w:pPr>
       <w:rPr>
-        <w:rFonts w:asciiTheme="majorHAnsi" w:cstheme="majorBidi" w:eastAsiaTheme="majorEastAsia" w:hAnsiTheme="majorHAnsi"/>
+        <w:rFonts w:asciiTheme="majorHAnsi" w:cstheme="majorBidi" w:hAnsiTheme="majorHAnsi" w:eastAsia="黑体"/>
         <w:b/>
         <w:bCs/>
       </w:rPr>
@@ -5278,7 +5543,7 @@
         <w:spacing w:after="0" w:before="0" w:line="240" w:lineRule="auto"/>
       </w:pPr>
       <w:rPr>
-        <w:rFonts w:asciiTheme="majorHAnsi" w:cstheme="majorBidi" w:eastAsiaTheme="majorEastAsia" w:hAnsiTheme="majorHAnsi"/>
+        <w:rFonts w:asciiTheme="majorHAnsi" w:cstheme="majorBidi" w:hAnsiTheme="majorHAnsi" w:eastAsia="黑体"/>
         <w:b/>
         <w:bCs/>
       </w:rPr>
@@ -5296,14 +5561,14 @@
     </w:tblStylePr>
     <w:tblStylePr w:type="firstCol">
       <w:rPr>
-        <w:rFonts w:asciiTheme="majorHAnsi" w:cstheme="majorBidi" w:eastAsiaTheme="majorEastAsia" w:hAnsiTheme="majorHAnsi"/>
+        <w:rFonts w:asciiTheme="majorHAnsi" w:cstheme="majorBidi" w:hAnsiTheme="majorHAnsi" w:eastAsia="黑体"/>
         <w:b/>
         <w:bCs/>
       </w:rPr>
     </w:tblStylePr>
     <w:tblStylePr w:type="lastCol">
       <w:rPr>
-        <w:rFonts w:asciiTheme="majorHAnsi" w:cstheme="majorBidi" w:eastAsiaTheme="majorEastAsia" w:hAnsiTheme="majorHAnsi"/>
+        <w:rFonts w:asciiTheme="majorHAnsi" w:cstheme="majorBidi" w:hAnsiTheme="majorHAnsi" w:eastAsia="黑体"/>
         <w:b/>
         <w:bCs/>
       </w:rPr>
@@ -5387,7 +5652,7 @@
         <w:spacing w:after="0" w:before="0" w:line="240" w:lineRule="auto"/>
       </w:pPr>
       <w:rPr>
-        <w:rFonts w:asciiTheme="majorHAnsi" w:cstheme="majorBidi" w:eastAsiaTheme="majorEastAsia" w:hAnsiTheme="majorHAnsi"/>
+        <w:rFonts w:asciiTheme="majorHAnsi" w:cstheme="majorBidi" w:hAnsiTheme="majorHAnsi" w:eastAsia="黑体"/>
         <w:b/>
         <w:bCs/>
       </w:rPr>
@@ -5408,7 +5673,7 @@
         <w:spacing w:after="0" w:before="0" w:line="240" w:lineRule="auto"/>
       </w:pPr>
       <w:rPr>
-        <w:rFonts w:asciiTheme="majorHAnsi" w:cstheme="majorBidi" w:eastAsiaTheme="majorEastAsia" w:hAnsiTheme="majorHAnsi"/>
+        <w:rFonts w:asciiTheme="majorHAnsi" w:cstheme="majorBidi" w:hAnsiTheme="majorHAnsi" w:eastAsia="黑体"/>
         <w:b/>
         <w:bCs/>
       </w:rPr>
@@ -5426,14 +5691,14 @@
     </w:tblStylePr>
     <w:tblStylePr w:type="firstCol">
       <w:rPr>
-        <w:rFonts w:asciiTheme="majorHAnsi" w:cstheme="majorBidi" w:eastAsiaTheme="majorEastAsia" w:hAnsiTheme="majorHAnsi"/>
+        <w:rFonts w:asciiTheme="majorHAnsi" w:cstheme="majorBidi" w:hAnsiTheme="majorHAnsi" w:eastAsia="黑体"/>
         <w:b/>
         <w:bCs/>
       </w:rPr>
     </w:tblStylePr>
     <w:tblStylePr w:type="lastCol">
       <w:rPr>
-        <w:rFonts w:asciiTheme="majorHAnsi" w:cstheme="majorBidi" w:eastAsiaTheme="majorEastAsia" w:hAnsiTheme="majorHAnsi"/>
+        <w:rFonts w:asciiTheme="majorHAnsi" w:cstheme="majorBidi" w:hAnsiTheme="majorHAnsi" w:eastAsia="黑体"/>
         <w:b/>
         <w:bCs/>
       </w:rPr>
@@ -5517,7 +5782,7 @@
         <w:spacing w:after="0" w:before="0" w:line="240" w:lineRule="auto"/>
       </w:pPr>
       <w:rPr>
-        <w:rFonts w:asciiTheme="majorHAnsi" w:cstheme="majorBidi" w:eastAsiaTheme="majorEastAsia" w:hAnsiTheme="majorHAnsi"/>
+        <w:rFonts w:asciiTheme="majorHAnsi" w:cstheme="majorBidi" w:hAnsiTheme="majorHAnsi" w:eastAsia="黑体"/>
         <w:b/>
         <w:bCs/>
       </w:rPr>
@@ -5538,7 +5803,7 @@
         <w:spacing w:after="0" w:before="0" w:line="240" w:lineRule="auto"/>
       </w:pPr>
       <w:rPr>
-        <w:rFonts w:asciiTheme="majorHAnsi" w:cstheme="majorBidi" w:eastAsiaTheme="majorEastAsia" w:hAnsiTheme="majorHAnsi"/>
+        <w:rFonts w:asciiTheme="majorHAnsi" w:cstheme="majorBidi" w:hAnsiTheme="majorHAnsi" w:eastAsia="黑体"/>
         <w:b/>
         <w:bCs/>
       </w:rPr>
@@ -5556,14 +5821,14 @@
     </w:tblStylePr>
     <w:tblStylePr w:type="firstCol">
       <w:rPr>
-        <w:rFonts w:asciiTheme="majorHAnsi" w:cstheme="majorBidi" w:eastAsiaTheme="majorEastAsia" w:hAnsiTheme="majorHAnsi"/>
+        <w:rFonts w:asciiTheme="majorHAnsi" w:cstheme="majorBidi" w:hAnsiTheme="majorHAnsi" w:eastAsia="黑体"/>
         <w:b/>
         <w:bCs/>
       </w:rPr>
     </w:tblStylePr>
     <w:tblStylePr w:type="lastCol">
       <w:rPr>
-        <w:rFonts w:asciiTheme="majorHAnsi" w:cstheme="majorBidi" w:eastAsiaTheme="majorEastAsia" w:hAnsiTheme="majorHAnsi"/>
+        <w:rFonts w:asciiTheme="majorHAnsi" w:cstheme="majorBidi" w:hAnsiTheme="majorHAnsi" w:eastAsia="黑体"/>
         <w:b/>
         <w:bCs/>
       </w:rPr>
@@ -5647,7 +5912,7 @@
         <w:spacing w:after="0" w:before="0" w:line="240" w:lineRule="auto"/>
       </w:pPr>
       <w:rPr>
-        <w:rFonts w:asciiTheme="majorHAnsi" w:cstheme="majorBidi" w:eastAsiaTheme="majorEastAsia" w:hAnsiTheme="majorHAnsi"/>
+        <w:rFonts w:asciiTheme="majorHAnsi" w:cstheme="majorBidi" w:hAnsiTheme="majorHAnsi" w:eastAsia="黑体"/>
         <w:b/>
         <w:bCs/>
       </w:rPr>
@@ -5668,7 +5933,7 @@
         <w:spacing w:after="0" w:before="0" w:line="240" w:lineRule="auto"/>
       </w:pPr>
       <w:rPr>
-        <w:rFonts w:asciiTheme="majorHAnsi" w:cstheme="majorBidi" w:eastAsiaTheme="majorEastAsia" w:hAnsiTheme="majorHAnsi"/>
+        <w:rFonts w:asciiTheme="majorHAnsi" w:cstheme="majorBidi" w:hAnsiTheme="majorHAnsi" w:eastAsia="黑体"/>
         <w:b/>
         <w:bCs/>
       </w:rPr>
@@ -5686,14 +5951,14 @@
     </w:tblStylePr>
     <w:tblStylePr w:type="firstCol">
       <w:rPr>
-        <w:rFonts w:asciiTheme="majorHAnsi" w:cstheme="majorBidi" w:eastAsiaTheme="majorEastAsia" w:hAnsiTheme="majorHAnsi"/>
+        <w:rFonts w:asciiTheme="majorHAnsi" w:cstheme="majorBidi" w:hAnsiTheme="majorHAnsi" w:eastAsia="黑体"/>
         <w:b/>
         <w:bCs/>
       </w:rPr>
     </w:tblStylePr>
     <w:tblStylePr w:type="lastCol">
       <w:rPr>
-        <w:rFonts w:asciiTheme="majorHAnsi" w:cstheme="majorBidi" w:eastAsiaTheme="majorEastAsia" w:hAnsiTheme="majorHAnsi"/>
+        <w:rFonts w:asciiTheme="majorHAnsi" w:cstheme="majorBidi" w:hAnsiTheme="majorHAnsi" w:eastAsia="黑体"/>
         <w:b/>
         <w:bCs/>
       </w:rPr>
@@ -5777,7 +6042,7 @@
         <w:spacing w:after="0" w:before="0" w:line="240" w:lineRule="auto"/>
       </w:pPr>
       <w:rPr>
-        <w:rFonts w:asciiTheme="majorHAnsi" w:cstheme="majorBidi" w:eastAsiaTheme="majorEastAsia" w:hAnsiTheme="majorHAnsi"/>
+        <w:rFonts w:asciiTheme="majorHAnsi" w:cstheme="majorBidi" w:hAnsiTheme="majorHAnsi" w:eastAsia="黑体"/>
         <w:b/>
         <w:bCs/>
       </w:rPr>
@@ -5798,7 +6063,7 @@
         <w:spacing w:after="0" w:before="0" w:line="240" w:lineRule="auto"/>
       </w:pPr>
       <w:rPr>
-        <w:rFonts w:asciiTheme="majorHAnsi" w:cstheme="majorBidi" w:eastAsiaTheme="majorEastAsia" w:hAnsiTheme="majorHAnsi"/>
+        <w:rFonts w:asciiTheme="majorHAnsi" w:cstheme="majorBidi" w:hAnsiTheme="majorHAnsi" w:eastAsia="黑体"/>
         <w:b/>
         <w:bCs/>
       </w:rPr>
@@ -5816,14 +6081,14 @@
     </w:tblStylePr>
     <w:tblStylePr w:type="firstCol">
       <w:rPr>
-        <w:rFonts w:asciiTheme="majorHAnsi" w:cstheme="majorBidi" w:eastAsiaTheme="majorEastAsia" w:hAnsiTheme="majorHAnsi"/>
+        <w:rFonts w:asciiTheme="majorHAnsi" w:cstheme="majorBidi" w:hAnsiTheme="majorHAnsi" w:eastAsia="黑体"/>
         <w:b/>
         <w:bCs/>
       </w:rPr>
     </w:tblStylePr>
     <w:tblStylePr w:type="lastCol">
       <w:rPr>
-        <w:rFonts w:asciiTheme="majorHAnsi" w:cstheme="majorBidi" w:eastAsiaTheme="majorEastAsia" w:hAnsiTheme="majorHAnsi"/>
+        <w:rFonts w:asciiTheme="majorHAnsi" w:cstheme="majorBidi" w:hAnsiTheme="majorHAnsi" w:eastAsia="黑体"/>
         <w:b/>
         <w:bCs/>
       </w:rPr>
@@ -5907,7 +6172,7 @@
         <w:spacing w:after="0" w:before="0" w:line="240" w:lineRule="auto"/>
       </w:pPr>
       <w:rPr>
-        <w:rFonts w:asciiTheme="majorHAnsi" w:cstheme="majorBidi" w:eastAsiaTheme="majorEastAsia" w:hAnsiTheme="majorHAnsi"/>
+        <w:rFonts w:asciiTheme="majorHAnsi" w:cstheme="majorBidi" w:hAnsiTheme="majorHAnsi" w:eastAsia="黑体"/>
         <w:b/>
         <w:bCs/>
       </w:rPr>
@@ -5928,7 +6193,7 @@
         <w:spacing w:after="0" w:before="0" w:line="240" w:lineRule="auto"/>
       </w:pPr>
       <w:rPr>
-        <w:rFonts w:asciiTheme="majorHAnsi" w:cstheme="majorBidi" w:eastAsiaTheme="majorEastAsia" w:hAnsiTheme="majorHAnsi"/>
+        <w:rFonts w:asciiTheme="majorHAnsi" w:cstheme="majorBidi" w:hAnsiTheme="majorHAnsi" w:eastAsia="黑体"/>
         <w:b/>
         <w:bCs/>
       </w:rPr>
@@ -5946,14 +6211,14 @@
     </w:tblStylePr>
     <w:tblStylePr w:type="firstCol">
       <w:rPr>
-        <w:rFonts w:asciiTheme="majorHAnsi" w:cstheme="majorBidi" w:eastAsiaTheme="majorEastAsia" w:hAnsiTheme="majorHAnsi"/>
+        <w:rFonts w:asciiTheme="majorHAnsi" w:cstheme="majorBidi" w:hAnsiTheme="majorHAnsi" w:eastAsia="黑体"/>
         <w:b/>
         <w:bCs/>
       </w:rPr>
     </w:tblStylePr>
     <w:tblStylePr w:type="lastCol">
       <w:rPr>
-        <w:rFonts w:asciiTheme="majorHAnsi" w:cstheme="majorBidi" w:eastAsiaTheme="majorEastAsia" w:hAnsiTheme="majorHAnsi"/>
+        <w:rFonts w:asciiTheme="majorHAnsi" w:cstheme="majorBidi" w:hAnsiTheme="majorHAnsi" w:eastAsia="黑体"/>
         <w:b/>
         <w:bCs/>
       </w:rPr>
@@ -6037,7 +6302,7 @@
         <w:spacing w:after="0" w:before="0" w:line="240" w:lineRule="auto"/>
       </w:pPr>
       <w:rPr>
-        <w:rFonts w:asciiTheme="majorHAnsi" w:cstheme="majorBidi" w:eastAsiaTheme="majorEastAsia" w:hAnsiTheme="majorHAnsi"/>
+        <w:rFonts w:asciiTheme="majorHAnsi" w:cstheme="majorBidi" w:hAnsiTheme="majorHAnsi" w:eastAsia="黑体"/>
         <w:b/>
         <w:bCs/>
       </w:rPr>
@@ -6058,7 +6323,7 @@
         <w:spacing w:after="0" w:before="0" w:line="240" w:lineRule="auto"/>
       </w:pPr>
       <w:rPr>
-        <w:rFonts w:asciiTheme="majorHAnsi" w:cstheme="majorBidi" w:eastAsiaTheme="majorEastAsia" w:hAnsiTheme="majorHAnsi"/>
+        <w:rFonts w:asciiTheme="majorHAnsi" w:cstheme="majorBidi" w:hAnsiTheme="majorHAnsi" w:eastAsia="黑体"/>
         <w:b/>
         <w:bCs/>
       </w:rPr>
@@ -6076,14 +6341,14 @@
     </w:tblStylePr>
     <w:tblStylePr w:type="firstCol">
       <w:rPr>
-        <w:rFonts w:asciiTheme="majorHAnsi" w:cstheme="majorBidi" w:eastAsiaTheme="majorEastAsia" w:hAnsiTheme="majorHAnsi"/>
+        <w:rFonts w:asciiTheme="majorHAnsi" w:cstheme="majorBidi" w:hAnsiTheme="majorHAnsi" w:eastAsia="黑体"/>
         <w:b/>
         <w:bCs/>
       </w:rPr>
     </w:tblStylePr>
     <w:tblStylePr w:type="lastCol">
       <w:rPr>
-        <w:rFonts w:asciiTheme="majorHAnsi" w:cstheme="majorBidi" w:eastAsiaTheme="majorEastAsia" w:hAnsiTheme="majorHAnsi"/>
+        <w:rFonts w:asciiTheme="majorHAnsi" w:cstheme="majorBidi" w:hAnsiTheme="majorHAnsi" w:eastAsia="黑体"/>
         <w:b/>
         <w:bCs/>
       </w:rPr>
@@ -6166,6 +6431,7 @@
         <w:spacing w:after="0" w:before="0" w:line="240" w:lineRule="auto"/>
       </w:pPr>
       <w:rPr>
+        <w:rFonts w:eastAsia="黑体"/>
         <w:b/>
         <w:bCs/>
         <w:color w:themeColor="background1" w:val="FFFFFF"/>
@@ -6188,6 +6454,7 @@
         <w:spacing w:after="0" w:before="0" w:line="240" w:lineRule="auto"/>
       </w:pPr>
       <w:rPr>
+        <w:rFonts w:eastAsia="黑体"/>
         <w:b/>
         <w:bCs/>
       </w:rPr>
@@ -6205,12 +6472,14 @@
     </w:tblStylePr>
     <w:tblStylePr w:type="firstCol">
       <w:rPr>
+        <w:rFonts w:eastAsia="黑体"/>
         <w:b/>
         <w:bCs/>
       </w:rPr>
     </w:tblStylePr>
     <w:tblStylePr w:type="lastCol">
       <w:rPr>
+        <w:rFonts w:eastAsia="黑体"/>
         <w:b/>
         <w:bCs/>
       </w:rPr>
@@ -6272,6 +6541,7 @@
         <w:spacing w:after="0" w:before="0" w:line="240" w:lineRule="auto"/>
       </w:pPr>
       <w:rPr>
+        <w:rFonts w:eastAsia="黑体"/>
         <w:b/>
         <w:bCs/>
         <w:color w:themeColor="background1" w:val="FFFFFF"/>
@@ -6294,6 +6564,7 @@
         <w:spacing w:after="0" w:before="0" w:line="240" w:lineRule="auto"/>
       </w:pPr>
       <w:rPr>
+        <w:rFonts w:eastAsia="黑体"/>
         <w:b/>
         <w:bCs/>
       </w:rPr>
@@ -6311,12 +6582,14 @@
     </w:tblStylePr>
     <w:tblStylePr w:type="firstCol">
       <w:rPr>
+        <w:rFonts w:eastAsia="黑体"/>
         <w:b/>
         <w:bCs/>
       </w:rPr>
     </w:tblStylePr>
     <w:tblStylePr w:type="lastCol">
       <w:rPr>
+        <w:rFonts w:eastAsia="黑体"/>
         <w:b/>
         <w:bCs/>
       </w:rPr>
@@ -6378,6 +6651,7 @@
         <w:spacing w:after="0" w:before="0" w:line="240" w:lineRule="auto"/>
       </w:pPr>
       <w:rPr>
+        <w:rFonts w:eastAsia="黑体"/>
         <w:b/>
         <w:bCs/>
         <w:color w:themeColor="background1" w:val="FFFFFF"/>
@@ -6400,6 +6674,7 @@
         <w:spacing w:after="0" w:before="0" w:line="240" w:lineRule="auto"/>
       </w:pPr>
       <w:rPr>
+        <w:rFonts w:eastAsia="黑体"/>
         <w:b/>
         <w:bCs/>
       </w:rPr>
@@ -6417,12 +6692,14 @@
     </w:tblStylePr>
     <w:tblStylePr w:type="firstCol">
       <w:rPr>
+        <w:rFonts w:eastAsia="黑体"/>
         <w:b/>
         <w:bCs/>
       </w:rPr>
     </w:tblStylePr>
     <w:tblStylePr w:type="lastCol">
       <w:rPr>
+        <w:rFonts w:eastAsia="黑体"/>
         <w:b/>
         <w:bCs/>
       </w:rPr>
@@ -6484,6 +6761,7 @@
         <w:spacing w:after="0" w:before="0" w:line="240" w:lineRule="auto"/>
       </w:pPr>
       <w:rPr>
+        <w:rFonts w:eastAsia="黑体"/>
         <w:b/>
         <w:bCs/>
         <w:color w:themeColor="background1" w:val="FFFFFF"/>
@@ -6506,6 +6784,7 @@
         <w:spacing w:after="0" w:before="0" w:line="240" w:lineRule="auto"/>
       </w:pPr>
       <w:rPr>
+        <w:rFonts w:eastAsia="黑体"/>
         <w:b/>
         <w:bCs/>
       </w:rPr>
@@ -6523,12 +6802,14 @@
     </w:tblStylePr>
     <w:tblStylePr w:type="firstCol">
       <w:rPr>
+        <w:rFonts w:eastAsia="黑体"/>
         <w:b/>
         <w:bCs/>
       </w:rPr>
     </w:tblStylePr>
     <w:tblStylePr w:type="lastCol">
       <w:rPr>
+        <w:rFonts w:eastAsia="黑体"/>
         <w:b/>
         <w:bCs/>
       </w:rPr>
@@ -6590,6 +6871,7 @@
         <w:spacing w:after="0" w:before="0" w:line="240" w:lineRule="auto"/>
       </w:pPr>
       <w:rPr>
+        <w:rFonts w:eastAsia="黑体"/>
         <w:b/>
         <w:bCs/>
         <w:color w:themeColor="background1" w:val="FFFFFF"/>
@@ -6612,6 +6894,7 @@
         <w:spacing w:after="0" w:before="0" w:line="240" w:lineRule="auto"/>
       </w:pPr>
       <w:rPr>
+        <w:rFonts w:eastAsia="黑体"/>
         <w:b/>
         <w:bCs/>
       </w:rPr>
@@ -6629,12 +6912,14 @@
     </w:tblStylePr>
     <w:tblStylePr w:type="firstCol">
       <w:rPr>
+        <w:rFonts w:eastAsia="黑体"/>
         <w:b/>
         <w:bCs/>
       </w:rPr>
     </w:tblStylePr>
     <w:tblStylePr w:type="lastCol">
       <w:rPr>
+        <w:rFonts w:eastAsia="黑体"/>
         <w:b/>
         <w:bCs/>
       </w:rPr>
@@ -6696,6 +6981,7 @@
         <w:spacing w:after="0" w:before="0" w:line="240" w:lineRule="auto"/>
       </w:pPr>
       <w:rPr>
+        <w:rFonts w:eastAsia="黑体"/>
         <w:b/>
         <w:bCs/>
         <w:color w:themeColor="background1" w:val="FFFFFF"/>
@@ -6718,6 +7004,7 @@
         <w:spacing w:after="0" w:before="0" w:line="240" w:lineRule="auto"/>
       </w:pPr>
       <w:rPr>
+        <w:rFonts w:eastAsia="黑体"/>
         <w:b/>
         <w:bCs/>
       </w:rPr>
@@ -6735,12 +7022,14 @@
     </w:tblStylePr>
     <w:tblStylePr w:type="firstCol">
       <w:rPr>
+        <w:rFonts w:eastAsia="黑体"/>
         <w:b/>
         <w:bCs/>
       </w:rPr>
     </w:tblStylePr>
     <w:tblStylePr w:type="lastCol">
       <w:rPr>
+        <w:rFonts w:eastAsia="黑体"/>
         <w:b/>
         <w:bCs/>
       </w:rPr>
@@ -6802,6 +7091,7 @@
         <w:spacing w:after="0" w:before="0" w:line="240" w:lineRule="auto"/>
       </w:pPr>
       <w:rPr>
+        <w:rFonts w:eastAsia="黑体"/>
         <w:b/>
         <w:bCs/>
         <w:color w:themeColor="background1" w:val="FFFFFF"/>
@@ -6824,6 +7114,7 @@
         <w:spacing w:after="0" w:before="0" w:line="240" w:lineRule="auto"/>
       </w:pPr>
       <w:rPr>
+        <w:rFonts w:eastAsia="黑体"/>
         <w:b/>
         <w:bCs/>
       </w:rPr>
@@ -6841,12 +7132,14 @@
     </w:tblStylePr>
     <w:tblStylePr w:type="firstCol">
       <w:rPr>
+        <w:rFonts w:eastAsia="黑体"/>
         <w:b/>
         <w:bCs/>
       </w:rPr>
     </w:tblStylePr>
     <w:tblStylePr w:type="lastCol">
       <w:rPr>
+        <w:rFonts w:eastAsia="黑体"/>
         <w:b/>
         <w:bCs/>
       </w:rPr>
@@ -6905,6 +7198,7 @@
         <w:spacing w:after="0" w:before="0" w:line="240" w:lineRule="auto"/>
       </w:pPr>
       <w:rPr>
+        <w:rFonts w:eastAsia="黑体"/>
         <w:b/>
         <w:bCs/>
         <w:color w:themeColor="background1" w:val="FFFFFF"/>
@@ -6927,6 +7221,7 @@
         <w:spacing w:after="0" w:before="0" w:line="240" w:lineRule="auto"/>
       </w:pPr>
       <w:rPr>
+        <w:rFonts w:eastAsia="黑体"/>
         <w:color w:val="auto"/>
       </w:rPr>
       <w:tblPr/>
@@ -6944,6 +7239,7 @@
     </w:tblStylePr>
     <w:tblStylePr w:type="firstCol">
       <w:rPr>
+        <w:rFonts w:eastAsia="黑体"/>
         <w:b/>
         <w:bCs/>
         <w:color w:themeColor="background1" w:val="FFFFFF"/>
@@ -6963,6 +7259,7 @@
     </w:tblStylePr>
     <w:tblStylePr w:type="lastCol">
       <w:rPr>
+        <w:rFonts w:eastAsia="黑体"/>
         <w:b/>
         <w:bCs/>
         <w:color w:themeColor="background1" w:val="FFFFFF"/>
@@ -7011,6 +7308,7 @@
     </w:tblStylePr>
     <w:tblStylePr w:type="nwCell">
       <w:rPr>
+        <w:rFonts w:eastAsia="黑体"/>
         <w:color w:themeColor="background1" w:val="FFFFFF"/>
       </w:rPr>
       <w:tblPr/>
@@ -7054,6 +7352,7 @@
         <w:spacing w:after="0" w:before="0" w:line="240" w:lineRule="auto"/>
       </w:pPr>
       <w:rPr>
+        <w:rFonts w:eastAsia="黑体"/>
         <w:b/>
         <w:bCs/>
         <w:color w:themeColor="background1" w:val="FFFFFF"/>
@@ -7076,6 +7375,7 @@
         <w:spacing w:after="0" w:before="0" w:line="240" w:lineRule="auto"/>
       </w:pPr>
       <w:rPr>
+        <w:rFonts w:eastAsia="黑体"/>
         <w:color w:val="auto"/>
       </w:rPr>
       <w:tblPr/>
@@ -7093,6 +7393,7 @@
     </w:tblStylePr>
     <w:tblStylePr w:type="firstCol">
       <w:rPr>
+        <w:rFonts w:eastAsia="黑体"/>
         <w:b/>
         <w:bCs/>
         <w:color w:themeColor="background1" w:val="FFFFFF"/>
@@ -7112,6 +7413,7 @@
     </w:tblStylePr>
     <w:tblStylePr w:type="lastCol">
       <w:rPr>
+        <w:rFonts w:eastAsia="黑体"/>
         <w:b/>
         <w:bCs/>
         <w:color w:themeColor="background1" w:val="FFFFFF"/>
@@ -7160,6 +7462,7 @@
     </w:tblStylePr>
     <w:tblStylePr w:type="nwCell">
       <w:rPr>
+        <w:rFonts w:eastAsia="黑体"/>
         <w:color w:themeColor="background1" w:val="FFFFFF"/>
       </w:rPr>
       <w:tblPr/>
@@ -7203,6 +7506,7 @@
         <w:spacing w:after="0" w:before="0" w:line="240" w:lineRule="auto"/>
       </w:pPr>
       <w:rPr>
+        <w:rFonts w:eastAsia="黑体"/>
         <w:b/>
         <w:bCs/>
         <w:color w:themeColor="background1" w:val="FFFFFF"/>
@@ -7225,6 +7529,7 @@
         <w:spacing w:after="0" w:before="0" w:line="240" w:lineRule="auto"/>
       </w:pPr>
       <w:rPr>
+        <w:rFonts w:eastAsia="黑体"/>
         <w:color w:val="auto"/>
       </w:rPr>
       <w:tblPr/>
@@ -7242,6 +7547,7 @@
     </w:tblStylePr>
     <w:tblStylePr w:type="firstCol">
       <w:rPr>
+        <w:rFonts w:eastAsia="黑体"/>
         <w:b/>
         <w:bCs/>
         <w:color w:themeColor="background1" w:val="FFFFFF"/>
@@ -7261,6 +7567,7 @@
     </w:tblStylePr>
     <w:tblStylePr w:type="lastCol">
       <w:rPr>
+        <w:rFonts w:eastAsia="黑体"/>
         <w:b/>
         <w:bCs/>
         <w:color w:themeColor="background1" w:val="FFFFFF"/>
@@ -7309,6 +7616,7 @@
     </w:tblStylePr>
     <w:tblStylePr w:type="nwCell">
       <w:rPr>
+        <w:rFonts w:eastAsia="黑体"/>
         <w:color w:themeColor="background1" w:val="FFFFFF"/>
       </w:rPr>
       <w:tblPr/>
@@ -7352,6 +7660,7 @@
         <w:spacing w:after="0" w:before="0" w:line="240" w:lineRule="auto"/>
       </w:pPr>
       <w:rPr>
+        <w:rFonts w:eastAsia="黑体"/>
         <w:b/>
         <w:bCs/>
         <w:color w:themeColor="background1" w:val="FFFFFF"/>
@@ -7374,6 +7683,7 @@
         <w:spacing w:after="0" w:before="0" w:line="240" w:lineRule="auto"/>
       </w:pPr>
       <w:rPr>
+        <w:rFonts w:eastAsia="黑体"/>
         <w:color w:val="auto"/>
       </w:rPr>
       <w:tblPr/>
@@ -7391,6 +7701,7 @@
     </w:tblStylePr>
     <w:tblStylePr w:type="firstCol">
       <w:rPr>
+        <w:rFonts w:eastAsia="黑体"/>
         <w:b/>
         <w:bCs/>
         <w:color w:themeColor="background1" w:val="FFFFFF"/>
@@ -7410,6 +7721,7 @@
     </w:tblStylePr>
     <w:tblStylePr w:type="lastCol">
       <w:rPr>
+        <w:rFonts w:eastAsia="黑体"/>
         <w:b/>
         <w:bCs/>
         <w:color w:themeColor="background1" w:val="FFFFFF"/>
@@ -7458,6 +7770,7 @@
     </w:tblStylePr>
     <w:tblStylePr w:type="nwCell">
       <w:rPr>
+        <w:rFonts w:eastAsia="黑体"/>
         <w:color w:themeColor="background1" w:val="FFFFFF"/>
       </w:rPr>
       <w:tblPr/>
@@ -7501,6 +7814,7 @@
         <w:spacing w:after="0" w:before="0" w:line="240" w:lineRule="auto"/>
       </w:pPr>
       <w:rPr>
+        <w:rFonts w:eastAsia="黑体"/>
         <w:b/>
         <w:bCs/>
         <w:color w:themeColor="background1" w:val="FFFFFF"/>
@@ -7523,6 +7837,7 @@
         <w:spacing w:after="0" w:before="0" w:line="240" w:lineRule="auto"/>
       </w:pPr>
       <w:rPr>
+        <w:rFonts w:eastAsia="黑体"/>
         <w:color w:val="auto"/>
       </w:rPr>
       <w:tblPr/>
@@ -7540,6 +7855,7 @@
     </w:tblStylePr>
     <w:tblStylePr w:type="firstCol">
       <w:rPr>
+        <w:rFonts w:eastAsia="黑体"/>
         <w:b/>
         <w:bCs/>
         <w:color w:themeColor="background1" w:val="FFFFFF"/>
@@ -7559,6 +7875,7 @@
     </w:tblStylePr>
     <w:tblStylePr w:type="lastCol">
       <w:rPr>
+        <w:rFonts w:eastAsia="黑体"/>
         <w:b/>
         <w:bCs/>
         <w:color w:themeColor="background1" w:val="FFFFFF"/>
@@ -7607,6 +7924,7 @@
     </w:tblStylePr>
     <w:tblStylePr w:type="nwCell">
       <w:rPr>
+        <w:rFonts w:eastAsia="黑体"/>
         <w:color w:themeColor="background1" w:val="FFFFFF"/>
       </w:rPr>
       <w:tblPr/>
@@ -7650,6 +7968,7 @@
         <w:spacing w:after="0" w:before="0" w:line="240" w:lineRule="auto"/>
       </w:pPr>
       <w:rPr>
+        <w:rFonts w:eastAsia="黑体"/>
         <w:b/>
         <w:bCs/>
         <w:color w:themeColor="background1" w:val="FFFFFF"/>
@@ -7672,6 +7991,7 @@
         <w:spacing w:after="0" w:before="0" w:line="240" w:lineRule="auto"/>
       </w:pPr>
       <w:rPr>
+        <w:rFonts w:eastAsia="黑体"/>
         <w:color w:val="auto"/>
       </w:rPr>
       <w:tblPr/>
@@ -7689,6 +8009,7 @@
     </w:tblStylePr>
     <w:tblStylePr w:type="firstCol">
       <w:rPr>
+        <w:rFonts w:eastAsia="黑体"/>
         <w:b/>
         <w:bCs/>
         <w:color w:themeColor="background1" w:val="FFFFFF"/>
@@ -7708,6 +8029,7 @@
     </w:tblStylePr>
     <w:tblStylePr w:type="lastCol">
       <w:rPr>
+        <w:rFonts w:eastAsia="黑体"/>
         <w:b/>
         <w:bCs/>
         <w:color w:themeColor="background1" w:val="FFFFFF"/>
@@ -7756,6 +8078,7 @@
     </w:tblStylePr>
     <w:tblStylePr w:type="nwCell">
       <w:rPr>
+        <w:rFonts w:eastAsia="黑体"/>
         <w:color w:themeColor="background1" w:val="FFFFFF"/>
       </w:rPr>
       <w:tblPr/>
@@ -7799,6 +8122,7 @@
         <w:spacing w:after="0" w:before="0" w:line="240" w:lineRule="auto"/>
       </w:pPr>
       <w:rPr>
+        <w:rFonts w:eastAsia="黑体"/>
         <w:b/>
         <w:bCs/>
         <w:color w:themeColor="background1" w:val="FFFFFF"/>
@@ -7821,6 +8145,7 @@
         <w:spacing w:after="0" w:before="0" w:line="240" w:lineRule="auto"/>
       </w:pPr>
       <w:rPr>
+        <w:rFonts w:eastAsia="黑体"/>
         <w:color w:val="auto"/>
       </w:rPr>
       <w:tblPr/>
@@ -7838,6 +8163,7 @@
     </w:tblStylePr>
     <w:tblStylePr w:type="firstCol">
       <w:rPr>
+        <w:rFonts w:eastAsia="黑体"/>
         <w:b/>
         <w:bCs/>
         <w:color w:themeColor="background1" w:val="FFFFFF"/>
@@ -7857,6 +8183,7 @@
     </w:tblStylePr>
     <w:tblStylePr w:type="lastCol">
       <w:rPr>
+        <w:rFonts w:eastAsia="黑体"/>
         <w:b/>
         <w:bCs/>
         <w:color w:themeColor="background1" w:val="FFFFFF"/>
@@ -7905,6 +8232,7 @@
     </w:tblStylePr>
     <w:tblStylePr w:type="nwCell">
       <w:rPr>
+        <w:rFonts w:eastAsia="黑体"/>
         <w:color w:themeColor="background1" w:val="FFFFFF"/>
       </w:rPr>
       <w:tblPr/>
@@ -7929,6 +8257,7 @@
       <w:spacing w:after="0" w:line="240" w:lineRule="auto"/>
     </w:pPr>
     <w:rPr>
+      <w:rFonts w:eastAsia="黑体"/>
       <w:color w:themeColor="text1" w:val="000000"/>
     </w:rPr>
     <w:tblPr>
@@ -7948,7 +8277,7 @@
     </w:tblPr>
     <w:tblStylePr w:type="firstRow">
       <w:rPr>
-        <w:rFonts w:asciiTheme="majorHAnsi" w:cstheme="majorBidi" w:eastAsiaTheme="majorEastAsia" w:hAnsiTheme="majorHAnsi"/>
+        <w:rFonts w:asciiTheme="majorHAnsi" w:cstheme="majorBidi" w:hAnsiTheme="majorHAnsi" w:eastAsia="黑体"/>
       </w:rPr>
       <w:tblPr/>
       <w:tcPr>
@@ -7960,6 +8289,7 @@
     </w:tblStylePr>
     <w:tblStylePr w:type="lastRow">
       <w:rPr>
+        <w:rFonts w:eastAsia="黑体"/>
         <w:b/>
         <w:bCs/>
         <w:color w:themeColor="text2" w:val="1F497D"/>
@@ -7974,12 +8304,14 @@
     </w:tblStylePr>
     <w:tblStylePr w:type="firstCol">
       <w:rPr>
+        <w:rFonts w:eastAsia="黑体"/>
         <w:b/>
         <w:bCs/>
       </w:rPr>
     </w:tblStylePr>
     <w:tblStylePr w:type="lastCol">
       <w:rPr>
+        <w:rFonts w:eastAsia="黑体"/>
         <w:b/>
         <w:bCs/>
       </w:rPr>
@@ -8013,6 +8345,7 @@
       <w:spacing w:after="0" w:line="240" w:lineRule="auto"/>
     </w:pPr>
     <w:rPr>
+      <w:rFonts w:eastAsia="黑体"/>
       <w:color w:themeColor="text1" w:val="000000"/>
     </w:rPr>
     <w:tblPr>
@@ -8032,7 +8365,7 @@
     </w:tblPr>
     <w:tblStylePr w:type="firstRow">
       <w:rPr>
-        <w:rFonts w:asciiTheme="majorHAnsi" w:cstheme="majorBidi" w:eastAsiaTheme="majorEastAsia" w:hAnsiTheme="majorHAnsi"/>
+        <w:rFonts w:asciiTheme="majorHAnsi" w:cstheme="majorBidi" w:hAnsiTheme="majorHAnsi" w:eastAsia="黑体"/>
       </w:rPr>
       <w:tblPr/>
       <w:tcPr>
@@ -8044,6 +8377,7 @@
     </w:tblStylePr>
     <w:tblStylePr w:type="lastRow">
       <w:rPr>
+        <w:rFonts w:eastAsia="黑体"/>
         <w:b/>
         <w:bCs/>
         <w:color w:themeColor="text2" w:val="1F497D"/>
@@ -8058,12 +8392,14 @@
     </w:tblStylePr>
     <w:tblStylePr w:type="firstCol">
       <w:rPr>
+        <w:rFonts w:eastAsia="黑体"/>
         <w:b/>
         <w:bCs/>
       </w:rPr>
     </w:tblStylePr>
     <w:tblStylePr w:type="lastCol">
       <w:rPr>
+        <w:rFonts w:eastAsia="黑体"/>
         <w:b/>
         <w:bCs/>
       </w:rPr>
@@ -8097,6 +8433,7 @@
       <w:spacing w:after="0" w:line="240" w:lineRule="auto"/>
     </w:pPr>
     <w:rPr>
+      <w:rFonts w:eastAsia="黑体"/>
       <w:color w:themeColor="text1" w:val="000000"/>
     </w:rPr>
     <w:tblPr>
@@ -8116,7 +8453,7 @@
     </w:tblPr>
     <w:tblStylePr w:type="firstRow">
       <w:rPr>
-        <w:rFonts w:asciiTheme="majorHAnsi" w:cstheme="majorBidi" w:eastAsiaTheme="majorEastAsia" w:hAnsiTheme="majorHAnsi"/>
+        <w:rFonts w:asciiTheme="majorHAnsi" w:cstheme="majorBidi" w:hAnsiTheme="majorHAnsi" w:eastAsia="黑体"/>
       </w:rPr>
       <w:tblPr/>
       <w:tcPr>
@@ -8128,6 +8465,7 @@
     </w:tblStylePr>
     <w:tblStylePr w:type="lastRow">
       <w:rPr>
+        <w:rFonts w:eastAsia="黑体"/>
         <w:b/>
         <w:bCs/>
         <w:color w:themeColor="text2" w:val="1F497D"/>
@@ -8142,12 +8480,14 @@
     </w:tblStylePr>
     <w:tblStylePr w:type="firstCol">
       <w:rPr>
+        <w:rFonts w:eastAsia="黑体"/>
         <w:b/>
         <w:bCs/>
       </w:rPr>
     </w:tblStylePr>
     <w:tblStylePr w:type="lastCol">
       <w:rPr>
+        <w:rFonts w:eastAsia="黑体"/>
         <w:b/>
         <w:bCs/>
       </w:rPr>
@@ -8181,6 +8521,7 @@
       <w:spacing w:after="0" w:line="240" w:lineRule="auto"/>
     </w:pPr>
     <w:rPr>
+      <w:rFonts w:eastAsia="黑体"/>
       <w:color w:themeColor="text1" w:val="000000"/>
     </w:rPr>
     <w:tblPr>
@@ -8200,7 +8541,7 @@
     </w:tblPr>
     <w:tblStylePr w:type="firstRow">
       <w:rPr>
-        <w:rFonts w:asciiTheme="majorHAnsi" w:cstheme="majorBidi" w:eastAsiaTheme="majorEastAsia" w:hAnsiTheme="majorHAnsi"/>
+        <w:rFonts w:asciiTheme="majorHAnsi" w:cstheme="majorBidi" w:hAnsiTheme="majorHAnsi" w:eastAsia="黑体"/>
       </w:rPr>
       <w:tblPr/>
       <w:tcPr>
@@ -8212,6 +8553,7 @@
     </w:tblStylePr>
     <w:tblStylePr w:type="lastRow">
       <w:rPr>
+        <w:rFonts w:eastAsia="黑体"/>
         <w:b/>
         <w:bCs/>
         <w:color w:themeColor="text2" w:val="1F497D"/>
@@ -8226,12 +8568,14 @@
     </w:tblStylePr>
     <w:tblStylePr w:type="firstCol">
       <w:rPr>
+        <w:rFonts w:eastAsia="黑体"/>
         <w:b/>
         <w:bCs/>
       </w:rPr>
     </w:tblStylePr>
     <w:tblStylePr w:type="lastCol">
       <w:rPr>
+        <w:rFonts w:eastAsia="黑体"/>
         <w:b/>
         <w:bCs/>
       </w:rPr>
@@ -8265,6 +8609,7 @@
       <w:spacing w:after="0" w:line="240" w:lineRule="auto"/>
     </w:pPr>
     <w:rPr>
+      <w:rFonts w:eastAsia="黑体"/>
       <w:color w:themeColor="text1" w:val="000000"/>
     </w:rPr>
     <w:tblPr>
@@ -8284,7 +8629,7 @@
     </w:tblPr>
     <w:tblStylePr w:type="firstRow">
       <w:rPr>
-        <w:rFonts w:asciiTheme="majorHAnsi" w:cstheme="majorBidi" w:eastAsiaTheme="majorEastAsia" w:hAnsiTheme="majorHAnsi"/>
+        <w:rFonts w:asciiTheme="majorHAnsi" w:cstheme="majorBidi" w:hAnsiTheme="majorHAnsi" w:eastAsia="黑体"/>
       </w:rPr>
       <w:tblPr/>
       <w:tcPr>
@@ -8296,6 +8641,7 @@
     </w:tblStylePr>
     <w:tblStylePr w:type="lastRow">
       <w:rPr>
+        <w:rFonts w:eastAsia="黑体"/>
         <w:b/>
         <w:bCs/>
         <w:color w:themeColor="text2" w:val="1F497D"/>
@@ -8310,12 +8656,14 @@
     </w:tblStylePr>
     <w:tblStylePr w:type="firstCol">
       <w:rPr>
+        <w:rFonts w:eastAsia="黑体"/>
         <w:b/>
         <w:bCs/>
       </w:rPr>
     </w:tblStylePr>
     <w:tblStylePr w:type="lastCol">
       <w:rPr>
+        <w:rFonts w:eastAsia="黑体"/>
         <w:b/>
         <w:bCs/>
       </w:rPr>
@@ -8349,6 +8697,7 @@
       <w:spacing w:after="0" w:line="240" w:lineRule="auto"/>
     </w:pPr>
     <w:rPr>
+      <w:rFonts w:eastAsia="黑体"/>
       <w:color w:themeColor="text1" w:val="000000"/>
     </w:rPr>
     <w:tblPr>
@@ -8368,7 +8717,7 @@
     </w:tblPr>
     <w:tblStylePr w:type="firstRow">
       <w:rPr>
-        <w:rFonts w:asciiTheme="majorHAnsi" w:cstheme="majorBidi" w:eastAsiaTheme="majorEastAsia" w:hAnsiTheme="majorHAnsi"/>
+        <w:rFonts w:asciiTheme="majorHAnsi" w:cstheme="majorBidi" w:hAnsiTheme="majorHAnsi" w:eastAsia="黑体"/>
       </w:rPr>
       <w:tblPr/>
       <w:tcPr>
@@ -8380,6 +8729,7 @@
     </w:tblStylePr>
     <w:tblStylePr w:type="lastRow">
       <w:rPr>
+        <w:rFonts w:eastAsia="黑体"/>
         <w:b/>
         <w:bCs/>
         <w:color w:themeColor="text2" w:val="1F497D"/>
@@ -8394,12 +8744,14 @@
     </w:tblStylePr>
     <w:tblStylePr w:type="firstCol">
       <w:rPr>
+        <w:rFonts w:eastAsia="黑体"/>
         <w:b/>
         <w:bCs/>
       </w:rPr>
     </w:tblStylePr>
     <w:tblStylePr w:type="lastCol">
       <w:rPr>
+        <w:rFonts w:eastAsia="黑体"/>
         <w:b/>
         <w:bCs/>
       </w:rPr>
@@ -8433,6 +8785,7 @@
       <w:spacing w:after="0" w:line="240" w:lineRule="auto"/>
     </w:pPr>
     <w:rPr>
+      <w:rFonts w:eastAsia="黑体"/>
       <w:color w:themeColor="text1" w:val="000000"/>
     </w:rPr>
     <w:tblPr>
@@ -8452,7 +8805,7 @@
     </w:tblPr>
     <w:tblStylePr w:type="firstRow">
       <w:rPr>
-        <w:rFonts w:asciiTheme="majorHAnsi" w:cstheme="majorBidi" w:eastAsiaTheme="majorEastAsia" w:hAnsiTheme="majorHAnsi"/>
+        <w:rFonts w:asciiTheme="majorHAnsi" w:cstheme="majorBidi" w:hAnsiTheme="majorHAnsi" w:eastAsia="黑体"/>
       </w:rPr>
       <w:tblPr/>
       <w:tcPr>
@@ -8464,6 +8817,7 @@
     </w:tblStylePr>
     <w:tblStylePr w:type="lastRow">
       <w:rPr>
+        <w:rFonts w:eastAsia="黑体"/>
         <w:b/>
         <w:bCs/>
         <w:color w:themeColor="text2" w:val="1F497D"/>
@@ -8478,12 +8832,14 @@
     </w:tblStylePr>
     <w:tblStylePr w:type="firstCol">
       <w:rPr>
+        <w:rFonts w:eastAsia="黑体"/>
         <w:b/>
         <w:bCs/>
       </w:rPr>
     </w:tblStylePr>
     <w:tblStylePr w:type="lastCol">
       <w:rPr>
+        <w:rFonts w:eastAsia="黑体"/>
         <w:b/>
         <w:bCs/>
       </w:rPr>
@@ -8517,7 +8873,7 @@
       <w:spacing w:after="0" w:line="240" w:lineRule="auto"/>
     </w:pPr>
     <w:rPr>
-      <w:rFonts w:asciiTheme="majorHAnsi" w:cstheme="majorBidi" w:eastAsiaTheme="majorEastAsia" w:hAnsiTheme="majorHAnsi"/>
+      <w:rFonts w:asciiTheme="majorHAnsi" w:cstheme="majorBidi" w:hAnsiTheme="majorHAnsi" w:eastAsia="黑体"/>
       <w:color w:themeColor="text1" w:val="000000"/>
     </w:rPr>
     <w:tblPr>
@@ -8539,6 +8895,7 @@
     </w:tblPr>
     <w:tblStylePr w:type="firstRow">
       <w:rPr>
+        <w:rFonts w:eastAsia="黑体"/>
         <w:sz w:val="24"/>
         <w:szCs w:val="24"/>
       </w:rPr>
@@ -8645,7 +9002,7 @@
       <w:spacing w:after="0" w:line="240" w:lineRule="auto"/>
     </w:pPr>
     <w:rPr>
-      <w:rFonts w:asciiTheme="majorHAnsi" w:cstheme="majorBidi" w:eastAsiaTheme="majorEastAsia" w:hAnsiTheme="majorHAnsi"/>
+      <w:rFonts w:asciiTheme="majorHAnsi" w:cstheme="majorBidi" w:hAnsiTheme="majorHAnsi" w:eastAsia="黑体"/>
       <w:color w:themeColor="text1" w:val="000000"/>
     </w:rPr>
     <w:tblPr>
@@ -8667,6 +9024,7 @@
     </w:tblPr>
     <w:tblStylePr w:type="firstRow">
       <w:rPr>
+        <w:rFonts w:eastAsia="黑体"/>
         <w:sz w:val="24"/>
         <w:szCs w:val="24"/>
       </w:rPr>
@@ -8773,7 +9131,7 @@
       <w:spacing w:after="0" w:line="240" w:lineRule="auto"/>
     </w:pPr>
     <w:rPr>
-      <w:rFonts w:asciiTheme="majorHAnsi" w:cstheme="majorBidi" w:eastAsiaTheme="majorEastAsia" w:hAnsiTheme="majorHAnsi"/>
+      <w:rFonts w:asciiTheme="majorHAnsi" w:cstheme="majorBidi" w:hAnsiTheme="majorHAnsi" w:eastAsia="黑体"/>
       <w:color w:themeColor="text1" w:val="000000"/>
     </w:rPr>
     <w:tblPr>
@@ -8795,6 +9153,7 @@
     </w:tblPr>
     <w:tblStylePr w:type="firstRow">
       <w:rPr>
+        <w:rFonts w:eastAsia="黑体"/>
         <w:sz w:val="24"/>
         <w:szCs w:val="24"/>
       </w:rPr>
@@ -8901,7 +9260,7 @@
       <w:spacing w:after="0" w:line="240" w:lineRule="auto"/>
     </w:pPr>
     <w:rPr>
-      <w:rFonts w:asciiTheme="majorHAnsi" w:cstheme="majorBidi" w:eastAsiaTheme="majorEastAsia" w:hAnsiTheme="majorHAnsi"/>
+      <w:rFonts w:asciiTheme="majorHAnsi" w:cstheme="majorBidi" w:hAnsiTheme="majorHAnsi" w:eastAsia="黑体"/>
       <w:color w:themeColor="text1" w:val="000000"/>
     </w:rPr>
     <w:tblPr>
@@ -8923,6 +9282,7 @@
     </w:tblPr>
     <w:tblStylePr w:type="firstRow">
       <w:rPr>
+        <w:rFonts w:eastAsia="黑体"/>
         <w:sz w:val="24"/>
         <w:szCs w:val="24"/>
       </w:rPr>
@@ -9029,7 +9389,7 @@
       <w:spacing w:after="0" w:line="240" w:lineRule="auto"/>
     </w:pPr>
     <w:rPr>
-      <w:rFonts w:asciiTheme="majorHAnsi" w:cstheme="majorBidi" w:eastAsiaTheme="majorEastAsia" w:hAnsiTheme="majorHAnsi"/>
+      <w:rFonts w:asciiTheme="majorHAnsi" w:cstheme="majorBidi" w:hAnsiTheme="majorHAnsi" w:eastAsia="黑体"/>
       <w:color w:themeColor="text1" w:val="000000"/>
     </w:rPr>
     <w:tblPr>
@@ -9051,6 +9411,7 @@
     </w:tblPr>
     <w:tblStylePr w:type="firstRow">
       <w:rPr>
+        <w:rFonts w:eastAsia="黑体"/>
         <w:sz w:val="24"/>
         <w:szCs w:val="24"/>
       </w:rPr>
@@ -9157,7 +9518,7 @@
       <w:spacing w:after="0" w:line="240" w:lineRule="auto"/>
     </w:pPr>
     <w:rPr>
-      <w:rFonts w:asciiTheme="majorHAnsi" w:cstheme="majorBidi" w:eastAsiaTheme="majorEastAsia" w:hAnsiTheme="majorHAnsi"/>
+      <w:rFonts w:asciiTheme="majorHAnsi" w:cstheme="majorBidi" w:hAnsiTheme="majorHAnsi" w:eastAsia="黑体"/>
       <w:color w:themeColor="text1" w:val="000000"/>
     </w:rPr>
     <w:tblPr>
@@ -9179,6 +9540,7 @@
     </w:tblPr>
     <w:tblStylePr w:type="firstRow">
       <w:rPr>
+        <w:rFonts w:eastAsia="黑体"/>
         <w:sz w:val="24"/>
         <w:szCs w:val="24"/>
       </w:rPr>
@@ -9285,7 +9647,7 @@
       <w:spacing w:after="0" w:line="240" w:lineRule="auto"/>
     </w:pPr>
     <w:rPr>
-      <w:rFonts w:asciiTheme="majorHAnsi" w:cstheme="majorBidi" w:eastAsiaTheme="majorEastAsia" w:hAnsiTheme="majorHAnsi"/>
+      <w:rFonts w:asciiTheme="majorHAnsi" w:cstheme="majorBidi" w:hAnsiTheme="majorHAnsi" w:eastAsia="黑体"/>
       <w:color w:themeColor="text1" w:val="000000"/>
     </w:rPr>
     <w:tblPr>
@@ -9307,6 +9669,7 @@
     </w:tblPr>
     <w:tblStylePr w:type="firstRow">
       <w:rPr>
+        <w:rFonts w:eastAsia="黑体"/>
         <w:sz w:val="24"/>
         <w:szCs w:val="24"/>
       </w:rPr>
@@ -9436,12 +9799,14 @@
     </w:tcPr>
     <w:tblStylePr w:type="firstRow">
       <w:rPr>
+        <w:rFonts w:eastAsia="黑体"/>
         <w:b/>
         <w:bCs/>
       </w:rPr>
     </w:tblStylePr>
     <w:tblStylePr w:type="lastRow">
       <w:rPr>
+        <w:rFonts w:eastAsia="黑体"/>
         <w:b/>
         <w:bCs/>
       </w:rPr>
@@ -9454,12 +9819,14 @@
     </w:tblStylePr>
     <w:tblStylePr w:type="firstCol">
       <w:rPr>
+        <w:rFonts w:eastAsia="黑体"/>
         <w:b/>
         <w:bCs/>
       </w:rPr>
     </w:tblStylePr>
     <w:tblStylePr w:type="lastCol">
       <w:rPr>
+        <w:rFonts w:eastAsia="黑体"/>
         <w:b/>
         <w:bCs/>
       </w:rPr>
@@ -9509,12 +9876,14 @@
     </w:tcPr>
     <w:tblStylePr w:type="firstRow">
       <w:rPr>
+        <w:rFonts w:eastAsia="黑体"/>
         <w:b/>
         <w:bCs/>
       </w:rPr>
     </w:tblStylePr>
     <w:tblStylePr w:type="lastRow">
       <w:rPr>
+        <w:rFonts w:eastAsia="黑体"/>
         <w:b/>
         <w:bCs/>
       </w:rPr>
@@ -9527,12 +9896,14 @@
     </w:tblStylePr>
     <w:tblStylePr w:type="firstCol">
       <w:rPr>
+        <w:rFonts w:eastAsia="黑体"/>
         <w:b/>
         <w:bCs/>
       </w:rPr>
     </w:tblStylePr>
     <w:tblStylePr w:type="lastCol">
       <w:rPr>
+        <w:rFonts w:eastAsia="黑体"/>
         <w:b/>
         <w:bCs/>
       </w:rPr>
@@ -9582,12 +9953,14 @@
     </w:tcPr>
     <w:tblStylePr w:type="firstRow">
       <w:rPr>
+        <w:rFonts w:eastAsia="黑体"/>
         <w:b/>
         <w:bCs/>
       </w:rPr>
     </w:tblStylePr>
     <w:tblStylePr w:type="lastRow">
       <w:rPr>
+        <w:rFonts w:eastAsia="黑体"/>
         <w:b/>
         <w:bCs/>
       </w:rPr>
@@ -9600,12 +9973,14 @@
     </w:tblStylePr>
     <w:tblStylePr w:type="firstCol">
       <w:rPr>
+        <w:rFonts w:eastAsia="黑体"/>
         <w:b/>
         <w:bCs/>
       </w:rPr>
     </w:tblStylePr>
     <w:tblStylePr w:type="lastCol">
       <w:rPr>
+        <w:rFonts w:eastAsia="黑体"/>
         <w:b/>
         <w:bCs/>
       </w:rPr>
@@ -9655,12 +10030,14 @@
     </w:tcPr>
     <w:tblStylePr w:type="firstRow">
       <w:rPr>
+        <w:rFonts w:eastAsia="黑体"/>
         <w:b/>
         <w:bCs/>
       </w:rPr>
     </w:tblStylePr>
     <w:tblStylePr w:type="lastRow">
       <w:rPr>
+        <w:rFonts w:eastAsia="黑体"/>
         <w:b/>
         <w:bCs/>
       </w:rPr>
@@ -9673,12 +10050,14 @@
     </w:tblStylePr>
     <w:tblStylePr w:type="firstCol">
       <w:rPr>
+        <w:rFonts w:eastAsia="黑体"/>
         <w:b/>
         <w:bCs/>
       </w:rPr>
     </w:tblStylePr>
     <w:tblStylePr w:type="lastCol">
       <w:rPr>
+        <w:rFonts w:eastAsia="黑体"/>
         <w:b/>
         <w:bCs/>
       </w:rPr>
@@ -9728,12 +10107,14 @@
     </w:tcPr>
     <w:tblStylePr w:type="firstRow">
       <w:rPr>
+        <w:rFonts w:eastAsia="黑体"/>
         <w:b/>
         <w:bCs/>
       </w:rPr>
     </w:tblStylePr>
     <w:tblStylePr w:type="lastRow">
       <w:rPr>
+        <w:rFonts w:eastAsia="黑体"/>
         <w:b/>
         <w:bCs/>
       </w:rPr>
@@ -9746,12 +10127,14 @@
     </w:tblStylePr>
     <w:tblStylePr w:type="firstCol">
       <w:rPr>
+        <w:rFonts w:eastAsia="黑体"/>
         <w:b/>
         <w:bCs/>
       </w:rPr>
     </w:tblStylePr>
     <w:tblStylePr w:type="lastCol">
       <w:rPr>
+        <w:rFonts w:eastAsia="黑体"/>
         <w:b/>
         <w:bCs/>
       </w:rPr>
@@ -9801,12 +10184,14 @@
     </w:tcPr>
     <w:tblStylePr w:type="firstRow">
       <w:rPr>
+        <w:rFonts w:eastAsia="黑体"/>
         <w:b/>
         <w:bCs/>
       </w:rPr>
     </w:tblStylePr>
     <w:tblStylePr w:type="lastRow">
       <w:rPr>
+        <w:rFonts w:eastAsia="黑体"/>
         <w:b/>
         <w:bCs/>
       </w:rPr>
@@ -9819,12 +10204,14 @@
     </w:tblStylePr>
     <w:tblStylePr w:type="firstCol">
       <w:rPr>
+        <w:rFonts w:eastAsia="黑体"/>
         <w:b/>
         <w:bCs/>
       </w:rPr>
     </w:tblStylePr>
     <w:tblStylePr w:type="lastCol">
       <w:rPr>
+        <w:rFonts w:eastAsia="黑体"/>
         <w:b/>
         <w:bCs/>
       </w:rPr>
@@ -9874,12 +10261,14 @@
     </w:tcPr>
     <w:tblStylePr w:type="firstRow">
       <w:rPr>
+        <w:rFonts w:eastAsia="黑体"/>
         <w:b/>
         <w:bCs/>
       </w:rPr>
     </w:tblStylePr>
     <w:tblStylePr w:type="lastRow">
       <w:rPr>
+        <w:rFonts w:eastAsia="黑体"/>
         <w:b/>
         <w:bCs/>
       </w:rPr>
@@ -9892,12 +10281,14 @@
     </w:tblStylePr>
     <w:tblStylePr w:type="firstCol">
       <w:rPr>
+        <w:rFonts w:eastAsia="黑体"/>
         <w:b/>
         <w:bCs/>
       </w:rPr>
     </w:tblStylePr>
     <w:tblStylePr w:type="lastCol">
       <w:rPr>
+        <w:rFonts w:eastAsia="黑体"/>
         <w:b/>
         <w:bCs/>
       </w:rPr>
@@ -9924,7 +10315,7 @@
       <w:spacing w:after="0" w:line="240" w:lineRule="auto"/>
     </w:pPr>
     <w:rPr>
-      <w:rFonts w:asciiTheme="majorHAnsi" w:cstheme="majorBidi" w:eastAsiaTheme="majorEastAsia" w:hAnsiTheme="majorHAnsi"/>
+      <w:rFonts w:asciiTheme="majorHAnsi" w:cstheme="majorBidi" w:hAnsiTheme="majorHAnsi" w:eastAsia="黑体"/>
       <w:color w:themeColor="text1" w:val="000000"/>
     </w:rPr>
     <w:tblPr>
@@ -9951,6 +10342,7 @@
     </w:tcPr>
     <w:tblStylePr w:type="firstRow">
       <w:rPr>
+        <w:rFonts w:eastAsia="黑体"/>
         <w:b/>
         <w:bCs/>
         <w:color w:themeColor="text1" w:val="000000"/>
@@ -9962,6 +10354,7 @@
     </w:tblStylePr>
     <w:tblStylePr w:type="lastRow">
       <w:rPr>
+        <w:rFonts w:eastAsia="黑体"/>
         <w:b/>
         <w:bCs/>
         <w:color w:themeColor="text1" w:val="000000"/>
@@ -9981,6 +10374,7 @@
     </w:tblStylePr>
     <w:tblStylePr w:type="firstCol">
       <w:rPr>
+        <w:rFonts w:eastAsia="黑体"/>
         <w:b/>
         <w:bCs/>
         <w:color w:themeColor="text1" w:val="000000"/>
@@ -10000,6 +10394,7 @@
     </w:tblStylePr>
     <w:tblStylePr w:type="lastCol">
       <w:rPr>
+        <w:rFonts w:eastAsia="黑体"/>
         <w:b w:val="0"/>
         <w:bCs w:val="0"/>
         <w:color w:themeColor="text1" w:val="000000"/>
@@ -10049,7 +10444,7 @@
       <w:spacing w:after="0" w:line="240" w:lineRule="auto"/>
     </w:pPr>
     <w:rPr>
-      <w:rFonts w:asciiTheme="majorHAnsi" w:cstheme="majorBidi" w:eastAsiaTheme="majorEastAsia" w:hAnsiTheme="majorHAnsi"/>
+      <w:rFonts w:asciiTheme="majorHAnsi" w:cstheme="majorBidi" w:hAnsiTheme="majorHAnsi" w:eastAsia="黑体"/>
       <w:color w:themeColor="text1" w:val="000000"/>
     </w:rPr>
     <w:tblPr>
@@ -10076,6 +10471,7 @@
     </w:tcPr>
     <w:tblStylePr w:type="firstRow">
       <w:rPr>
+        <w:rFonts w:eastAsia="黑体"/>
         <w:b/>
         <w:bCs/>
         <w:color w:themeColor="text1" w:val="000000"/>
@@ -10087,6 +10483,7 @@
     </w:tblStylePr>
     <w:tblStylePr w:type="lastRow">
       <w:rPr>
+        <w:rFonts w:eastAsia="黑体"/>
         <w:b/>
         <w:bCs/>
         <w:color w:themeColor="text1" w:val="000000"/>
@@ -10106,6 +10503,7 @@
     </w:tblStylePr>
     <w:tblStylePr w:type="firstCol">
       <w:rPr>
+        <w:rFonts w:eastAsia="黑体"/>
         <w:b/>
         <w:bCs/>
         <w:color w:themeColor="text1" w:val="000000"/>
@@ -10125,6 +10523,7 @@
     </w:tblStylePr>
     <w:tblStylePr w:type="lastCol">
       <w:rPr>
+        <w:rFonts w:eastAsia="黑体"/>
         <w:b w:val="0"/>
         <w:bCs w:val="0"/>
         <w:color w:themeColor="text1" w:val="000000"/>
@@ -10174,7 +10573,7 @@
       <w:spacing w:after="0" w:line="240" w:lineRule="auto"/>
     </w:pPr>
     <w:rPr>
-      <w:rFonts w:asciiTheme="majorHAnsi" w:cstheme="majorBidi" w:eastAsiaTheme="majorEastAsia" w:hAnsiTheme="majorHAnsi"/>
+      <w:rFonts w:asciiTheme="majorHAnsi" w:cstheme="majorBidi" w:hAnsiTheme="majorHAnsi" w:eastAsia="黑体"/>
       <w:color w:themeColor="text1" w:val="000000"/>
     </w:rPr>
     <w:tblPr>
@@ -10201,6 +10600,7 @@
     </w:tcPr>
     <w:tblStylePr w:type="firstRow">
       <w:rPr>
+        <w:rFonts w:eastAsia="黑体"/>
         <w:b/>
         <w:bCs/>
         <w:color w:themeColor="text1" w:val="000000"/>
@@ -10212,6 +10612,7 @@
     </w:tblStylePr>
     <w:tblStylePr w:type="lastRow">
       <w:rPr>
+        <w:rFonts w:eastAsia="黑体"/>
         <w:b/>
         <w:bCs/>
         <w:color w:themeColor="text1" w:val="000000"/>
@@ -10231,6 +10632,7 @@
     </w:tblStylePr>
     <w:tblStylePr w:type="firstCol">
       <w:rPr>
+        <w:rFonts w:eastAsia="黑体"/>
         <w:b/>
         <w:bCs/>
         <w:color w:themeColor="text1" w:val="000000"/>
@@ -10250,6 +10652,7 @@
     </w:tblStylePr>
     <w:tblStylePr w:type="lastCol">
       <w:rPr>
+        <w:rFonts w:eastAsia="黑体"/>
         <w:b w:val="0"/>
         <w:bCs w:val="0"/>
         <w:color w:themeColor="text1" w:val="000000"/>
@@ -10299,7 +10702,7 @@
       <w:spacing w:after="0" w:line="240" w:lineRule="auto"/>
     </w:pPr>
     <w:rPr>
-      <w:rFonts w:asciiTheme="majorHAnsi" w:cstheme="majorBidi" w:eastAsiaTheme="majorEastAsia" w:hAnsiTheme="majorHAnsi"/>
+      <w:rFonts w:asciiTheme="majorHAnsi" w:cstheme="majorBidi" w:hAnsiTheme="majorHAnsi" w:eastAsia="黑体"/>
       <w:color w:themeColor="text1" w:val="000000"/>
     </w:rPr>
     <w:tblPr>
@@ -10326,6 +10729,7 @@
     </w:tcPr>
     <w:tblStylePr w:type="firstRow">
       <w:rPr>
+        <w:rFonts w:eastAsia="黑体"/>
         <w:b/>
         <w:bCs/>
         <w:color w:themeColor="text1" w:val="000000"/>
@@ -10337,6 +10741,7 @@
     </w:tblStylePr>
     <w:tblStylePr w:type="lastRow">
       <w:rPr>
+        <w:rFonts w:eastAsia="黑体"/>
         <w:b/>
         <w:bCs/>
         <w:color w:themeColor="text1" w:val="000000"/>
@@ -10356,6 +10761,7 @@
     </w:tblStylePr>
     <w:tblStylePr w:type="firstCol">
       <w:rPr>
+        <w:rFonts w:eastAsia="黑体"/>
         <w:b/>
         <w:bCs/>
         <w:color w:themeColor="text1" w:val="000000"/>
@@ -10375,6 +10781,7 @@
     </w:tblStylePr>
     <w:tblStylePr w:type="lastCol">
       <w:rPr>
+        <w:rFonts w:eastAsia="黑体"/>
         <w:b w:val="0"/>
         <w:bCs w:val="0"/>
         <w:color w:themeColor="text1" w:val="000000"/>
@@ -10424,7 +10831,7 @@
       <w:spacing w:after="0" w:line="240" w:lineRule="auto"/>
     </w:pPr>
     <w:rPr>
-      <w:rFonts w:asciiTheme="majorHAnsi" w:cstheme="majorBidi" w:eastAsiaTheme="majorEastAsia" w:hAnsiTheme="majorHAnsi"/>
+      <w:rFonts w:asciiTheme="majorHAnsi" w:cstheme="majorBidi" w:hAnsiTheme="majorHAnsi" w:eastAsia="黑体"/>
       <w:color w:themeColor="text1" w:val="000000"/>
     </w:rPr>
     <w:tblPr>
@@ -10451,6 +10858,7 @@
     </w:tcPr>
     <w:tblStylePr w:type="firstRow">
       <w:rPr>
+        <w:rFonts w:eastAsia="黑体"/>
         <w:b/>
         <w:bCs/>
         <w:color w:themeColor="text1" w:val="000000"/>
@@ -10462,6 +10870,7 @@
     </w:tblStylePr>
     <w:tblStylePr w:type="lastRow">
       <w:rPr>
+        <w:rFonts w:eastAsia="黑体"/>
         <w:b/>
         <w:bCs/>
         <w:color w:themeColor="text1" w:val="000000"/>
@@ -10481,6 +10890,7 @@
     </w:tblStylePr>
     <w:tblStylePr w:type="firstCol">
       <w:rPr>
+        <w:rFonts w:eastAsia="黑体"/>
         <w:b/>
         <w:bCs/>
         <w:color w:themeColor="text1" w:val="000000"/>
@@ -10500,6 +10910,7 @@
     </w:tblStylePr>
     <w:tblStylePr w:type="lastCol">
       <w:rPr>
+        <w:rFonts w:eastAsia="黑体"/>
         <w:b w:val="0"/>
         <w:bCs w:val="0"/>
         <w:color w:themeColor="text1" w:val="000000"/>
@@ -10549,7 +10960,7 @@
       <w:spacing w:after="0" w:line="240" w:lineRule="auto"/>
     </w:pPr>
     <w:rPr>
-      <w:rFonts w:asciiTheme="majorHAnsi" w:cstheme="majorBidi" w:eastAsiaTheme="majorEastAsia" w:hAnsiTheme="majorHAnsi"/>
+      <w:rFonts w:asciiTheme="majorHAnsi" w:cstheme="majorBidi" w:hAnsiTheme="majorHAnsi" w:eastAsia="黑体"/>
       <w:color w:themeColor="text1" w:val="000000"/>
     </w:rPr>
     <w:tblPr>
@@ -10576,6 +10987,7 @@
     </w:tcPr>
     <w:tblStylePr w:type="firstRow">
       <w:rPr>
+        <w:rFonts w:eastAsia="黑体"/>
         <w:b/>
         <w:bCs/>
         <w:color w:themeColor="text1" w:val="000000"/>
@@ -10587,6 +10999,7 @@
     </w:tblStylePr>
     <w:tblStylePr w:type="lastRow">
       <w:rPr>
+        <w:rFonts w:eastAsia="黑体"/>
         <w:b/>
         <w:bCs/>
         <w:color w:themeColor="text1" w:val="000000"/>
@@ -10606,6 +11019,7 @@
     </w:tblStylePr>
     <w:tblStylePr w:type="firstCol">
       <w:rPr>
+        <w:rFonts w:eastAsia="黑体"/>
         <w:b/>
         <w:bCs/>
         <w:color w:themeColor="text1" w:val="000000"/>
@@ -10625,6 +11039,7 @@
     </w:tblStylePr>
     <w:tblStylePr w:type="lastCol">
       <w:rPr>
+        <w:rFonts w:eastAsia="黑体"/>
         <w:b w:val="0"/>
         <w:bCs w:val="0"/>
         <w:color w:themeColor="text1" w:val="000000"/>
@@ -10674,7 +11089,7 @@
       <w:spacing w:after="0" w:line="240" w:lineRule="auto"/>
     </w:pPr>
     <w:rPr>
-      <w:rFonts w:asciiTheme="majorHAnsi" w:cstheme="majorBidi" w:eastAsiaTheme="majorEastAsia" w:hAnsiTheme="majorHAnsi"/>
+      <w:rFonts w:asciiTheme="majorHAnsi" w:cstheme="majorBidi" w:hAnsiTheme="majorHAnsi" w:eastAsia="黑体"/>
       <w:color w:themeColor="text1" w:val="000000"/>
     </w:rPr>
     <w:tblPr>
@@ -10701,6 +11116,7 @@
     </w:tcPr>
     <w:tblStylePr w:type="firstRow">
       <w:rPr>
+        <w:rFonts w:eastAsia="黑体"/>
         <w:b/>
         <w:bCs/>
         <w:color w:themeColor="text1" w:val="000000"/>
@@ -10712,6 +11128,7 @@
     </w:tblStylePr>
     <w:tblStylePr w:type="lastRow">
       <w:rPr>
+        <w:rFonts w:eastAsia="黑体"/>
         <w:b/>
         <w:bCs/>
         <w:color w:themeColor="text1" w:val="000000"/>
@@ -10731,6 +11148,7 @@
     </w:tblStylePr>
     <w:tblStylePr w:type="firstCol">
       <w:rPr>
+        <w:rFonts w:eastAsia="黑体"/>
         <w:b/>
         <w:bCs/>
         <w:color w:themeColor="text1" w:val="000000"/>
@@ -10750,6 +11168,7 @@
     </w:tblStylePr>
     <w:tblStylePr w:type="lastCol">
       <w:rPr>
+        <w:rFonts w:eastAsia="黑体"/>
         <w:b w:val="0"/>
         <w:bCs w:val="0"/>
         <w:color w:themeColor="text1" w:val="000000"/>
@@ -10822,6 +11241,7 @@
     </w:tcPr>
     <w:tblStylePr w:type="firstRow">
       <w:rPr>
+        <w:rFonts w:eastAsia="黑体"/>
         <w:b/>
         <w:bCs/>
         <w:i w:val="0"/>
@@ -10843,6 +11263,7 @@
     </w:tblStylePr>
     <w:tblStylePr w:type="lastRow">
       <w:rPr>
+        <w:rFonts w:eastAsia="黑体"/>
         <w:b/>
         <w:bCs/>
         <w:i w:val="0"/>
@@ -10864,6 +11285,7 @@
     </w:tblStylePr>
     <w:tblStylePr w:type="firstCol">
       <w:rPr>
+        <w:rFonts w:eastAsia="黑体"/>
         <w:b/>
         <w:bCs/>
         <w:i w:val="0"/>
@@ -10883,6 +11305,7 @@
     </w:tblStylePr>
     <w:tblStylePr w:type="lastCol">
       <w:rPr>
+        <w:rFonts w:eastAsia="黑体"/>
         <w:b/>
         <w:bCs/>
         <w:i w:val="0"/>
@@ -10963,6 +11386,7 @@
     </w:tcPr>
     <w:tblStylePr w:type="firstRow">
       <w:rPr>
+        <w:rFonts w:eastAsia="黑体"/>
         <w:b/>
         <w:bCs/>
         <w:i w:val="0"/>
@@ -10984,6 +11408,7 @@
     </w:tblStylePr>
     <w:tblStylePr w:type="lastRow">
       <w:rPr>
+        <w:rFonts w:eastAsia="黑体"/>
         <w:b/>
         <w:bCs/>
         <w:i w:val="0"/>
@@ -11005,6 +11430,7 @@
     </w:tblStylePr>
     <w:tblStylePr w:type="firstCol">
       <w:rPr>
+        <w:rFonts w:eastAsia="黑体"/>
         <w:b/>
         <w:bCs/>
         <w:i w:val="0"/>
@@ -11024,6 +11450,7 @@
     </w:tblStylePr>
     <w:tblStylePr w:type="lastCol">
       <w:rPr>
+        <w:rFonts w:eastAsia="黑体"/>
         <w:b/>
         <w:bCs/>
         <w:i w:val="0"/>
@@ -11104,6 +11531,7 @@
     </w:tcPr>
     <w:tblStylePr w:type="firstRow">
       <w:rPr>
+        <w:rFonts w:eastAsia="黑体"/>
         <w:b/>
         <w:bCs/>
         <w:i w:val="0"/>
@@ -11125,6 +11553,7 @@
     </w:tblStylePr>
     <w:tblStylePr w:type="lastRow">
       <w:rPr>
+        <w:rFonts w:eastAsia="黑体"/>
         <w:b/>
         <w:bCs/>
         <w:i w:val="0"/>
@@ -11146,6 +11575,7 @@
     </w:tblStylePr>
     <w:tblStylePr w:type="firstCol">
       <w:rPr>
+        <w:rFonts w:eastAsia="黑体"/>
         <w:b/>
         <w:bCs/>
         <w:i w:val="0"/>
@@ -11165,6 +11595,7 @@
     </w:tblStylePr>
     <w:tblStylePr w:type="lastCol">
       <w:rPr>
+        <w:rFonts w:eastAsia="黑体"/>
         <w:b/>
         <w:bCs/>
         <w:i w:val="0"/>
@@ -11245,6 +11676,7 @@
     </w:tcPr>
     <w:tblStylePr w:type="firstRow">
       <w:rPr>
+        <w:rFonts w:eastAsia="黑体"/>
         <w:b/>
         <w:bCs/>
         <w:i w:val="0"/>
@@ -11266,6 +11698,7 @@
     </w:tblStylePr>
     <w:tblStylePr w:type="lastRow">
       <w:rPr>
+        <w:rFonts w:eastAsia="黑体"/>
         <w:b/>
         <w:bCs/>
         <w:i w:val="0"/>
@@ -11287,6 +11720,7 @@
     </w:tblStylePr>
     <w:tblStylePr w:type="firstCol">
       <w:rPr>
+        <w:rFonts w:eastAsia="黑体"/>
         <w:b/>
         <w:bCs/>
         <w:i w:val="0"/>
@@ -11306,6 +11740,7 @@
     </w:tblStylePr>
     <w:tblStylePr w:type="lastCol">
       <w:rPr>
+        <w:rFonts w:eastAsia="黑体"/>
         <w:b/>
         <w:bCs/>
         <w:i w:val="0"/>
@@ -11386,6 +11821,7 @@
     </w:tcPr>
     <w:tblStylePr w:type="firstRow">
       <w:rPr>
+        <w:rFonts w:eastAsia="黑体"/>
         <w:b/>
         <w:bCs/>
         <w:i w:val="0"/>
@@ -11407,6 +11843,7 @@
     </w:tblStylePr>
     <w:tblStylePr w:type="lastRow">
       <w:rPr>
+        <w:rFonts w:eastAsia="黑体"/>
         <w:b/>
         <w:bCs/>
         <w:i w:val="0"/>
@@ -11428,6 +11865,7 @@
     </w:tblStylePr>
     <w:tblStylePr w:type="firstCol">
       <w:rPr>
+        <w:rFonts w:eastAsia="黑体"/>
         <w:b/>
         <w:bCs/>
         <w:i w:val="0"/>
@@ -11447,6 +11885,7 @@
     </w:tblStylePr>
     <w:tblStylePr w:type="lastCol">
       <w:rPr>
+        <w:rFonts w:eastAsia="黑体"/>
         <w:b/>
         <w:bCs/>
         <w:i w:val="0"/>
@@ -11527,6 +11966,7 @@
     </w:tcPr>
     <w:tblStylePr w:type="firstRow">
       <w:rPr>
+        <w:rFonts w:eastAsia="黑体"/>
         <w:b/>
         <w:bCs/>
         <w:i w:val="0"/>
@@ -11548,6 +11988,7 @@
     </w:tblStylePr>
     <w:tblStylePr w:type="lastRow">
       <w:rPr>
+        <w:rFonts w:eastAsia="黑体"/>
         <w:b/>
         <w:bCs/>
         <w:i w:val="0"/>
@@ -11569,6 +12010,7 @@
     </w:tblStylePr>
     <w:tblStylePr w:type="firstCol">
       <w:rPr>
+        <w:rFonts w:eastAsia="黑体"/>
         <w:b/>
         <w:bCs/>
         <w:i w:val="0"/>
@@ -11588,6 +12030,7 @@
     </w:tblStylePr>
     <w:tblStylePr w:type="lastCol">
       <w:rPr>
+        <w:rFonts w:eastAsia="黑体"/>
         <w:b/>
         <w:bCs/>
         <w:i w:val="0"/>
@@ -11668,6 +12111,7 @@
     </w:tcPr>
     <w:tblStylePr w:type="firstRow">
       <w:rPr>
+        <w:rFonts w:eastAsia="黑体"/>
         <w:b/>
         <w:bCs/>
         <w:i w:val="0"/>
@@ -11689,6 +12133,7 @@
     </w:tblStylePr>
     <w:tblStylePr w:type="lastRow">
       <w:rPr>
+        <w:rFonts w:eastAsia="黑体"/>
         <w:b/>
         <w:bCs/>
         <w:i w:val="0"/>
@@ -11710,6 +12155,7 @@
     </w:tblStylePr>
     <w:tblStylePr w:type="firstCol">
       <w:rPr>
+        <w:rFonts w:eastAsia="黑体"/>
         <w:b/>
         <w:bCs/>
         <w:i w:val="0"/>
@@ -11729,6 +12175,7 @@
     </w:tblStylePr>
     <w:tblStylePr w:type="lastCol">
       <w:rPr>
+        <w:rFonts w:eastAsia="黑体"/>
         <w:b/>
         <w:bCs/>
         <w:i w:val="0"/>
@@ -11786,6 +12233,7 @@
       <w:spacing w:after="0" w:line="240" w:lineRule="auto"/>
     </w:pPr>
     <w:rPr>
+      <w:rFonts w:eastAsia="黑体"/>
       <w:color w:themeColor="background1" w:val="FFFFFF"/>
     </w:rPr>
     <w:tblPr>
@@ -11804,6 +12252,7 @@
     </w:tcPr>
     <w:tblStylePr w:type="firstRow">
       <w:rPr>
+        <w:rFonts w:eastAsia="黑体"/>
         <w:b/>
         <w:bCs/>
       </w:rPr>
@@ -11900,6 +12349,7 @@
       <w:spacing w:after="0" w:line="240" w:lineRule="auto"/>
     </w:pPr>
     <w:rPr>
+      <w:rFonts w:eastAsia="黑体"/>
       <w:color w:themeColor="background1" w:val="FFFFFF"/>
     </w:rPr>
     <w:tblPr>
@@ -11918,6 +12368,7 @@
     </w:tcPr>
     <w:tblStylePr w:type="firstRow">
       <w:rPr>
+        <w:rFonts w:eastAsia="黑体"/>
         <w:b/>
         <w:bCs/>
       </w:rPr>
@@ -12014,6 +12465,7 @@
       <w:spacing w:after="0" w:line="240" w:lineRule="auto"/>
     </w:pPr>
     <w:rPr>
+      <w:rFonts w:eastAsia="黑体"/>
       <w:color w:themeColor="background1" w:val="FFFFFF"/>
     </w:rPr>
     <w:tblPr>
@@ -12032,6 +12484,7 @@
     </w:tcPr>
     <w:tblStylePr w:type="firstRow">
       <w:rPr>
+        <w:rFonts w:eastAsia="黑体"/>
         <w:b/>
         <w:bCs/>
       </w:rPr>
@@ -12128,6 +12581,7 @@
       <w:spacing w:after="0" w:line="240" w:lineRule="auto"/>
     </w:pPr>
     <w:rPr>
+      <w:rFonts w:eastAsia="黑体"/>
       <w:color w:themeColor="background1" w:val="FFFFFF"/>
     </w:rPr>
     <w:tblPr>
@@ -12146,6 +12600,7 @@
     </w:tcPr>
     <w:tblStylePr w:type="firstRow">
       <w:rPr>
+        <w:rFonts w:eastAsia="黑体"/>
         <w:b/>
         <w:bCs/>
       </w:rPr>
@@ -12242,6 +12697,7 @@
       <w:spacing w:after="0" w:line="240" w:lineRule="auto"/>
     </w:pPr>
     <w:rPr>
+      <w:rFonts w:eastAsia="黑体"/>
       <w:color w:themeColor="background1" w:val="FFFFFF"/>
     </w:rPr>
     <w:tblPr>
@@ -12260,6 +12716,7 @@
     </w:tcPr>
     <w:tblStylePr w:type="firstRow">
       <w:rPr>
+        <w:rFonts w:eastAsia="黑体"/>
         <w:b/>
         <w:bCs/>
       </w:rPr>
@@ -12356,6 +12813,7 @@
       <w:spacing w:after="0" w:line="240" w:lineRule="auto"/>
     </w:pPr>
     <w:rPr>
+      <w:rFonts w:eastAsia="黑体"/>
       <w:color w:themeColor="background1" w:val="FFFFFF"/>
     </w:rPr>
     <w:tblPr>
@@ -12374,6 +12832,7 @@
     </w:tcPr>
     <w:tblStylePr w:type="firstRow">
       <w:rPr>
+        <w:rFonts w:eastAsia="黑体"/>
         <w:b/>
         <w:bCs/>
       </w:rPr>
@@ -12470,6 +12929,7 @@
       <w:spacing w:after="0" w:line="240" w:lineRule="auto"/>
     </w:pPr>
     <w:rPr>
+      <w:rFonts w:eastAsia="黑体"/>
       <w:color w:themeColor="background1" w:val="FFFFFF"/>
     </w:rPr>
     <w:tblPr>
@@ -12488,6 +12948,7 @@
     </w:tcPr>
     <w:tblStylePr w:type="firstRow">
       <w:rPr>
+        <w:rFonts w:eastAsia="黑体"/>
         <w:b/>
         <w:bCs/>
       </w:rPr>
@@ -12584,6 +13045,7 @@
       <w:spacing w:after="0" w:line="240" w:lineRule="auto"/>
     </w:pPr>
     <w:rPr>
+      <w:rFonts w:eastAsia="黑体"/>
       <w:color w:themeColor="text1" w:val="000000"/>
     </w:rPr>
     <w:tblPr>
@@ -12610,6 +13072,7 @@
     </w:tcPr>
     <w:tblStylePr w:type="firstRow">
       <w:rPr>
+        <w:rFonts w:eastAsia="黑体"/>
         <w:b/>
         <w:bCs/>
       </w:rPr>
@@ -12628,6 +13091,7 @@
     </w:tblStylePr>
     <w:tblStylePr w:type="lastRow">
       <w:rPr>
+        <w:rFonts w:eastAsia="黑体"/>
         <w:b/>
         <w:bCs/>
         <w:color w:themeColor="background1" w:val="FFFFFF"/>
@@ -12642,6 +13106,7 @@
     </w:tblStylePr>
     <w:tblStylePr w:type="firstCol">
       <w:rPr>
+        <w:rFonts w:eastAsia="黑体"/>
         <w:color w:themeColor="background1" w:val="FFFFFF"/>
       </w:rPr>
       <w:tblPr/>
@@ -12659,6 +13124,7 @@
     </w:tblStylePr>
     <w:tblStylePr w:type="lastCol">
       <w:rPr>
+        <w:rFonts w:eastAsia="黑体"/>
         <w:color w:themeColor="background1" w:val="FFFFFF"/>
       </w:rPr>
       <w:tblPr/>
@@ -12688,11 +13154,13 @@
     </w:tblStylePr>
     <w:tblStylePr w:type="neCell">
       <w:rPr>
+        <w:rFonts w:eastAsia="黑体"/>
         <w:color w:themeColor="text1" w:val="000000"/>
       </w:rPr>
     </w:tblStylePr>
     <w:tblStylePr w:type="nwCell">
       <w:rPr>
+        <w:rFonts w:eastAsia="黑体"/>
         <w:color w:themeColor="text1" w:val="000000"/>
       </w:rPr>
     </w:tblStylePr>
@@ -12706,6 +13174,7 @@
       <w:spacing w:after="0" w:line="240" w:lineRule="auto"/>
     </w:pPr>
     <w:rPr>
+      <w:rFonts w:eastAsia="黑体"/>
       <w:color w:themeColor="text1" w:val="000000"/>
     </w:rPr>
     <w:tblPr>
@@ -12732,6 +13201,7 @@
     </w:tcPr>
     <w:tblStylePr w:type="firstRow">
       <w:rPr>
+        <w:rFonts w:eastAsia="黑体"/>
         <w:b/>
         <w:bCs/>
       </w:rPr>
@@ -12750,6 +13220,7 @@
     </w:tblStylePr>
     <w:tblStylePr w:type="lastRow">
       <w:rPr>
+        <w:rFonts w:eastAsia="黑体"/>
         <w:b/>
         <w:bCs/>
         <w:color w:themeColor="background1" w:val="FFFFFF"/>
@@ -12764,6 +13235,7 @@
     </w:tblStylePr>
     <w:tblStylePr w:type="firstCol">
       <w:rPr>
+        <w:rFonts w:eastAsia="黑体"/>
         <w:color w:themeColor="background1" w:val="FFFFFF"/>
       </w:rPr>
       <w:tblPr/>
@@ -12781,6 +13253,7 @@
     </w:tblStylePr>
     <w:tblStylePr w:type="lastCol">
       <w:rPr>
+        <w:rFonts w:eastAsia="黑体"/>
         <w:color w:themeColor="background1" w:val="FFFFFF"/>
       </w:rPr>
       <w:tblPr/>
@@ -12810,11 +13283,13 @@
     </w:tblStylePr>
     <w:tblStylePr w:type="neCell">
       <w:rPr>
+        <w:rFonts w:eastAsia="黑体"/>
         <w:color w:themeColor="text1" w:val="000000"/>
       </w:rPr>
     </w:tblStylePr>
     <w:tblStylePr w:type="nwCell">
       <w:rPr>
+        <w:rFonts w:eastAsia="黑体"/>
         <w:color w:themeColor="text1" w:val="000000"/>
       </w:rPr>
     </w:tblStylePr>
@@ -12828,6 +13303,7 @@
       <w:spacing w:after="0" w:line="240" w:lineRule="auto"/>
     </w:pPr>
     <w:rPr>
+      <w:rFonts w:eastAsia="黑体"/>
       <w:color w:themeColor="text1" w:val="000000"/>
     </w:rPr>
     <w:tblPr>
@@ -12854,6 +13330,7 @@
     </w:tcPr>
     <w:tblStylePr w:type="firstRow">
       <w:rPr>
+        <w:rFonts w:eastAsia="黑体"/>
         <w:b/>
         <w:bCs/>
       </w:rPr>
@@ -12872,6 +13349,7 @@
     </w:tblStylePr>
     <w:tblStylePr w:type="lastRow">
       <w:rPr>
+        <w:rFonts w:eastAsia="黑体"/>
         <w:b/>
         <w:bCs/>
         <w:color w:themeColor="background1" w:val="FFFFFF"/>
@@ -12886,6 +13364,7 @@
     </w:tblStylePr>
     <w:tblStylePr w:type="firstCol">
       <w:rPr>
+        <w:rFonts w:eastAsia="黑体"/>
         <w:color w:themeColor="background1" w:val="FFFFFF"/>
       </w:rPr>
       <w:tblPr/>
@@ -12903,6 +13382,7 @@
     </w:tblStylePr>
     <w:tblStylePr w:type="lastCol">
       <w:rPr>
+        <w:rFonts w:eastAsia="黑体"/>
         <w:color w:themeColor="background1" w:val="FFFFFF"/>
       </w:rPr>
       <w:tblPr/>
@@ -12932,11 +13412,13 @@
     </w:tblStylePr>
     <w:tblStylePr w:type="neCell">
       <w:rPr>
+        <w:rFonts w:eastAsia="黑体"/>
         <w:color w:themeColor="text1" w:val="000000"/>
       </w:rPr>
     </w:tblStylePr>
     <w:tblStylePr w:type="nwCell">
       <w:rPr>
+        <w:rFonts w:eastAsia="黑体"/>
         <w:color w:themeColor="text1" w:val="000000"/>
       </w:rPr>
     </w:tblStylePr>
@@ -12950,6 +13432,7 @@
       <w:spacing w:after="0" w:line="240" w:lineRule="auto"/>
     </w:pPr>
     <w:rPr>
+      <w:rFonts w:eastAsia="黑体"/>
       <w:color w:themeColor="text1" w:val="000000"/>
     </w:rPr>
     <w:tblPr>
@@ -12976,6 +13459,7 @@
     </w:tcPr>
     <w:tblStylePr w:type="firstRow">
       <w:rPr>
+        <w:rFonts w:eastAsia="黑体"/>
         <w:b/>
         <w:bCs/>
       </w:rPr>
@@ -12994,6 +13478,7 @@
     </w:tblStylePr>
     <w:tblStylePr w:type="lastRow">
       <w:rPr>
+        <w:rFonts w:eastAsia="黑体"/>
         <w:b/>
         <w:bCs/>
         <w:color w:themeColor="background1" w:val="FFFFFF"/>
@@ -13008,6 +13493,7 @@
     </w:tblStylePr>
     <w:tblStylePr w:type="firstCol">
       <w:rPr>
+        <w:rFonts w:eastAsia="黑体"/>
         <w:color w:themeColor="background1" w:val="FFFFFF"/>
       </w:rPr>
       <w:tblPr/>
@@ -13025,6 +13511,7 @@
     </w:tblStylePr>
     <w:tblStylePr w:type="lastCol">
       <w:rPr>
+        <w:rFonts w:eastAsia="黑体"/>
         <w:color w:themeColor="background1" w:val="FFFFFF"/>
       </w:rPr>
       <w:tblPr/>
@@ -13062,6 +13549,7 @@
       <w:spacing w:after="0" w:line="240" w:lineRule="auto"/>
     </w:pPr>
     <w:rPr>
+      <w:rFonts w:eastAsia="黑体"/>
       <w:color w:themeColor="text1" w:val="000000"/>
     </w:rPr>
     <w:tblPr>
@@ -13088,6 +13576,7 @@
     </w:tcPr>
     <w:tblStylePr w:type="firstRow">
       <w:rPr>
+        <w:rFonts w:eastAsia="黑体"/>
         <w:b/>
         <w:bCs/>
       </w:rPr>
@@ -13106,6 +13595,7 @@
     </w:tblStylePr>
     <w:tblStylePr w:type="lastRow">
       <w:rPr>
+        <w:rFonts w:eastAsia="黑体"/>
         <w:b/>
         <w:bCs/>
         <w:color w:themeColor="background1" w:val="FFFFFF"/>
@@ -13120,6 +13610,7 @@
     </w:tblStylePr>
     <w:tblStylePr w:type="firstCol">
       <w:rPr>
+        <w:rFonts w:eastAsia="黑体"/>
         <w:color w:themeColor="background1" w:val="FFFFFF"/>
       </w:rPr>
       <w:tblPr/>
@@ -13137,6 +13628,7 @@
     </w:tblStylePr>
     <w:tblStylePr w:type="lastCol">
       <w:rPr>
+        <w:rFonts w:eastAsia="黑体"/>
         <w:color w:themeColor="background1" w:val="FFFFFF"/>
       </w:rPr>
       <w:tblPr/>
@@ -13166,11 +13658,13 @@
     </w:tblStylePr>
     <w:tblStylePr w:type="neCell">
       <w:rPr>
+        <w:rFonts w:eastAsia="黑体"/>
         <w:color w:themeColor="text1" w:val="000000"/>
       </w:rPr>
     </w:tblStylePr>
     <w:tblStylePr w:type="nwCell">
       <w:rPr>
+        <w:rFonts w:eastAsia="黑体"/>
         <w:color w:themeColor="text1" w:val="000000"/>
       </w:rPr>
     </w:tblStylePr>
@@ -13184,6 +13678,7 @@
       <w:spacing w:after="0" w:line="240" w:lineRule="auto"/>
     </w:pPr>
     <w:rPr>
+      <w:rFonts w:eastAsia="黑体"/>
       <w:color w:themeColor="text1" w:val="000000"/>
     </w:rPr>
     <w:tblPr>
@@ -13210,6 +13705,7 @@
     </w:tcPr>
     <w:tblStylePr w:type="firstRow">
       <w:rPr>
+        <w:rFonts w:eastAsia="黑体"/>
         <w:b/>
         <w:bCs/>
       </w:rPr>
@@ -13228,6 +13724,7 @@
     </w:tblStylePr>
     <w:tblStylePr w:type="lastRow">
       <w:rPr>
+        <w:rFonts w:eastAsia="黑体"/>
         <w:b/>
         <w:bCs/>
         <w:color w:themeColor="background1" w:val="FFFFFF"/>
@@ -13242,6 +13739,7 @@
     </w:tblStylePr>
     <w:tblStylePr w:type="firstCol">
       <w:rPr>
+        <w:rFonts w:eastAsia="黑体"/>
         <w:color w:themeColor="background1" w:val="FFFFFF"/>
       </w:rPr>
       <w:tblPr/>
@@ -13259,6 +13757,7 @@
     </w:tblStylePr>
     <w:tblStylePr w:type="lastCol">
       <w:rPr>
+        <w:rFonts w:eastAsia="黑体"/>
         <w:color w:themeColor="background1" w:val="FFFFFF"/>
       </w:rPr>
       <w:tblPr/>
@@ -13288,11 +13787,13 @@
     </w:tblStylePr>
     <w:tblStylePr w:type="neCell">
       <w:rPr>
+        <w:rFonts w:eastAsia="黑体"/>
         <w:color w:themeColor="text1" w:val="000000"/>
       </w:rPr>
     </w:tblStylePr>
     <w:tblStylePr w:type="nwCell">
       <w:rPr>
+        <w:rFonts w:eastAsia="黑体"/>
         <w:color w:themeColor="text1" w:val="000000"/>
       </w:rPr>
     </w:tblStylePr>
@@ -13306,6 +13807,7 @@
       <w:spacing w:after="0" w:line="240" w:lineRule="auto"/>
     </w:pPr>
     <w:rPr>
+      <w:rFonts w:eastAsia="黑体"/>
       <w:color w:themeColor="text1" w:val="000000"/>
     </w:rPr>
     <w:tblPr>
@@ -13332,6 +13834,7 @@
     </w:tcPr>
     <w:tblStylePr w:type="firstRow">
       <w:rPr>
+        <w:rFonts w:eastAsia="黑体"/>
         <w:b/>
         <w:bCs/>
       </w:rPr>
@@ -13350,6 +13853,7 @@
     </w:tblStylePr>
     <w:tblStylePr w:type="lastRow">
       <w:rPr>
+        <w:rFonts w:eastAsia="黑体"/>
         <w:b/>
         <w:bCs/>
         <w:color w:themeColor="background1" w:val="FFFFFF"/>
@@ -13364,6 +13868,7 @@
     </w:tblStylePr>
     <w:tblStylePr w:type="firstCol">
       <w:rPr>
+        <w:rFonts w:eastAsia="黑体"/>
         <w:color w:themeColor="background1" w:val="FFFFFF"/>
       </w:rPr>
       <w:tblPr/>
@@ -13381,6 +13886,7 @@
     </w:tblStylePr>
     <w:tblStylePr w:type="lastCol">
       <w:rPr>
+        <w:rFonts w:eastAsia="黑体"/>
         <w:color w:themeColor="background1" w:val="FFFFFF"/>
       </w:rPr>
       <w:tblPr/>
@@ -13410,11 +13916,13 @@
     </w:tblStylePr>
     <w:tblStylePr w:type="neCell">
       <w:rPr>
+        <w:rFonts w:eastAsia="黑体"/>
         <w:color w:themeColor="text1" w:val="000000"/>
       </w:rPr>
     </w:tblStylePr>
     <w:tblStylePr w:type="nwCell">
       <w:rPr>
+        <w:rFonts w:eastAsia="黑体"/>
         <w:color w:themeColor="text1" w:val="000000"/>
       </w:rPr>
     </w:tblStylePr>
@@ -13428,6 +13936,7 @@
       <w:spacing w:after="0" w:line="240" w:lineRule="auto"/>
     </w:pPr>
     <w:rPr>
+      <w:rFonts w:eastAsia="黑体"/>
       <w:color w:themeColor="text1" w:val="000000"/>
     </w:rPr>
     <w:tblPr>
@@ -13446,6 +13955,7 @@
     </w:tcPr>
     <w:tblStylePr w:type="firstRow">
       <w:rPr>
+        <w:rFonts w:eastAsia="黑体"/>
         <w:b/>
         <w:bCs/>
         <w:color w:themeColor="background1" w:val="FFFFFF"/>
@@ -13460,6 +13970,7 @@
     </w:tblStylePr>
     <w:tblStylePr w:type="lastRow">
       <w:rPr>
+        <w:rFonts w:eastAsia="黑体"/>
         <w:b/>
         <w:bCs/>
         <w:color w:themeColor="accent2" w:themeShade="CC" w:val="9E3A38"/>
@@ -13474,12 +13985,14 @@
     </w:tblStylePr>
     <w:tblStylePr w:type="firstCol">
       <w:rPr>
+        <w:rFonts w:eastAsia="黑体"/>
         <w:b/>
         <w:bCs/>
       </w:rPr>
     </w:tblStylePr>
     <w:tblStylePr w:type="lastCol">
       <w:rPr>
+        <w:rFonts w:eastAsia="黑体"/>
         <w:b/>
         <w:bCs/>
       </w:rPr>
@@ -13514,6 +14027,7 @@
       <w:spacing w:after="0" w:line="240" w:lineRule="auto"/>
     </w:pPr>
     <w:rPr>
+      <w:rFonts w:eastAsia="黑体"/>
       <w:color w:themeColor="text1" w:val="000000"/>
     </w:rPr>
     <w:tblPr>
@@ -13532,6 +14046,7 @@
     </w:tcPr>
     <w:tblStylePr w:type="firstRow">
       <w:rPr>
+        <w:rFonts w:eastAsia="黑体"/>
         <w:b/>
         <w:bCs/>
         <w:color w:themeColor="background1" w:val="FFFFFF"/>
@@ -13546,6 +14061,7 @@
     </w:tblStylePr>
     <w:tblStylePr w:type="lastRow">
       <w:rPr>
+        <w:rFonts w:eastAsia="黑体"/>
         <w:b/>
         <w:bCs/>
         <w:color w:themeColor="accent2" w:themeShade="CC" w:val="9E3A38"/>
@@ -13560,12 +14076,14 @@
     </w:tblStylePr>
     <w:tblStylePr w:type="firstCol">
       <w:rPr>
+        <w:rFonts w:eastAsia="黑体"/>
         <w:b/>
         <w:bCs/>
       </w:rPr>
     </w:tblStylePr>
     <w:tblStylePr w:type="lastCol">
       <w:rPr>
+        <w:rFonts w:eastAsia="黑体"/>
         <w:b/>
         <w:bCs/>
       </w:rPr>
@@ -13600,6 +14118,7 @@
       <w:spacing w:after="0" w:line="240" w:lineRule="auto"/>
     </w:pPr>
     <w:rPr>
+      <w:rFonts w:eastAsia="黑体"/>
       <w:color w:themeColor="text1" w:val="000000"/>
     </w:rPr>
     <w:tblPr>
@@ -13618,6 +14137,7 @@
     </w:tcPr>
     <w:tblStylePr w:type="firstRow">
       <w:rPr>
+        <w:rFonts w:eastAsia="黑体"/>
         <w:b/>
         <w:bCs/>
         <w:color w:themeColor="background1" w:val="FFFFFF"/>
@@ -13632,6 +14152,7 @@
     </w:tblStylePr>
     <w:tblStylePr w:type="lastRow">
       <w:rPr>
+        <w:rFonts w:eastAsia="黑体"/>
         <w:b/>
         <w:bCs/>
         <w:color w:themeColor="accent2" w:themeShade="CC" w:val="9E3A38"/>
@@ -13646,12 +14167,14 @@
     </w:tblStylePr>
     <w:tblStylePr w:type="firstCol">
       <w:rPr>
+        <w:rFonts w:eastAsia="黑体"/>
         <w:b/>
         <w:bCs/>
       </w:rPr>
     </w:tblStylePr>
     <w:tblStylePr w:type="lastCol">
       <w:rPr>
+        <w:rFonts w:eastAsia="黑体"/>
         <w:b/>
         <w:bCs/>
       </w:rPr>
@@ -13686,6 +14209,7 @@
       <w:spacing w:after="0" w:line="240" w:lineRule="auto"/>
     </w:pPr>
     <w:rPr>
+      <w:rFonts w:eastAsia="黑体"/>
       <w:color w:themeColor="text1" w:val="000000"/>
     </w:rPr>
     <w:tblPr>
@@ -13704,6 +14228,7 @@
     </w:tcPr>
     <w:tblStylePr w:type="firstRow">
       <w:rPr>
+        <w:rFonts w:eastAsia="黑体"/>
         <w:b/>
         <w:bCs/>
         <w:color w:themeColor="background1" w:val="FFFFFF"/>
@@ -13718,6 +14243,7 @@
     </w:tblStylePr>
     <w:tblStylePr w:type="lastRow">
       <w:rPr>
+        <w:rFonts w:eastAsia="黑体"/>
         <w:b/>
         <w:bCs/>
         <w:color w:themeColor="accent4" w:themeShade="CC" w:val="664E82"/>
@@ -13732,12 +14258,14 @@
     </w:tblStylePr>
     <w:tblStylePr w:type="firstCol">
       <w:rPr>
+        <w:rFonts w:eastAsia="黑体"/>
         <w:b/>
         <w:bCs/>
       </w:rPr>
     </w:tblStylePr>
     <w:tblStylePr w:type="lastCol">
       <w:rPr>
+        <w:rFonts w:eastAsia="黑体"/>
         <w:b/>
         <w:bCs/>
       </w:rPr>
@@ -13772,6 +14300,7 @@
       <w:spacing w:after="0" w:line="240" w:lineRule="auto"/>
     </w:pPr>
     <w:rPr>
+      <w:rFonts w:eastAsia="黑体"/>
       <w:color w:themeColor="text1" w:val="000000"/>
     </w:rPr>
     <w:tblPr>
@@ -13790,6 +14319,7 @@
     </w:tcPr>
     <w:tblStylePr w:type="firstRow">
       <w:rPr>
+        <w:rFonts w:eastAsia="黑体"/>
         <w:b/>
         <w:bCs/>
         <w:color w:themeColor="background1" w:val="FFFFFF"/>
@@ -13804,6 +14334,7 @@
     </w:tblStylePr>
     <w:tblStylePr w:type="lastRow">
       <w:rPr>
+        <w:rFonts w:eastAsia="黑体"/>
         <w:b/>
         <w:bCs/>
         <w:color w:themeColor="accent3" w:themeShade="CC" w:val="7E9C40"/>
@@ -13818,12 +14349,14 @@
     </w:tblStylePr>
     <w:tblStylePr w:type="firstCol">
       <w:rPr>
+        <w:rFonts w:eastAsia="黑体"/>
         <w:b/>
         <w:bCs/>
       </w:rPr>
     </w:tblStylePr>
     <w:tblStylePr w:type="lastCol">
       <w:rPr>
+        <w:rFonts w:eastAsia="黑体"/>
         <w:b/>
         <w:bCs/>
       </w:rPr>
@@ -13858,6 +14391,7 @@
       <w:spacing w:after="0" w:line="240" w:lineRule="auto"/>
     </w:pPr>
     <w:rPr>
+      <w:rFonts w:eastAsia="黑体"/>
       <w:color w:themeColor="text1" w:val="000000"/>
     </w:rPr>
     <w:tblPr>
@@ -13876,6 +14410,7 @@
     </w:tcPr>
     <w:tblStylePr w:type="firstRow">
       <w:rPr>
+        <w:rFonts w:eastAsia="黑体"/>
         <w:b/>
         <w:bCs/>
         <w:color w:themeColor="background1" w:val="FFFFFF"/>
@@ -13890,6 +14425,7 @@
     </w:tblStylePr>
     <w:tblStylePr w:type="lastRow">
       <w:rPr>
+        <w:rFonts w:eastAsia="黑体"/>
         <w:b/>
         <w:bCs/>
         <w:color w:themeColor="accent6" w:themeShade="CC" w:val="F2730A"/>
@@ -13904,12 +14440,14 @@
     </w:tblStylePr>
     <w:tblStylePr w:type="firstCol">
       <w:rPr>
+        <w:rFonts w:eastAsia="黑体"/>
         <w:b/>
         <w:bCs/>
       </w:rPr>
     </w:tblStylePr>
     <w:tblStylePr w:type="lastCol">
       <w:rPr>
+        <w:rFonts w:eastAsia="黑体"/>
         <w:b/>
         <w:bCs/>
       </w:rPr>
@@ -13944,6 +14482,7 @@
       <w:spacing w:after="0" w:line="240" w:lineRule="auto"/>
     </w:pPr>
     <w:rPr>
+      <w:rFonts w:eastAsia="黑体"/>
       <w:color w:themeColor="text1" w:val="000000"/>
     </w:rPr>
     <w:tblPr>
@@ -13962,6 +14501,7 @@
     </w:tcPr>
     <w:tblStylePr w:type="firstRow">
       <w:rPr>
+        <w:rFonts w:eastAsia="黑体"/>
         <w:b/>
         <w:bCs/>
         <w:color w:themeColor="background1" w:val="FFFFFF"/>
@@ -13976,6 +14516,7 @@
     </w:tblStylePr>
     <w:tblStylePr w:type="lastRow">
       <w:rPr>
+        <w:rFonts w:eastAsia="黑体"/>
         <w:b/>
         <w:bCs/>
         <w:color w:themeColor="accent5" w:themeShade="CC" w:val="348DA5"/>
@@ -13990,12 +14531,14 @@
     </w:tblStylePr>
     <w:tblStylePr w:type="firstCol">
       <w:rPr>
+        <w:rFonts w:eastAsia="黑体"/>
         <w:b/>
         <w:bCs/>
       </w:rPr>
     </w:tblStylePr>
     <w:tblStylePr w:type="lastCol">
       <w:rPr>
+        <w:rFonts w:eastAsia="黑体"/>
         <w:b/>
         <w:bCs/>
       </w:rPr>
@@ -14030,6 +14573,7 @@
       <w:spacing w:after="0" w:line="240" w:lineRule="auto"/>
     </w:pPr>
     <w:rPr>
+      <w:rFonts w:eastAsia="黑体"/>
       <w:color w:themeColor="text1" w:val="000000"/>
     </w:rPr>
     <w:tblPr>
@@ -14051,6 +14595,7 @@
     </w:tcPr>
     <w:tblStylePr w:type="firstRow">
       <w:rPr>
+        <w:rFonts w:eastAsia="黑体"/>
         <w:b/>
         <w:bCs/>
       </w:rPr>
@@ -14061,6 +14606,7 @@
     </w:tblStylePr>
     <w:tblStylePr w:type="lastRow">
       <w:rPr>
+        <w:rFonts w:eastAsia="黑体"/>
         <w:b/>
         <w:bCs/>
         <w:color w:themeColor="text1" w:val="000000"/>
@@ -14072,6 +14618,7 @@
     </w:tblStylePr>
     <w:tblStylePr w:type="firstCol">
       <w:rPr>
+        <w:rFonts w:eastAsia="黑体"/>
         <w:color w:themeColor="background1" w:val="FFFFFF"/>
       </w:rPr>
       <w:tblPr/>
@@ -14081,6 +14628,7 @@
     </w:tblStylePr>
     <w:tblStylePr w:type="lastCol">
       <w:rPr>
+        <w:rFonts w:eastAsia="黑体"/>
         <w:color w:themeColor="background1" w:val="FFFFFF"/>
       </w:rPr>
       <w:tblPr/>
@@ -14110,6 +14658,7 @@
       <w:spacing w:after="0" w:line="240" w:lineRule="auto"/>
     </w:pPr>
     <w:rPr>
+      <w:rFonts w:eastAsia="黑体"/>
       <w:color w:themeColor="text1" w:val="000000"/>
     </w:rPr>
     <w:tblPr>
@@ -14131,6 +14680,7 @@
     </w:tcPr>
     <w:tblStylePr w:type="firstRow">
       <w:rPr>
+        <w:rFonts w:eastAsia="黑体"/>
         <w:b/>
         <w:bCs/>
       </w:rPr>
@@ -14141,6 +14691,7 @@
     </w:tblStylePr>
     <w:tblStylePr w:type="lastRow">
       <w:rPr>
+        <w:rFonts w:eastAsia="黑体"/>
         <w:b/>
         <w:bCs/>
         <w:color w:themeColor="text1" w:val="000000"/>
@@ -14152,6 +14703,7 @@
     </w:tblStylePr>
     <w:tblStylePr w:type="firstCol">
       <w:rPr>
+        <w:rFonts w:eastAsia="黑体"/>
         <w:color w:themeColor="background1" w:val="FFFFFF"/>
       </w:rPr>
       <w:tblPr/>
@@ -14161,6 +14713,7 @@
     </w:tblStylePr>
     <w:tblStylePr w:type="lastCol">
       <w:rPr>
+        <w:rFonts w:eastAsia="黑体"/>
         <w:color w:themeColor="background1" w:val="FFFFFF"/>
       </w:rPr>
       <w:tblPr/>
@@ -14190,6 +14743,7 @@
       <w:spacing w:after="0" w:line="240" w:lineRule="auto"/>
     </w:pPr>
     <w:rPr>
+      <w:rFonts w:eastAsia="黑体"/>
       <w:color w:themeColor="text1" w:val="000000"/>
     </w:rPr>
     <w:tblPr>
@@ -14211,6 +14765,7 @@
     </w:tcPr>
     <w:tblStylePr w:type="firstRow">
       <w:rPr>
+        <w:rFonts w:eastAsia="黑体"/>
         <w:b/>
         <w:bCs/>
       </w:rPr>
@@ -14221,6 +14776,7 @@
     </w:tblStylePr>
     <w:tblStylePr w:type="lastRow">
       <w:rPr>
+        <w:rFonts w:eastAsia="黑体"/>
         <w:b/>
         <w:bCs/>
         <w:color w:themeColor="text1" w:val="000000"/>
@@ -14232,6 +14788,7 @@
     </w:tblStylePr>
     <w:tblStylePr w:type="firstCol">
       <w:rPr>
+        <w:rFonts w:eastAsia="黑体"/>
         <w:color w:themeColor="background1" w:val="FFFFFF"/>
       </w:rPr>
       <w:tblPr/>
@@ -14241,6 +14798,7 @@
     </w:tblStylePr>
     <w:tblStylePr w:type="lastCol">
       <w:rPr>
+        <w:rFonts w:eastAsia="黑体"/>
         <w:color w:themeColor="background1" w:val="FFFFFF"/>
       </w:rPr>
       <w:tblPr/>
@@ -14270,6 +14828,7 @@
       <w:spacing w:after="0" w:line="240" w:lineRule="auto"/>
     </w:pPr>
     <w:rPr>
+      <w:rFonts w:eastAsia="黑体"/>
       <w:color w:themeColor="text1" w:val="000000"/>
     </w:rPr>
     <w:tblPr>
@@ -14291,6 +14850,7 @@
     </w:tcPr>
     <w:tblStylePr w:type="firstRow">
       <w:rPr>
+        <w:rFonts w:eastAsia="黑体"/>
         <w:b/>
         <w:bCs/>
       </w:rPr>
@@ -14301,6 +14861,7 @@
     </w:tblStylePr>
     <w:tblStylePr w:type="lastRow">
       <w:rPr>
+        <w:rFonts w:eastAsia="黑体"/>
         <w:b/>
         <w:bCs/>
         <w:color w:themeColor="text1" w:val="000000"/>
@@ -14312,6 +14873,7 @@
     </w:tblStylePr>
     <w:tblStylePr w:type="firstCol">
       <w:rPr>
+        <w:rFonts w:eastAsia="黑体"/>
         <w:color w:themeColor="background1" w:val="FFFFFF"/>
       </w:rPr>
       <w:tblPr/>
@@ -14321,6 +14883,7 @@
     </w:tblStylePr>
     <w:tblStylePr w:type="lastCol">
       <w:rPr>
+        <w:rFonts w:eastAsia="黑体"/>
         <w:color w:themeColor="background1" w:val="FFFFFF"/>
       </w:rPr>
       <w:tblPr/>
@@ -14350,6 +14913,7 @@
       <w:spacing w:after="0" w:line="240" w:lineRule="auto"/>
     </w:pPr>
     <w:rPr>
+      <w:rFonts w:eastAsia="黑体"/>
       <w:color w:themeColor="text1" w:val="000000"/>
     </w:rPr>
     <w:tblPr>
@@ -14371,6 +14935,7 @@
     </w:tcPr>
     <w:tblStylePr w:type="firstRow">
       <w:rPr>
+        <w:rFonts w:eastAsia="黑体"/>
         <w:b/>
         <w:bCs/>
       </w:rPr>
@@ -14381,6 +14946,7 @@
     </w:tblStylePr>
     <w:tblStylePr w:type="lastRow">
       <w:rPr>
+        <w:rFonts w:eastAsia="黑体"/>
         <w:b/>
         <w:bCs/>
         <w:color w:themeColor="text1" w:val="000000"/>
@@ -14392,6 +14958,7 @@
     </w:tblStylePr>
     <w:tblStylePr w:type="firstCol">
       <w:rPr>
+        <w:rFonts w:eastAsia="黑体"/>
         <w:color w:themeColor="background1" w:val="FFFFFF"/>
       </w:rPr>
       <w:tblPr/>
@@ -14401,6 +14968,7 @@
     </w:tblStylePr>
     <w:tblStylePr w:type="lastCol">
       <w:rPr>
+        <w:rFonts w:eastAsia="黑体"/>
         <w:color w:themeColor="background1" w:val="FFFFFF"/>
       </w:rPr>
       <w:tblPr/>
@@ -14430,6 +14998,7 @@
       <w:spacing w:after="0" w:line="240" w:lineRule="auto"/>
     </w:pPr>
     <w:rPr>
+      <w:rFonts w:eastAsia="黑体"/>
       <w:color w:themeColor="text1" w:val="000000"/>
     </w:rPr>
     <w:tblPr>
@@ -14451,6 +15020,7 @@
     </w:tcPr>
     <w:tblStylePr w:type="firstRow">
       <w:rPr>
+        <w:rFonts w:eastAsia="黑体"/>
         <w:b/>
         <w:bCs/>
       </w:rPr>
@@ -14461,6 +15031,7 @@
     </w:tblStylePr>
     <w:tblStylePr w:type="lastRow">
       <w:rPr>
+        <w:rFonts w:eastAsia="黑体"/>
         <w:b/>
         <w:bCs/>
         <w:color w:themeColor="text1" w:val="000000"/>
@@ -14472,6 +15043,7 @@
     </w:tblStylePr>
     <w:tblStylePr w:type="firstCol">
       <w:rPr>
+        <w:rFonts w:eastAsia="黑体"/>
         <w:color w:themeColor="background1" w:val="FFFFFF"/>
       </w:rPr>
       <w:tblPr/>
@@ -14481,6 +15053,7 @@
     </w:tblStylePr>
     <w:tblStylePr w:type="lastCol">
       <w:rPr>
+        <w:rFonts w:eastAsia="黑体"/>
         <w:color w:themeColor="background1" w:val="FFFFFF"/>
       </w:rPr>
       <w:tblPr/>
@@ -14510,6 +15083,7 @@
       <w:spacing w:after="0" w:line="240" w:lineRule="auto"/>
     </w:pPr>
     <w:rPr>
+      <w:rFonts w:eastAsia="黑体"/>
       <w:color w:themeColor="text1" w:val="000000"/>
     </w:rPr>
     <w:tblPr>
@@ -14531,6 +15105,7 @@
     </w:tcPr>
     <w:tblStylePr w:type="firstRow">
       <w:rPr>
+        <w:rFonts w:eastAsia="黑体"/>
         <w:b/>
         <w:bCs/>
       </w:rPr>
@@ -14541,6 +15116,7 @@
     </w:tblStylePr>
     <w:tblStylePr w:type="lastRow">
       <w:rPr>
+        <w:rFonts w:eastAsia="黑体"/>
         <w:b/>
         <w:bCs/>
         <w:color w:themeColor="text1" w:val="000000"/>
@@ -14552,6 +15128,7 @@
     </w:tblStylePr>
     <w:tblStylePr w:type="firstCol">
       <w:rPr>
+        <w:rFonts w:eastAsia="黑体"/>
         <w:color w:themeColor="background1" w:val="FFFFFF"/>
       </w:rPr>
       <w:tblPr/>
@@ -14561,6 +15138,7 @@
     </w:tblStylePr>
     <w:tblStylePr w:type="lastCol">
       <w:rPr>
+        <w:rFonts w:eastAsia="黑体"/>
         <w:color w:themeColor="background1" w:val="FFFFFF"/>
       </w:rPr>
       <w:tblPr/>
@@ -14593,6 +15171,7 @@
     <w:name w:val="KeywordTok"/>
     <w:basedOn w:val="VerbatimChar"/>
     <w:rPr>
+      <w:rFonts w:eastAsia="黑体"/>
       <w:b/>
       <w:color w:val="007020"/>
     </w:rPr>
@@ -14601,6 +15180,7 @@
     <w:name w:val="DataTypeTok"/>
     <w:basedOn w:val="VerbatimChar"/>
     <w:rPr>
+      <w:rFonts w:eastAsia="黑体"/>
       <w:color w:val="902000"/>
     </w:rPr>
   </w:style>
@@ -14608,6 +15188,7 @@
     <w:name w:val="DecValTok"/>
     <w:basedOn w:val="VerbatimChar"/>
     <w:rPr>
+      <w:rFonts w:eastAsia="黑体"/>
       <w:color w:val="40a070"/>
     </w:rPr>
   </w:style>
@@ -14615,6 +15196,7 @@
     <w:name w:val="BaseNTok"/>
     <w:basedOn w:val="VerbatimChar"/>
     <w:rPr>
+      <w:rFonts w:eastAsia="黑体"/>
       <w:color w:val="40a070"/>
     </w:rPr>
   </w:style>
@@ -14622,6 +15204,7 @@
     <w:name w:val="FloatTok"/>
     <w:basedOn w:val="VerbatimChar"/>
     <w:rPr>
+      <w:rFonts w:eastAsia="黑体"/>
       <w:color w:val="40a070"/>
     </w:rPr>
   </w:style>
@@ -14629,6 +15212,7 @@
     <w:name w:val="ConstantTok"/>
     <w:basedOn w:val="VerbatimChar"/>
     <w:rPr>
+      <w:rFonts w:eastAsia="黑体"/>
       <w:color w:val="880000"/>
     </w:rPr>
   </w:style>
@@ -14636,6 +15220,7 @@
     <w:name w:val="CharTok"/>
     <w:basedOn w:val="VerbatimChar"/>
     <w:rPr>
+      <w:rFonts w:eastAsia="黑体"/>
       <w:color w:val="4070a0"/>
     </w:rPr>
   </w:style>
@@ -14643,6 +15228,7 @@
     <w:name w:val="SpecialCharTok"/>
     <w:basedOn w:val="VerbatimChar"/>
     <w:rPr>
+      <w:rFonts w:eastAsia="黑体"/>
       <w:color w:val="4070a0"/>
     </w:rPr>
   </w:style>
@@ -14650,6 +15236,7 @@
     <w:name w:val="StringTok"/>
     <w:basedOn w:val="VerbatimChar"/>
     <w:rPr>
+      <w:rFonts w:eastAsia="黑体"/>
       <w:color w:val="4070a0"/>
     </w:rPr>
   </w:style>
@@ -14657,6 +15244,7 @@
     <w:name w:val="VerbatimStringTok"/>
     <w:basedOn w:val="VerbatimChar"/>
     <w:rPr>
+      <w:rFonts w:eastAsia="黑体"/>
       <w:color w:val="4070a0"/>
     </w:rPr>
   </w:style>
@@ -14664,6 +15252,7 @@
     <w:name w:val="SpecialStringTok"/>
     <w:basedOn w:val="VerbatimChar"/>
     <w:rPr>
+      <w:rFonts w:eastAsia="黑体"/>
       <w:color w:val="bb6688"/>
     </w:rPr>
   </w:style>
@@ -14671,6 +15260,7 @@
     <w:name w:val="ImportTok"/>
     <w:basedOn w:val="VerbatimChar"/>
     <w:rPr>
+      <w:rFonts w:eastAsia="黑体"/>
       <w:b/>
       <w:color w:val="008000"/>
     </w:rPr>
@@ -14679,6 +15269,7 @@
     <w:name w:val="CommentTok"/>
     <w:basedOn w:val="VerbatimChar"/>
     <w:rPr>
+      <w:rFonts w:eastAsia="黑体"/>
       <w:i/>
       <w:color w:val="60a0b0"/>
     </w:rPr>
@@ -14687,6 +15278,7 @@
     <w:name w:val="DocumentationTok"/>
     <w:basedOn w:val="VerbatimChar"/>
     <w:rPr>
+      <w:rFonts w:eastAsia="黑体"/>
       <w:i/>
       <w:color w:val="ba2121"/>
     </w:rPr>
@@ -14695,6 +15287,7 @@
     <w:name w:val="AnnotationTok"/>
     <w:basedOn w:val="VerbatimChar"/>
     <w:rPr>
+      <w:rFonts w:eastAsia="黑体"/>
       <w:b/>
       <w:i/>
       <w:color w:val="60a0b0"/>
@@ -14704,6 +15297,7 @@
     <w:name w:val="CommentVarTok"/>
     <w:basedOn w:val="VerbatimChar"/>
     <w:rPr>
+      <w:rFonts w:eastAsia="黑体"/>
       <w:b/>
       <w:i/>
       <w:color w:val="60a0b0"/>
@@ -14713,6 +15307,7 @@
     <w:name w:val="OtherTok"/>
     <w:basedOn w:val="VerbatimChar"/>
     <w:rPr>
+      <w:rFonts w:eastAsia="黑体"/>
       <w:color w:val="007020"/>
     </w:rPr>
   </w:style>
@@ -14720,6 +15315,7 @@
     <w:name w:val="FunctionTok"/>
     <w:basedOn w:val="VerbatimChar"/>
     <w:rPr>
+      <w:rFonts w:eastAsia="黑体"/>
       <w:color w:val="06287e"/>
     </w:rPr>
   </w:style>
@@ -14727,6 +15323,7 @@
     <w:name w:val="VariableTok"/>
     <w:basedOn w:val="VerbatimChar"/>
     <w:rPr>
+      <w:rFonts w:eastAsia="黑体"/>
       <w:color w:val="19177c"/>
     </w:rPr>
   </w:style>
@@ -14734,6 +15331,7 @@
     <w:name w:val="ControlFlowTok"/>
     <w:basedOn w:val="VerbatimChar"/>
     <w:rPr>
+      <w:rFonts w:eastAsia="黑体"/>
       <w:b/>
       <w:color w:val="007020"/>
     </w:rPr>
@@ -14742,6 +15340,7 @@
     <w:name w:val="OperatorTok"/>
     <w:basedOn w:val="VerbatimChar"/>
     <w:rPr>
+      <w:rFonts w:eastAsia="黑体"/>
       <w:color w:val="666666"/>
     </w:rPr>
   </w:style>
@@ -14749,18 +15348,22 @@
     <w:name w:val="BuiltInTok"/>
     <w:basedOn w:val="VerbatimChar"/>
     <w:rPr>
+      <w:rFonts w:eastAsia="黑体"/>
       <w:color w:val="008000"/>
     </w:rPr>
   </w:style>
   <w:style w:type="character" w:customStyle="1" w:styleId="ExtensionTok">
     <w:name w:val="ExtensionTok"/>
     <w:basedOn w:val="VerbatimChar"/>
-    <w:rPr/>
+    <w:rPr>
+      <w:rFonts w:eastAsia="黑体"/>
+    </w:rPr>
   </w:style>
   <w:style w:type="character" w:customStyle="1" w:styleId="PreprocessorTok">
     <w:name w:val="PreprocessorTok"/>
     <w:basedOn w:val="VerbatimChar"/>
     <w:rPr>
+      <w:rFonts w:eastAsia="黑体"/>
       <w:color w:val="bc7a00"/>
     </w:rPr>
   </w:style>
@@ -14768,18 +15371,22 @@
     <w:name w:val="AttributeTok"/>
     <w:basedOn w:val="VerbatimChar"/>
     <w:rPr>
+      <w:rFonts w:eastAsia="黑体"/>
       <w:color w:val="7d9029"/>
     </w:rPr>
   </w:style>
   <w:style w:type="character" w:customStyle="1" w:styleId="RegionMarkerTok">
     <w:name w:val="RegionMarkerTok"/>
     <w:basedOn w:val="VerbatimChar"/>
-    <w:rPr/>
+    <w:rPr>
+      <w:rFonts w:eastAsia="黑体"/>
+    </w:rPr>
   </w:style>
   <w:style w:type="character" w:customStyle="1" w:styleId="InformationTok">
     <w:name w:val="InformationTok"/>
     <w:basedOn w:val="VerbatimChar"/>
     <w:rPr>
+      <w:rFonts w:eastAsia="黑体"/>
       <w:b/>
       <w:i/>
       <w:color w:val="60a0b0"/>
@@ -14789,6 +15396,7 @@
     <w:name w:val="WarningTok"/>
     <w:basedOn w:val="VerbatimChar"/>
     <w:rPr>
+      <w:rFonts w:eastAsia="黑体"/>
       <w:b/>
       <w:i/>
       <w:color w:val="60a0b0"/>
@@ -14798,6 +15406,7 @@
     <w:name w:val="AlertTok"/>
     <w:basedOn w:val="VerbatimChar"/>
     <w:rPr>
+      <w:rFonts w:eastAsia="黑体"/>
       <w:b/>
       <w:color w:val="ff0000"/>
     </w:rPr>
@@ -14806,6 +15415,7 @@
     <w:name w:val="ErrorTok"/>
     <w:basedOn w:val="VerbatimChar"/>
     <w:rPr>
+      <w:rFonts w:eastAsia="黑体"/>
       <w:b/>
       <w:color w:val="ff0000"/>
     </w:rPr>
@@ -14813,7 +15423,9 @@
   <w:style w:type="character" w:customStyle="1" w:styleId="NormalTok">
     <w:name w:val="NormalTok"/>
     <w:basedOn w:val="VerbatimChar"/>
-    <w:rPr/>
+    <w:rPr>
+      <w:rFonts w:eastAsia="黑体"/>
+    </w:rPr>
   </w:style>
 </w:styles>
 </file>
@@ -14862,12 +15474,12 @@
     <a:fontScheme name="Office">
       <a:majorFont>
         <a:latin typeface="Calibri"/>
-        <a:ea typeface=""/>
+        <a:ea typeface="黑体"/>
         <a:cs typeface=""/>
         <a:font script="Jpan" typeface="ＭＳ ゴシック"/>
         <a:font script="Hang" typeface="맑은 고딕"/>
-        <a:font script="Hans" typeface="宋体"/>
-        <a:font script="Hant" typeface="新細明體"/>
+        <a:font script="Hans" typeface="黑体"/>
+        <a:font script="Hant" typeface="黑体"/>
         <a:font script="Arab" typeface="Times New Roman"/>
         <a:font script="Hebr" typeface="Times New Roman"/>
         <a:font script="Thai" typeface="Angsana New"/>
@@ -14897,12 +15509,12 @@
       </a:majorFont>
       <a:minorFont>
         <a:latin typeface="Cambria"/>
-        <a:ea typeface=""/>
+        <a:ea typeface="黑体"/>
         <a:cs typeface=""/>
         <a:font script="Jpan" typeface="ＭＳ 明朝"/>
         <a:font script="Hang" typeface="맑은 고딕"/>
-        <a:font script="Hans" typeface="宋体"/>
-        <a:font script="Hant" typeface="新細明體"/>
+        <a:font script="Hans" typeface="黑体"/>
+        <a:font script="Hant" typeface="黑体"/>
         <a:font script="Arab" typeface="Arial"/>
         <a:font script="Hebr" typeface="Arial"/>
         <a:font script="Thai" typeface="Cordia New"/>

--- a/01-电源电路/03-整流滤波电路/电容滤波电路/电容滤波电路.docx
+++ b/01-电源电路/03-整流滤波电路/电容滤波电路/电容滤波电路.docx
@@ -2400,7 +2400,7 @@
           <w:color w:val="555555"/>
           <w:sz w:val="21"/>
         </w:rPr>
-        <w:t>材料收集者：杜文杰，WX手机：19519196569，QQ:3478827729</w:t>
+        <w:t>材料收集者：杜文杰，微信/手机：19519196569，QQ:3478827729</w:t>
       </w:r>
     </w:p>
     <w:sectPr>
